--- a/EXPORTS/DOCX/published/niveau3/Dutch/KVVAK.docx
+++ b/EXPORTS/DOCX/published/niveau3/Dutch/KVVAK.docx
@@ -17,7 +17,7 @@
         <w:autoSpaceDE w:val="0"/>
         <w:widowControl/>
         <w:spacing w:line="576" w:lineRule="exact" w:before="144" w:after="0"/>
-        <w:ind w:left="20" w:right="1440" w:firstLine="0"/>
+        <w:ind w:left="10" w:right="1440" w:firstLine="0"/>
         <w:jc w:val="left"/>
       </w:pPr>
       <w:r>
@@ -47,7 +47,7 @@
         <w:autoSpaceDE w:val="0"/>
         <w:widowControl/>
         <w:spacing w:line="540" w:lineRule="exact" w:before="214" w:after="0"/>
-        <w:ind w:left="20" w:right="0" w:firstLine="0"/>
+        <w:ind w:left="10" w:right="0" w:firstLine="0"/>
         <w:jc w:val="left"/>
       </w:pPr>
       <w:r>
@@ -67,7 +67,7 @@
         <w:autoSpaceDE w:val="0"/>
         <w:widowControl/>
         <w:spacing w:line="288" w:lineRule="exact" w:before="292" w:after="0"/>
-        <w:ind w:left="20" w:right="576" w:firstLine="0"/>
+        <w:ind w:left="10" w:right="576" w:firstLine="0"/>
         <w:jc w:val="left"/>
       </w:pPr>
       <w:r>
@@ -97,7 +97,7 @@
         <w:autoSpaceDE w:val="0"/>
         <w:widowControl/>
         <w:spacing w:line="420" w:lineRule="exact" w:before="204" w:after="0"/>
-        <w:ind w:left="20" w:right="0" w:firstLine="0"/>
+        <w:ind w:left="10" w:right="0" w:firstLine="0"/>
         <w:jc w:val="left"/>
       </w:pPr>
       <w:r>
@@ -117,7 +117,7 @@
         <w:autoSpaceDE w:val="0"/>
         <w:widowControl/>
         <w:spacing w:line="288" w:lineRule="exact" w:before="274" w:after="0"/>
-        <w:ind w:left="20" w:right="0" w:firstLine="0"/>
+        <w:ind w:left="10" w:right="0" w:firstLine="0"/>
         <w:jc w:val="left"/>
       </w:pPr>
       <w:r>
@@ -135,7 +135,7 @@
           <w:rFonts w:ascii="Charis SIL Regular" w:hAnsi="Charis SIL Regular" w:eastAsia="Charis SIL Regular"/>
           <w:b w:val="0"/>
           <w:i w:val="0"/>
-          <w:color w:val="0066CC"/>
+          <w:color w:val="0000FF"/>
           <w:sz w:val="24"/>
           <w:u w:val="single"/>
         </w:rPr>
@@ -153,7 +153,7 @@
           <w:rFonts w:ascii="Charis SIL Regular" w:hAnsi="Charis SIL Regular" w:eastAsia="Charis SIL Regular"/>
           <w:b w:val="0"/>
           <w:i w:val="0"/>
-          <w:color w:val="0066CC"/>
+          <w:color w:val="0000FF"/>
           <w:sz w:val="24"/>
           <w:u w:val="single"/>
         </w:rPr>
@@ -164,7 +164,7 @@
           <w:rFonts w:ascii="Charis SIL Regular" w:hAnsi="Charis SIL Regular" w:eastAsia="Charis SIL Regular"/>
           <w:b w:val="0"/>
           <w:i w:val="0"/>
-          <w:color w:val="0066CC"/>
+          <w:color w:val="0000FF"/>
           <w:sz w:val="24"/>
           <w:u w:val="single"/>
         </w:rPr>
@@ -182,7 +182,7 @@
           <w:rFonts w:ascii="Charis SIL Regular" w:hAnsi="Charis SIL Regular" w:eastAsia="Charis SIL Regular"/>
           <w:b w:val="0"/>
           <w:i w:val="0"/>
-          <w:color w:val="0066CC"/>
+          <w:color w:val="0000FF"/>
           <w:sz w:val="24"/>
           <w:u w:val="single"/>
         </w:rPr>
@@ -193,7 +193,7 @@
           <w:rFonts w:ascii="Charis SIL Regular" w:hAnsi="Charis SIL Regular" w:eastAsia="Charis SIL Regular"/>
           <w:b w:val="0"/>
           <w:i w:val="0"/>
-          <w:color w:val="0066CC"/>
+          <w:color w:val="0000FF"/>
           <w:sz w:val="24"/>
           <w:u w:val="single"/>
         </w:rPr>
@@ -211,7 +211,7 @@
           <w:rFonts w:ascii="Charis SIL Regular" w:hAnsi="Charis SIL Regular" w:eastAsia="Charis SIL Regular"/>
           <w:b w:val="0"/>
           <w:i w:val="0"/>
-          <w:color w:val="0066CC"/>
+          <w:color w:val="0000FF"/>
           <w:sz w:val="24"/>
           <w:u w:val="single"/>
         </w:rPr>
@@ -222,7 +222,7 @@
           <w:rFonts w:ascii="Charis SIL Regular" w:hAnsi="Charis SIL Regular" w:eastAsia="Charis SIL Regular"/>
           <w:b w:val="0"/>
           <w:i w:val="0"/>
-          <w:color w:val="0066CC"/>
+          <w:color w:val="0000FF"/>
           <w:sz w:val="24"/>
           <w:u w:val="single"/>
         </w:rPr>
@@ -240,7 +240,7 @@
           <w:rFonts w:ascii="Charis SIL Regular" w:hAnsi="Charis SIL Regular" w:eastAsia="Charis SIL Regular"/>
           <w:b w:val="0"/>
           <w:i w:val="0"/>
-          <w:color w:val="0066CC"/>
+          <w:color w:val="0000FF"/>
           <w:sz w:val="24"/>
           <w:u w:val="single"/>
         </w:rPr>
@@ -251,7 +251,7 @@
           <w:rFonts w:ascii="Charis SIL Regular" w:hAnsi="Charis SIL Regular" w:eastAsia="Charis SIL Regular"/>
           <w:b w:val="0"/>
           <w:i w:val="0"/>
-          <w:color w:val="0066CC"/>
+          <w:color w:val="0000FF"/>
           <w:sz w:val="24"/>
           <w:u w:val="single"/>
         </w:rPr>
@@ -269,7 +269,7 @@
           <w:rFonts w:ascii="Charis SIL Regular" w:hAnsi="Charis SIL Regular" w:eastAsia="Charis SIL Regular"/>
           <w:b w:val="0"/>
           <w:i w:val="0"/>
-          <w:color w:val="0066CC"/>
+          <w:color w:val="0000FF"/>
           <w:sz w:val="24"/>
           <w:u w:val="single"/>
         </w:rPr>
@@ -280,7 +280,7 @@
           <w:rFonts w:ascii="Charis SIL Regular" w:hAnsi="Charis SIL Regular" w:eastAsia="Charis SIL Regular"/>
           <w:b w:val="0"/>
           <w:i w:val="0"/>
-          <w:color w:val="0066CC"/>
+          <w:color w:val="0000FF"/>
           <w:sz w:val="24"/>
           <w:u w:val="single"/>
         </w:rPr>
@@ -298,7 +298,7 @@
           <w:rFonts w:ascii="Charis SIL Regular" w:hAnsi="Charis SIL Regular" w:eastAsia="Charis SIL Regular"/>
           <w:b w:val="0"/>
           <w:i w:val="0"/>
-          <w:color w:val="0066CC"/>
+          <w:color w:val="0000FF"/>
           <w:sz w:val="24"/>
           <w:u w:val="single"/>
         </w:rPr>
@@ -309,7 +309,7 @@
           <w:rFonts w:ascii="Charis SIL Regular" w:hAnsi="Charis SIL Regular" w:eastAsia="Charis SIL Regular"/>
           <w:b w:val="0"/>
           <w:i w:val="0"/>
-          <w:color w:val="0066CC"/>
+          <w:color w:val="0000FF"/>
           <w:sz w:val="24"/>
           <w:u w:val="single"/>
         </w:rPr>
@@ -327,7 +327,7 @@
           <w:rFonts w:ascii="Charis SIL Regular" w:hAnsi="Charis SIL Regular" w:eastAsia="Charis SIL Regular"/>
           <w:b w:val="0"/>
           <w:i w:val="0"/>
-          <w:color w:val="0066CC"/>
+          <w:color w:val="0000FF"/>
           <w:sz w:val="24"/>
           <w:u w:val="single"/>
         </w:rPr>
@@ -338,7 +338,7 @@
           <w:rFonts w:ascii="Charis SIL Regular" w:hAnsi="Charis SIL Regular" w:eastAsia="Charis SIL Regular"/>
           <w:b w:val="0"/>
           <w:i w:val="0"/>
-          <w:color w:val="0066CC"/>
+          <w:color w:val="0000FF"/>
           <w:sz w:val="24"/>
           <w:u w:val="single"/>
         </w:rPr>
@@ -373,7 +373,7 @@
       </w:r>
       <w:r>
         <w:rPr>
-          <w:u w:val="single" w:color="0066cc"/>
+          <w:u w:val="single" w:color="0000ff"/>
           <w:rFonts w:ascii="Charis SIL Regular" w:hAnsi="Charis SIL Regular" w:eastAsia="Charis SIL Regular"/>
           <w:b w:val="0"/>
           <w:i w:val="0"/>
@@ -391,7 +391,7 @@
       </w:r>
       <w:r>
         <w:rPr>
-          <w:u w:val="single" w:color="0066cc"/>
+          <w:u w:val="single" w:color="0000ff"/>
           <w:rFonts w:ascii="Charis SIL Regular" w:hAnsi="Charis SIL Regular" w:eastAsia="Charis SIL Regular"/>
           <w:b w:val="0"/>
           <w:i w:val="0"/>
@@ -409,7 +409,7 @@
       </w:r>
       <w:r>
         <w:rPr>
-          <w:u w:val="single" w:color="0066cc"/>
+          <w:u w:val="single" w:color="0000ff"/>
           <w:rFonts w:ascii="Charis SIL Regular" w:hAnsi="Charis SIL Regular" w:eastAsia="Charis SIL Regular"/>
           <w:b w:val="0"/>
           <w:i w:val="0"/>
@@ -427,7 +427,7 @@
       </w:r>
       <w:r>
         <w:rPr>
-          <w:u w:val="single" w:color="0066cc"/>
+          <w:u w:val="single" w:color="0000ff"/>
           <w:rFonts w:ascii="Charis SIL Regular" w:hAnsi="Charis SIL Regular" w:eastAsia="Charis SIL Regular"/>
           <w:b w:val="0"/>
           <w:i w:val="0"/>
@@ -445,7 +445,7 @@
       </w:r>
       <w:r>
         <w:rPr>
-          <w:u w:val="single" w:color="0066cc"/>
+          <w:u w:val="single" w:color="0000ff"/>
           <w:rFonts w:ascii="Charis SIL Regular" w:hAnsi="Charis SIL Regular" w:eastAsia="Charis SIL Regular"/>
           <w:b w:val="0"/>
           <w:i w:val="0"/>
@@ -463,7 +463,7 @@
       </w:r>
       <w:r>
         <w:rPr>
-          <w:u w:val="single" w:color="0066cc"/>
+          <w:u w:val="single" w:color="0000ff"/>
           <w:rFonts w:ascii="Charis SIL Regular" w:hAnsi="Charis SIL Regular" w:eastAsia="Charis SIL Regular"/>
           <w:b w:val="0"/>
           <w:i w:val="0"/>
@@ -481,7 +481,7 @@
       </w:r>
       <w:r>
         <w:rPr>
-          <w:u w:val="single" w:color="0066cc"/>
+          <w:u w:val="single" w:color="0000ff"/>
           <w:rFonts w:ascii="Charis SIL Regular" w:hAnsi="Charis SIL Regular" w:eastAsia="Charis SIL Regular"/>
           <w:b w:val="0"/>
           <w:i w:val="0"/>
@@ -499,7 +499,7 @@
       </w:r>
       <w:r>
         <w:rPr>
-          <w:u w:val="single" w:color="0066cc"/>
+          <w:u w:val="single" w:color="0000ff"/>
           <w:rFonts w:ascii="Charis SIL Regular" w:hAnsi="Charis SIL Regular" w:eastAsia="Charis SIL Regular"/>
           <w:b w:val="0"/>
           <w:i w:val="0"/>
@@ -517,7 +517,7 @@
       </w:r>
       <w:r>
         <w:rPr>
-          <w:u w:val="single" w:color="0066cc"/>
+          <w:u w:val="single" w:color="0000ff"/>
           <w:rFonts w:ascii="Charis SIL Regular" w:hAnsi="Charis SIL Regular" w:eastAsia="Charis SIL Regular"/>
           <w:b w:val="0"/>
           <w:i w:val="0"/>
@@ -535,7 +535,7 @@
       </w:r>
       <w:r>
         <w:rPr>
-          <w:u w:val="single" w:color="0066cc"/>
+          <w:u w:val="single" w:color="0000ff"/>
           <w:rFonts w:ascii="Charis SIL Regular" w:hAnsi="Charis SIL Regular" w:eastAsia="Charis SIL Regular"/>
           <w:b w:val="0"/>
           <w:i w:val="0"/>
@@ -553,7 +553,7 @@
       </w:r>
       <w:r>
         <w:rPr>
-          <w:u w:val="single" w:color="0066cc"/>
+          <w:u w:val="single" w:color="0000ff"/>
           <w:rFonts w:ascii="Charis SIL Regular" w:hAnsi="Charis SIL Regular" w:eastAsia="Charis SIL Regular"/>
           <w:b w:val="0"/>
           <w:i w:val="0"/>
@@ -571,7 +571,7 @@
       </w:r>
       <w:r>
         <w:rPr>
-          <w:u w:val="single" w:color="0066cc"/>
+          <w:u w:val="single" w:color="0000ff"/>
           <w:rFonts w:ascii="Charis SIL Regular" w:hAnsi="Charis SIL Regular" w:eastAsia="Charis SIL Regular"/>
           <w:b w:val="0"/>
           <w:i w:val="0"/>
@@ -582,7 +582,7 @@
       </w:r>
       <w:r>
         <w:rPr>
-          <w:u w:val="single" w:color="0066cc"/>
+          <w:u w:val="single" w:color="0000ff"/>
           <w:rFonts w:ascii="Charis SIL Regular" w:hAnsi="Charis SIL Regular" w:eastAsia="Charis SIL Regular"/>
           <w:b w:val="0"/>
           <w:i w:val="0"/>
@@ -623,7 +623,7 @@
           <w:rFonts w:ascii="Charis SIL Regular" w:hAnsi="Charis SIL Regular" w:eastAsia="Charis SIL Regular"/>
           <w:b w:val="0"/>
           <w:i w:val="0"/>
-          <w:color w:val="0066CC"/>
+          <w:color w:val="0000FF"/>
           <w:sz w:val="24"/>
           <w:u w:val="single"/>
         </w:rPr>
@@ -641,7 +641,7 @@
           <w:rFonts w:ascii="Charis SIL Regular" w:hAnsi="Charis SIL Regular" w:eastAsia="Charis SIL Regular"/>
           <w:b w:val="0"/>
           <w:i w:val="0"/>
-          <w:color w:val="0066CC"/>
+          <w:color w:val="0000FF"/>
           <w:sz w:val="24"/>
           <w:u w:val="single"/>
         </w:rPr>
@@ -652,7 +652,7 @@
           <w:rFonts w:ascii="Charis SIL Regular" w:hAnsi="Charis SIL Regular" w:eastAsia="Charis SIL Regular"/>
           <w:b w:val="0"/>
           <w:i w:val="0"/>
-          <w:color w:val="0066CC"/>
+          <w:color w:val="0000FF"/>
           <w:sz w:val="24"/>
           <w:u w:val="single"/>
         </w:rPr>
@@ -670,7 +670,7 @@
           <w:rFonts w:ascii="Charis SIL Regular" w:hAnsi="Charis SIL Regular" w:eastAsia="Charis SIL Regular"/>
           <w:b w:val="0"/>
           <w:i w:val="0"/>
-          <w:color w:val="0066CC"/>
+          <w:color w:val="0000FF"/>
           <w:sz w:val="24"/>
           <w:u w:val="single"/>
         </w:rPr>
@@ -681,7 +681,7 @@
           <w:rFonts w:ascii="Charis SIL Regular" w:hAnsi="Charis SIL Regular" w:eastAsia="Charis SIL Regular"/>
           <w:b w:val="0"/>
           <w:i w:val="0"/>
-          <w:color w:val="0066CC"/>
+          <w:color w:val="0000FF"/>
           <w:sz w:val="24"/>
           <w:u w:val="single"/>
         </w:rPr>
@@ -719,7 +719,7 @@
           <w:rFonts w:ascii="Charis SIL Regular" w:hAnsi="Charis SIL Regular" w:eastAsia="Charis SIL Regular"/>
           <w:b w:val="0"/>
           <w:i w:val="0"/>
-          <w:color w:val="0066CC"/>
+          <w:color w:val="0000FF"/>
           <w:sz w:val="24"/>
           <w:u w:val="single"/>
         </w:rPr>
@@ -737,7 +737,7 @@
           <w:rFonts w:ascii="Charis SIL Regular" w:hAnsi="Charis SIL Regular" w:eastAsia="Charis SIL Regular"/>
           <w:b w:val="0"/>
           <w:i w:val="0"/>
-          <w:color w:val="0066CC"/>
+          <w:color w:val="0000FF"/>
           <w:sz w:val="24"/>
           <w:u w:val="single"/>
         </w:rPr>
@@ -748,7 +748,7 @@
           <w:rFonts w:ascii="Charis SIL Regular" w:hAnsi="Charis SIL Regular" w:eastAsia="Charis SIL Regular"/>
           <w:b w:val="0"/>
           <w:i w:val="0"/>
-          <w:color w:val="0066CC"/>
+          <w:color w:val="0000FF"/>
           <w:sz w:val="24"/>
           <w:u w:val="single"/>
         </w:rPr>
@@ -766,7 +766,7 @@
           <w:rFonts w:ascii="Charis SIL Regular" w:hAnsi="Charis SIL Regular" w:eastAsia="Charis SIL Regular"/>
           <w:b w:val="0"/>
           <w:i w:val="0"/>
-          <w:color w:val="0066CC"/>
+          <w:color w:val="0000FF"/>
           <w:sz w:val="24"/>
           <w:u w:val="single"/>
         </w:rPr>
@@ -777,7 +777,7 @@
           <w:rFonts w:ascii="Charis SIL Regular" w:hAnsi="Charis SIL Regular" w:eastAsia="Charis SIL Regular"/>
           <w:b w:val="0"/>
           <w:i w:val="0"/>
-          <w:color w:val="0066CC"/>
+          <w:color w:val="0000FF"/>
           <w:sz w:val="24"/>
           <w:u w:val="single"/>
         </w:rPr>
@@ -802,7 +802,7 @@
       </w:r>
       <w:r>
         <w:rPr>
-          <w:u w:val="single" w:color="0066cc"/>
+          <w:u w:val="single" w:color="0000ff"/>
           <w:rFonts w:ascii="Charis SIL Regular" w:hAnsi="Charis SIL Regular" w:eastAsia="Charis SIL Regular"/>
           <w:b w:val="0"/>
           <w:i w:val="0"/>
@@ -820,7 +820,7 @@
       </w:r>
       <w:r>
         <w:rPr>
-          <w:u w:val="single" w:color="0066cc"/>
+          <w:u w:val="single" w:color="0000ff"/>
           <w:rFonts w:ascii="Charis SIL Regular" w:hAnsi="Charis SIL Regular" w:eastAsia="Charis SIL Regular"/>
           <w:b w:val="0"/>
           <w:i w:val="0"/>
@@ -838,7 +838,7 @@
       </w:r>
       <w:r>
         <w:rPr>
-          <w:u w:val="single" w:color="0066cc"/>
+          <w:u w:val="single" w:color="0000ff"/>
           <w:rFonts w:ascii="Charis SIL Regular" w:hAnsi="Charis SIL Regular" w:eastAsia="Charis SIL Regular"/>
           <w:b w:val="0"/>
           <w:i w:val="0"/>
@@ -856,7 +856,7 @@
       </w:r>
       <w:r>
         <w:rPr>
-          <w:u w:val="single" w:color="0066cc"/>
+          <w:u w:val="single" w:color="0000ff"/>
           <w:rFonts w:ascii="Charis SIL Regular" w:hAnsi="Charis SIL Regular" w:eastAsia="Charis SIL Regular"/>
           <w:b w:val="0"/>
           <w:i w:val="0"/>
@@ -874,7 +874,7 @@
       </w:r>
       <w:r>
         <w:rPr>
-          <w:u w:val="single" w:color="0066cc"/>
+          <w:u w:val="single" w:color="0000ff"/>
           <w:rFonts w:ascii="Charis SIL Regular" w:hAnsi="Charis SIL Regular" w:eastAsia="Charis SIL Regular"/>
           <w:b w:val="0"/>
           <w:i w:val="0"/>
@@ -905,7 +905,7 @@
           <w:rFonts w:ascii="Charis SIL Regular" w:hAnsi="Charis SIL Regular" w:eastAsia="Charis SIL Regular"/>
           <w:b w:val="0"/>
           <w:i w:val="0"/>
-          <w:color w:val="0066CC"/>
+          <w:color w:val="0000FF"/>
           <w:sz w:val="24"/>
           <w:u w:val="single"/>
         </w:rPr>
@@ -923,7 +923,7 @@
           <w:rFonts w:ascii="Charis SIL Regular" w:hAnsi="Charis SIL Regular" w:eastAsia="Charis SIL Regular"/>
           <w:b w:val="0"/>
           <w:i w:val="0"/>
-          <w:color w:val="0066CC"/>
+          <w:color w:val="0000FF"/>
           <w:sz w:val="24"/>
           <w:u w:val="single"/>
         </w:rPr>
@@ -934,7 +934,7 @@
           <w:rFonts w:ascii="Charis SIL Regular" w:hAnsi="Charis SIL Regular" w:eastAsia="Charis SIL Regular"/>
           <w:b w:val="0"/>
           <w:i w:val="0"/>
-          <w:color w:val="0066CC"/>
+          <w:color w:val="0000FF"/>
           <w:sz w:val="24"/>
           <w:u w:val="single"/>
         </w:rPr>
@@ -952,7 +952,7 @@
           <w:rFonts w:ascii="Charis SIL Regular" w:hAnsi="Charis SIL Regular" w:eastAsia="Charis SIL Regular"/>
           <w:b w:val="0"/>
           <w:i w:val="0"/>
-          <w:color w:val="0066CC"/>
+          <w:color w:val="0000FF"/>
           <w:sz w:val="24"/>
           <w:u w:val="single"/>
         </w:rPr>
@@ -970,7 +970,7 @@
           <w:rFonts w:ascii="Charis SIL Regular" w:hAnsi="Charis SIL Regular" w:eastAsia="Charis SIL Regular"/>
           <w:b w:val="0"/>
           <w:i w:val="0"/>
-          <w:color w:val="0066CC"/>
+          <w:color w:val="0000FF"/>
           <w:sz w:val="24"/>
           <w:u w:val="single"/>
         </w:rPr>
@@ -985,7 +985,7 @@
       </w:r>
       <w:r>
         <w:rPr>
-          <w:u w:val="single" w:color="0066cc"/>
+          <w:u w:val="single" w:color="0000ff"/>
           <w:rFonts w:ascii="Charis SIL Regular" w:hAnsi="Charis SIL Regular" w:eastAsia="Charis SIL Regular"/>
           <w:b w:val="0"/>
           <w:i w:val="0"/>
@@ -1003,7 +1003,7 @@
       </w:r>
       <w:r>
         <w:rPr>
-          <w:u w:val="single" w:color="0066cc"/>
+          <w:u w:val="single" w:color="0000ff"/>
           <w:rFonts w:ascii="Charis SIL Regular" w:hAnsi="Charis SIL Regular" w:eastAsia="Charis SIL Regular"/>
           <w:b w:val="0"/>
           <w:i w:val="0"/>
@@ -1021,7 +1021,7 @@
       </w:r>
       <w:r>
         <w:rPr>
-          <w:u w:val="single" w:color="0066cc"/>
+          <w:u w:val="single" w:color="0000ff"/>
           <w:rFonts w:ascii="Charis SIL Regular" w:hAnsi="Charis SIL Regular" w:eastAsia="Charis SIL Regular"/>
           <w:b w:val="0"/>
           <w:i w:val="0"/>
@@ -1049,7 +1049,7 @@
       </w:r>
       <w:r>
         <w:rPr>
-          <w:u w:val="single" w:color="0066cc"/>
+          <w:u w:val="single" w:color="0000ff"/>
           <w:rFonts w:ascii="Charis SIL Regular" w:hAnsi="Charis SIL Regular" w:eastAsia="Charis SIL Regular"/>
           <w:b w:val="0"/>
           <w:i w:val="0"/>
@@ -1067,7 +1067,7 @@
       </w:r>
       <w:r>
         <w:rPr>
-          <w:u w:val="single" w:color="0066cc"/>
+          <w:u w:val="single" w:color="0000ff"/>
           <w:rFonts w:ascii="Charis SIL Regular" w:hAnsi="Charis SIL Regular" w:eastAsia="Charis SIL Regular"/>
           <w:b w:val="0"/>
           <w:i w:val="0"/>
@@ -1085,7 +1085,7 @@
       </w:r>
       <w:r>
         <w:rPr>
-          <w:u w:val="single" w:color="0066cc"/>
+          <w:u w:val="single" w:color="0000ff"/>
           <w:rFonts w:ascii="Charis SIL Regular" w:hAnsi="Charis SIL Regular" w:eastAsia="Charis SIL Regular"/>
           <w:b w:val="0"/>
           <w:i w:val="0"/>
@@ -1116,7 +1116,7 @@
           <w:rFonts w:ascii="Charis SIL Regular" w:hAnsi="Charis SIL Regular" w:eastAsia="Charis SIL Regular"/>
           <w:b w:val="0"/>
           <w:i w:val="0"/>
-          <w:color w:val="0066CC"/>
+          <w:color w:val="0000FF"/>
           <w:sz w:val="24"/>
           <w:u w:val="single"/>
         </w:rPr>
@@ -1134,7 +1134,7 @@
           <w:rFonts w:ascii="Charis SIL Regular" w:hAnsi="Charis SIL Regular" w:eastAsia="Charis SIL Regular"/>
           <w:b w:val="0"/>
           <w:i w:val="0"/>
-          <w:color w:val="0066CC"/>
+          <w:color w:val="0000FF"/>
           <w:sz w:val="24"/>
           <w:u w:val="single"/>
         </w:rPr>
@@ -1145,7 +1145,7 @@
           <w:rFonts w:ascii="Charis SIL Regular" w:hAnsi="Charis SIL Regular" w:eastAsia="Charis SIL Regular"/>
           <w:b w:val="0"/>
           <w:i w:val="0"/>
-          <w:color w:val="0066CC"/>
+          <w:color w:val="0000FF"/>
           <w:sz w:val="24"/>
           <w:u w:val="single"/>
         </w:rPr>
@@ -1173,7 +1173,7 @@
       </w:r>
       <w:r>
         <w:rPr>
-          <w:u w:val="single" w:color="0066cc"/>
+          <w:u w:val="single" w:color="0000ff"/>
           <w:rFonts w:ascii="Charis SIL Regular" w:hAnsi="Charis SIL Regular" w:eastAsia="Charis SIL Regular"/>
           <w:b w:val="0"/>
           <w:i w:val="0"/>
@@ -1191,7 +1191,7 @@
       </w:r>
       <w:r>
         <w:rPr>
-          <w:u w:val="single" w:color="0066cc"/>
+          <w:u w:val="single" w:color="0000ff"/>
           <w:rFonts w:ascii="Charis SIL Regular" w:hAnsi="Charis SIL Regular" w:eastAsia="Charis SIL Regular"/>
           <w:b w:val="0"/>
           <w:i w:val="0"/>
@@ -1209,7 +1209,7 @@
       </w:r>
       <w:r>
         <w:rPr>
-          <w:u w:val="single" w:color="0066cc"/>
+          <w:u w:val="single" w:color="0000ff"/>
           <w:rFonts w:ascii="Charis SIL Regular" w:hAnsi="Charis SIL Regular" w:eastAsia="Charis SIL Regular"/>
           <w:b w:val="0"/>
           <w:i w:val="0"/>
@@ -1263,7 +1263,7 @@
           <w:rFonts w:ascii="Charis SIL Regular" w:hAnsi="Charis SIL Regular" w:eastAsia="Charis SIL Regular"/>
           <w:b w:val="0"/>
           <w:i w:val="0"/>
-          <w:color w:val="0066CC"/>
+          <w:color w:val="0000FF"/>
           <w:sz w:val="24"/>
           <w:u w:val="single"/>
         </w:rPr>
@@ -1291,7 +1291,7 @@
           <w:rFonts w:ascii="Charis SIL Regular" w:hAnsi="Charis SIL Regular" w:eastAsia="Charis SIL Regular"/>
           <w:b w:val="0"/>
           <w:i w:val="0"/>
-          <w:color w:val="0066CC"/>
+          <w:color w:val="0000FF"/>
           <w:sz w:val="24"/>
           <w:u w:val="single"/>
         </w:rPr>
@@ -1321,7 +1321,7 @@
         <w:autoSpaceDE w:val="0"/>
         <w:widowControl/>
         <w:spacing w:line="288" w:lineRule="exact" w:before="240" w:after="0"/>
-        <w:ind w:left="20" w:right="0" w:firstLine="0"/>
+        <w:ind w:left="10" w:right="0" w:firstLine="0"/>
         <w:jc w:val="left"/>
       </w:pPr>
       <w:r>
@@ -1359,7 +1359,7 @@
           <w:rFonts w:ascii="Charis SIL Regular" w:hAnsi="Charis SIL Regular" w:eastAsia="Charis SIL Regular"/>
           <w:b w:val="0"/>
           <w:i w:val="0"/>
-          <w:color w:val="0066CC"/>
+          <w:color w:val="0000FF"/>
           <w:sz w:val="24"/>
           <w:u w:val="single"/>
         </w:rPr>
@@ -1377,7 +1377,7 @@
           <w:rFonts w:ascii="Charis SIL Regular" w:hAnsi="Charis SIL Regular" w:eastAsia="Charis SIL Regular"/>
           <w:b w:val="0"/>
           <w:i w:val="0"/>
-          <w:color w:val="0066CC"/>
+          <w:color w:val="0000FF"/>
           <w:sz w:val="24"/>
           <w:u w:val="single"/>
         </w:rPr>
@@ -1395,7 +1395,7 @@
           <w:rFonts w:ascii="Charis SIL Regular" w:hAnsi="Charis SIL Regular" w:eastAsia="Charis SIL Regular"/>
           <w:b w:val="0"/>
           <w:i w:val="0"/>
-          <w:color w:val="0066CC"/>
+          <w:color w:val="0000FF"/>
           <w:sz w:val="24"/>
           <w:u w:val="single"/>
         </w:rPr>
@@ -1406,7 +1406,7 @@
           <w:rFonts w:ascii="Charis SIL Regular" w:hAnsi="Charis SIL Regular" w:eastAsia="Charis SIL Regular"/>
           <w:b w:val="0"/>
           <w:i w:val="0"/>
-          <w:color w:val="0066CC"/>
+          <w:color w:val="0000FF"/>
           <w:sz w:val="24"/>
           <w:u w:val="single"/>
         </w:rPr>
@@ -1431,7 +1431,7 @@
       </w:r>
       <w:r>
         <w:rPr>
-          <w:u w:val="single" w:color="0066cc"/>
+          <w:u w:val="single" w:color="0000ff"/>
           <w:rFonts w:ascii="Charis SIL Regular" w:hAnsi="Charis SIL Regular" w:eastAsia="Charis SIL Regular"/>
           <w:b w:val="0"/>
           <w:i w:val="0"/>
@@ -1449,17 +1449,25 @@
       </w:r>
       <w:r>
         <w:rPr>
+          <w:u w:val="single" w:color="0000ff"/>
           <w:rFonts w:ascii="Charis SIL Regular" w:hAnsi="Charis SIL Regular" w:eastAsia="Charis SIL Regular"/>
           <w:b w:val="0"/>
           <w:i w:val="0"/>
           <w:color w:val="000000"/>
           <w:sz w:val="24"/>
         </w:rPr>
-        <w:t>verhuisd</w:t>
-      </w:r>
-      <w:r>
-        <w:rPr>
-          <w:u w:val="single" w:color="0066cc"/>
+        <w:hyperlink r:id="rId16" w:history="1">
+          <w:r>
+            <w:rPr>
+              <w:rStyle w:val="Hyperlink"/>
+            </w:rPr>
+            <w:t>verhuisd</w:t>
+          </w:r>
+        </w:hyperlink>
+      </w:r>
+      <w:r>
+        <w:rPr>
+          <w:u w:val="single" w:color="0000ff"/>
           <w:rFonts w:ascii="Charis SIL Regular" w:hAnsi="Charis SIL Regular" w:eastAsia="Charis SIL Regular"/>
           <w:b w:val="0"/>
           <w:i w:val="0"/>
@@ -1490,7 +1498,7 @@
           <w:rFonts w:ascii="Charis SIL Regular" w:hAnsi="Charis SIL Regular" w:eastAsia="Charis SIL Regular"/>
           <w:b w:val="0"/>
           <w:i w:val="0"/>
-          <w:color w:val="0066CC"/>
+          <w:color w:val="0000FF"/>
           <w:sz w:val="24"/>
           <w:u w:val="single"/>
         </w:rPr>
@@ -1525,7 +1533,7 @@
       </w:r>
       <w:r>
         <w:rPr>
-          <w:u w:val="single" w:color="0066cc"/>
+          <w:u w:val="single" w:color="0000ff"/>
           <w:rFonts w:ascii="Charis SIL Regular" w:hAnsi="Charis SIL Regular" w:eastAsia="Charis SIL Regular"/>
           <w:b w:val="0"/>
           <w:i w:val="0"/>
@@ -1543,7 +1551,7 @@
       </w:r>
       <w:r>
         <w:rPr>
-          <w:u w:val="single" w:color="0066cc"/>
+          <w:u w:val="single" w:color="0000ff"/>
           <w:rFonts w:ascii="Charis SIL Regular" w:hAnsi="Charis SIL Regular" w:eastAsia="Charis SIL Regular"/>
           <w:b w:val="0"/>
           <w:i w:val="0"/>
@@ -1567,7 +1575,7 @@
           <w:rFonts w:ascii="Charis SIL Regular" w:hAnsi="Charis SIL Regular" w:eastAsia="Charis SIL Regular"/>
           <w:b w:val="0"/>
           <w:i w:val="0"/>
-          <w:color w:val="0066CC"/>
+          <w:color w:val="0000FF"/>
           <w:sz w:val="24"/>
           <w:u w:val="single"/>
         </w:rPr>
@@ -1592,7 +1600,7 @@
       </w:r>
       <w:r>
         <w:rPr>
-          <w:u w:val="single" w:color="0066cc"/>
+          <w:u w:val="single" w:color="0000ff"/>
           <w:rFonts w:ascii="Charis SIL Regular" w:hAnsi="Charis SIL Regular" w:eastAsia="Charis SIL Regular"/>
           <w:b w:val="0"/>
           <w:i w:val="0"/>
@@ -1623,7 +1631,7 @@
           <w:rFonts w:ascii="Charis SIL Regular" w:hAnsi="Charis SIL Regular" w:eastAsia="Charis SIL Regular"/>
           <w:b w:val="0"/>
           <w:i w:val="0"/>
-          <w:color w:val="0066CC"/>
+          <w:color w:val="0000FF"/>
           <w:sz w:val="24"/>
           <w:u w:val="single"/>
         </w:rPr>
@@ -1641,7 +1649,7 @@
           <w:rFonts w:ascii="Charis SIL Regular" w:hAnsi="Charis SIL Regular" w:eastAsia="Charis SIL Regular"/>
           <w:b w:val="0"/>
           <w:i w:val="0"/>
-          <w:color w:val="0066CC"/>
+          <w:color w:val="0000FF"/>
           <w:sz w:val="24"/>
           <w:u w:val="single"/>
         </w:rPr>
@@ -1666,7 +1674,7 @@
       </w:r>
       <w:r>
         <w:rPr>
-          <w:u w:val="single" w:color="0066cc"/>
+          <w:u w:val="single" w:color="0000ff"/>
           <w:rFonts w:ascii="Charis SIL Regular" w:hAnsi="Charis SIL Regular" w:eastAsia="Charis SIL Regular"/>
           <w:b w:val="0"/>
           <w:i w:val="0"/>
@@ -1711,7 +1719,7 @@
       </w:r>
       <w:r>
         <w:rPr>
-          <w:u w:val="single" w:color="0066cc"/>
+          <w:u w:val="single" w:color="0000ff"/>
           <w:rFonts w:ascii="Charis SIL Regular" w:hAnsi="Charis SIL Regular" w:eastAsia="Charis SIL Regular"/>
           <w:b w:val="0"/>
           <w:i w:val="0"/>
@@ -1742,7 +1750,7 @@
           <w:rFonts w:ascii="Charis SIL Regular" w:hAnsi="Charis SIL Regular" w:eastAsia="Charis SIL Regular"/>
           <w:b w:val="0"/>
           <w:i w:val="0"/>
-          <w:color w:val="0066CC"/>
+          <w:color w:val="0000FF"/>
           <w:sz w:val="24"/>
           <w:u w:val="single"/>
         </w:rPr>
@@ -1760,7 +1768,7 @@
           <w:rFonts w:ascii="Charis SIL Regular" w:hAnsi="Charis SIL Regular" w:eastAsia="Charis SIL Regular"/>
           <w:b w:val="0"/>
           <w:i w:val="0"/>
-          <w:color w:val="0066CC"/>
+          <w:color w:val="0000FF"/>
           <w:sz w:val="24"/>
           <w:u w:val="single"/>
         </w:rPr>
@@ -1790,7 +1798,7 @@
         <w:autoSpaceDE w:val="0"/>
         <w:widowControl/>
         <w:spacing w:line="420" w:lineRule="exact" w:before="204" w:after="0"/>
-        <w:ind w:left="20" w:right="0" w:firstLine="0"/>
+        <w:ind w:left="10" w:right="0" w:firstLine="0"/>
         <w:jc w:val="left"/>
       </w:pPr>
       <w:r>
@@ -1810,7 +1818,7 @@
         <w:autoSpaceDE w:val="0"/>
         <w:widowControl/>
         <w:spacing w:line="288" w:lineRule="exact" w:before="276" w:after="0"/>
-        <w:ind w:left="20" w:right="288" w:firstLine="0"/>
+        <w:ind w:left="10" w:right="288" w:firstLine="0"/>
         <w:jc w:val="left"/>
       </w:pPr>
       <w:r>
@@ -1840,7 +1848,7 @@
         <w:autoSpaceDE w:val="0"/>
         <w:widowControl/>
         <w:spacing w:line="288" w:lineRule="exact" w:before="66" w:after="0"/>
-        <w:ind w:left="20" w:right="576" w:firstLine="0"/>
+        <w:ind w:left="10" w:right="576" w:firstLine="0"/>
         <w:jc w:val="left"/>
       </w:pPr>
       <w:r>
@@ -1880,7 +1888,7 @@
         <w:autoSpaceDE w:val="0"/>
         <w:widowControl/>
         <w:spacing w:line="288" w:lineRule="exact" w:before="240" w:after="0"/>
-        <w:ind w:left="20" w:right="0" w:firstLine="0"/>
+        <w:ind w:left="10" w:right="0" w:firstLine="0"/>
         <w:jc w:val="left"/>
       </w:pPr>
       <w:r>
@@ -1928,7 +1936,7 @@
           <w:rFonts w:ascii="Charis SIL Regular" w:hAnsi="Charis SIL Regular" w:eastAsia="Charis SIL Regular"/>
           <w:b w:val="0"/>
           <w:i w:val="0"/>
-          <w:color w:val="0066CC"/>
+          <w:color w:val="0000FF"/>
           <w:sz w:val="24"/>
           <w:u w:val="single"/>
         </w:rPr>
@@ -1946,7 +1954,7 @@
           <w:rFonts w:ascii="Charis SIL Regular" w:hAnsi="Charis SIL Regular" w:eastAsia="Charis SIL Regular"/>
           <w:b w:val="0"/>
           <w:i w:val="0"/>
-          <w:color w:val="0066CC"/>
+          <w:color w:val="0000FF"/>
           <w:sz w:val="24"/>
           <w:u w:val="single"/>
         </w:rPr>
@@ -1964,7 +1972,7 @@
           <w:rFonts w:ascii="Charis SIL Regular" w:hAnsi="Charis SIL Regular" w:eastAsia="Charis SIL Regular"/>
           <w:b w:val="0"/>
           <w:i w:val="0"/>
-          <w:color w:val="0066CC"/>
+          <w:color w:val="0000FF"/>
           <w:sz w:val="24"/>
           <w:u w:val="single"/>
         </w:rPr>
@@ -1975,7 +1983,7 @@
           <w:rFonts w:ascii="Charis SIL Regular" w:hAnsi="Charis SIL Regular" w:eastAsia="Charis SIL Regular"/>
           <w:b w:val="0"/>
           <w:i w:val="0"/>
-          <w:color w:val="0066CC"/>
+          <w:color w:val="0000FF"/>
           <w:sz w:val="24"/>
           <w:u w:val="single"/>
         </w:rPr>
@@ -1993,7 +2001,7 @@
           <w:rFonts w:ascii="Charis SIL Regular" w:hAnsi="Charis SIL Regular" w:eastAsia="Charis SIL Regular"/>
           <w:b w:val="0"/>
           <w:i w:val="0"/>
-          <w:color w:val="0066CC"/>
+          <w:color w:val="0000FF"/>
           <w:sz w:val="24"/>
           <w:u w:val="single"/>
         </w:rPr>
@@ -2004,7 +2012,7 @@
           <w:rFonts w:ascii="Charis SIL Regular" w:hAnsi="Charis SIL Regular" w:eastAsia="Charis SIL Regular"/>
           <w:b w:val="0"/>
           <w:i w:val="0"/>
-          <w:color w:val="0066CC"/>
+          <w:color w:val="0000FF"/>
           <w:sz w:val="24"/>
           <w:u w:val="single"/>
         </w:rPr>
@@ -2034,7 +2042,7 @@
         <w:autoSpaceDE w:val="0"/>
         <w:widowControl/>
         <w:spacing w:line="538" w:lineRule="exact" w:before="198" w:after="0"/>
-        <w:ind w:left="20" w:right="0" w:firstLine="0"/>
+        <w:ind w:left="10" w:right="0" w:firstLine="0"/>
         <w:jc w:val="left"/>
       </w:pPr>
       <w:r>
@@ -2054,7 +2062,7 @@
         <w:autoSpaceDE w:val="0"/>
         <w:widowControl/>
         <w:spacing w:line="354" w:lineRule="exact" w:before="228" w:after="0"/>
-        <w:ind w:left="408" w:right="0" w:firstLine="0"/>
+        <w:ind w:left="398" w:right="0" w:firstLine="0"/>
         <w:jc w:val="left"/>
       </w:pPr>
       <w:r>
@@ -2072,7 +2080,7 @@
           <w:rFonts w:ascii="Charis SIL Regular" w:hAnsi="Charis SIL Regular" w:eastAsia="Charis SIL Regular"/>
           <w:b w:val="0"/>
           <w:i w:val="0"/>
-          <w:color w:val="0066CC"/>
+          <w:color w:val="0000FF"/>
           <w:sz w:val="24"/>
           <w:u w:val="single"/>
         </w:rPr>
@@ -2083,7 +2091,7 @@
       <w:pPr>
         <w:sectPr>
           <w:pgSz w:w="11900" w:h="16840"/>
-          <w:pgMar w:top="448" w:right="1042" w:bottom="396" w:left="940" w:header="720" w:footer="720" w:gutter="0"/>
+          <w:pgMar w:top="448" w:right="1042" w:bottom="396" w:left="950" w:header="720" w:footer="720" w:gutter="0"/>
           <w:cols/>
           <w:docGrid w:linePitch="360"/>
         </w:sectPr>
@@ -2122,7 +2130,7 @@
           <w:rFonts w:ascii="Charis SIL Regular" w:hAnsi="Charis SIL Regular" w:eastAsia="Charis SIL Regular"/>
           <w:b w:val="0"/>
           <w:i w:val="0"/>
-          <w:color w:val="0066CC"/>
+          <w:color w:val="0000FF"/>
           <w:sz w:val="24"/>
           <w:u w:val="single"/>
         </w:rPr>
@@ -2259,7 +2267,7 @@
           <w:rFonts w:ascii="Charis SIL Regular" w:hAnsi="Charis SIL Regular" w:eastAsia="Charis SIL Regular"/>
           <w:b w:val="0"/>
           <w:i w:val="0"/>
-          <w:color w:val="0066CC"/>
+          <w:color w:val="0000FF"/>
           <w:sz w:val="24"/>
           <w:u w:val="single"/>
         </w:rPr>
@@ -2277,7 +2285,7 @@
           <w:rFonts w:ascii="Charis SIL Regular" w:hAnsi="Charis SIL Regular" w:eastAsia="Charis SIL Regular"/>
           <w:b w:val="0"/>
           <w:i w:val="0"/>
-          <w:color w:val="0066CC"/>
+          <w:color w:val="0000FF"/>
           <w:sz w:val="24"/>
           <w:u w:val="single"/>
         </w:rPr>
@@ -2295,7 +2303,7 @@
           <w:rFonts w:ascii="Charis SIL Regular" w:hAnsi="Charis SIL Regular" w:eastAsia="Charis SIL Regular"/>
           <w:b w:val="0"/>
           <w:i w:val="0"/>
-          <w:color w:val="0066CC"/>
+          <w:color w:val="0000FF"/>
           <w:sz w:val="24"/>
           <w:u w:val="single"/>
         </w:rPr>
@@ -2313,7 +2321,7 @@
           <w:rFonts w:ascii="Charis SIL Regular" w:hAnsi="Charis SIL Regular" w:eastAsia="Charis SIL Regular"/>
           <w:b w:val="0"/>
           <w:i w:val="0"/>
-          <w:color w:val="0066CC"/>
+          <w:color w:val="0000FF"/>
           <w:sz w:val="24"/>
           <w:u w:val="single"/>
         </w:rPr>
@@ -2331,7 +2339,7 @@
           <w:rFonts w:ascii="Charis SIL Regular" w:hAnsi="Charis SIL Regular" w:eastAsia="Charis SIL Regular"/>
           <w:b w:val="0"/>
           <w:i w:val="0"/>
-          <w:color w:val="0066CC"/>
+          <w:color w:val="0000FF"/>
           <w:sz w:val="24"/>
           <w:u w:val="single"/>
         </w:rPr>
@@ -2349,7 +2357,7 @@
           <w:rFonts w:ascii="Charis SIL Regular" w:hAnsi="Charis SIL Regular" w:eastAsia="Charis SIL Regular"/>
           <w:b w:val="0"/>
           <w:i w:val="0"/>
-          <w:color w:val="0066CC"/>
+          <w:color w:val="0000FF"/>
           <w:sz w:val="24"/>
           <w:u w:val="single"/>
         </w:rPr>
@@ -2367,7 +2375,7 @@
           <w:rFonts w:ascii="Charis SIL Regular" w:hAnsi="Charis SIL Regular" w:eastAsia="Charis SIL Regular"/>
           <w:b w:val="0"/>
           <w:i w:val="0"/>
-          <w:color w:val="0066CC"/>
+          <w:color w:val="0000FF"/>
           <w:sz w:val="24"/>
           <w:u w:val="single"/>
         </w:rPr>
@@ -2501,7 +2509,7 @@
           <w:rFonts w:ascii="Charis SIL Regular" w:hAnsi="Charis SIL Regular" w:eastAsia="Charis SIL Regular"/>
           <w:b w:val="0"/>
           <w:i w:val="0"/>
-          <w:color w:val="0066CC"/>
+          <w:color w:val="0000FF"/>
           <w:sz w:val="24"/>
           <w:u w:val="single"/>
         </w:rPr>
@@ -2519,7 +2527,7 @@
           <w:rFonts w:ascii="Charis SIL Regular" w:hAnsi="Charis SIL Regular" w:eastAsia="Charis SIL Regular"/>
           <w:b w:val="0"/>
           <w:i w:val="0"/>
-          <w:color w:val="0066CC"/>
+          <w:color w:val="0000FF"/>
           <w:sz w:val="24"/>
           <w:u w:val="single"/>
         </w:rPr>
@@ -2537,7 +2545,7 @@
           <w:rFonts w:ascii="Charis SIL Regular" w:hAnsi="Charis SIL Regular" w:eastAsia="Charis SIL Regular"/>
           <w:b w:val="0"/>
           <w:i w:val="0"/>
-          <w:color w:val="0066CC"/>
+          <w:color w:val="0000FF"/>
           <w:sz w:val="24"/>
           <w:u w:val="single"/>
         </w:rPr>
@@ -2555,7 +2563,7 @@
           <w:rFonts w:ascii="Charis SIL Regular" w:hAnsi="Charis SIL Regular" w:eastAsia="Charis SIL Regular"/>
           <w:b w:val="0"/>
           <w:i w:val="0"/>
-          <w:color w:val="0066CC"/>
+          <w:color w:val="0000FF"/>
           <w:sz w:val="24"/>
           <w:u w:val="single"/>
         </w:rPr>
@@ -2573,7 +2581,7 @@
           <w:rFonts w:ascii="Charis SIL Regular" w:hAnsi="Charis SIL Regular" w:eastAsia="Charis SIL Regular"/>
           <w:b w:val="0"/>
           <w:i w:val="0"/>
-          <w:color w:val="0066CC"/>
+          <w:color w:val="0000FF"/>
           <w:sz w:val="24"/>
           <w:u w:val="single"/>
         </w:rPr>
@@ -2591,7 +2599,7 @@
           <w:rFonts w:ascii="Charis SIL Regular" w:hAnsi="Charis SIL Regular" w:eastAsia="Charis SIL Regular"/>
           <w:b w:val="0"/>
           <w:i w:val="0"/>
-          <w:color w:val="0066CC"/>
+          <w:color w:val="0000FF"/>
           <w:sz w:val="24"/>
           <w:u w:val="single"/>
         </w:rPr>
@@ -2609,7 +2617,7 @@
           <w:rFonts w:ascii="Charis SIL Regular" w:hAnsi="Charis SIL Regular" w:eastAsia="Charis SIL Regular"/>
           <w:b w:val="0"/>
           <w:i w:val="0"/>
-          <w:color w:val="0066CC"/>
+          <w:color w:val="0000FF"/>
           <w:sz w:val="24"/>
           <w:u w:val="single"/>
         </w:rPr>
@@ -2733,7 +2741,7 @@
           <w:rFonts w:ascii="Charis SIL Regular" w:hAnsi="Charis SIL Regular" w:eastAsia="Charis SIL Regular"/>
           <w:b w:val="0"/>
           <w:i w:val="0"/>
-          <w:color w:val="0066CC"/>
+          <w:color w:val="0000FF"/>
           <w:sz w:val="24"/>
           <w:u w:val="single"/>
         </w:rPr>
@@ -2751,7 +2759,7 @@
           <w:rFonts w:ascii="Charis SIL Regular" w:hAnsi="Charis SIL Regular" w:eastAsia="Charis SIL Regular"/>
           <w:b w:val="0"/>
           <w:i w:val="0"/>
-          <w:color w:val="0066CC"/>
+          <w:color w:val="0000FF"/>
           <w:sz w:val="24"/>
           <w:u w:val="single"/>
         </w:rPr>
@@ -2769,7 +2777,7 @@
           <w:rFonts w:ascii="Charis SIL Regular" w:hAnsi="Charis SIL Regular" w:eastAsia="Charis SIL Regular"/>
           <w:b w:val="0"/>
           <w:i w:val="0"/>
-          <w:color w:val="0066CC"/>
+          <w:color w:val="0000FF"/>
           <w:sz w:val="24"/>
           <w:u w:val="single"/>
         </w:rPr>
@@ -2787,7 +2795,7 @@
           <w:rFonts w:ascii="Charis SIL Regular" w:hAnsi="Charis SIL Regular" w:eastAsia="Charis SIL Regular"/>
           <w:b w:val="0"/>
           <w:i w:val="0"/>
-          <w:color w:val="0066CC"/>
+          <w:color w:val="0000FF"/>
           <w:sz w:val="24"/>
           <w:u w:val="single"/>
         </w:rPr>
@@ -2805,7 +2813,7 @@
           <w:rFonts w:ascii="Charis SIL Regular" w:hAnsi="Charis SIL Regular" w:eastAsia="Charis SIL Regular"/>
           <w:b w:val="0"/>
           <w:i w:val="0"/>
-          <w:color w:val="0066CC"/>
+          <w:color w:val="0000FF"/>
           <w:sz w:val="24"/>
           <w:u w:val="single"/>
         </w:rPr>
@@ -2823,7 +2831,7 @@
           <w:rFonts w:ascii="Charis SIL Regular" w:hAnsi="Charis SIL Regular" w:eastAsia="Charis SIL Regular"/>
           <w:b w:val="0"/>
           <w:i w:val="0"/>
-          <w:color w:val="0066CC"/>
+          <w:color w:val="0000FF"/>
           <w:sz w:val="24"/>
           <w:u w:val="single"/>
         </w:rPr>
@@ -2841,7 +2849,7 @@
           <w:rFonts w:ascii="Charis SIL Regular" w:hAnsi="Charis SIL Regular" w:eastAsia="Charis SIL Regular"/>
           <w:b w:val="0"/>
           <w:i w:val="0"/>
-          <w:color w:val="0066CC"/>
+          <w:color w:val="0000FF"/>
           <w:sz w:val="24"/>
           <w:u w:val="single"/>
         </w:rPr>
@@ -2949,7 +2957,7 @@
           <w:rFonts w:ascii="Charis SIL Regular" w:hAnsi="Charis SIL Regular" w:eastAsia="Charis SIL Regular"/>
           <w:b w:val="0"/>
           <w:i w:val="0"/>
-          <w:color w:val="0066CC"/>
+          <w:color w:val="0000FF"/>
           <w:sz w:val="24"/>
           <w:u w:val="single"/>
         </w:rPr>
@@ -2967,7 +2975,7 @@
           <w:rFonts w:ascii="Charis SIL Regular" w:hAnsi="Charis SIL Regular" w:eastAsia="Charis SIL Regular"/>
           <w:b w:val="0"/>
           <w:i w:val="0"/>
-          <w:color w:val="0066CC"/>
+          <w:color w:val="0000FF"/>
           <w:sz w:val="24"/>
           <w:u w:val="single"/>
         </w:rPr>
@@ -2985,7 +2993,7 @@
           <w:rFonts w:ascii="Charis SIL Regular" w:hAnsi="Charis SIL Regular" w:eastAsia="Charis SIL Regular"/>
           <w:b w:val="0"/>
           <w:i w:val="0"/>
-          <w:color w:val="0066CC"/>
+          <w:color w:val="0000FF"/>
           <w:sz w:val="24"/>
           <w:u w:val="single"/>
         </w:rPr>
@@ -3003,7 +3011,7 @@
           <w:rFonts w:ascii="Charis SIL Regular" w:hAnsi="Charis SIL Regular" w:eastAsia="Charis SIL Regular"/>
           <w:b w:val="0"/>
           <w:i w:val="0"/>
-          <w:color w:val="0066CC"/>
+          <w:color w:val="0000FF"/>
           <w:sz w:val="24"/>
           <w:u w:val="single"/>
         </w:rPr>
@@ -3021,7 +3029,7 @@
           <w:rFonts w:ascii="Charis SIL Regular" w:hAnsi="Charis SIL Regular" w:eastAsia="Charis SIL Regular"/>
           <w:b w:val="0"/>
           <w:i w:val="0"/>
-          <w:color w:val="0066CC"/>
+          <w:color w:val="0000FF"/>
           <w:sz w:val="24"/>
           <w:u w:val="single"/>
         </w:rPr>
@@ -3039,7 +3047,7 @@
           <w:rFonts w:ascii="Charis SIL Regular" w:hAnsi="Charis SIL Regular" w:eastAsia="Charis SIL Regular"/>
           <w:b w:val="0"/>
           <w:i w:val="0"/>
-          <w:color w:val="0066CC"/>
+          <w:color w:val="0000FF"/>
           <w:sz w:val="24"/>
           <w:u w:val="single"/>
         </w:rPr>
@@ -3057,7 +3065,7 @@
           <w:rFonts w:ascii="Charis SIL Regular" w:hAnsi="Charis SIL Regular" w:eastAsia="Charis SIL Regular"/>
           <w:b w:val="0"/>
           <w:i w:val="0"/>
-          <w:color w:val="0066CC"/>
+          <w:color w:val="0000FF"/>
           <w:sz w:val="24"/>
           <w:u w:val="single"/>
         </w:rPr>
@@ -3075,7 +3083,7 @@
           <w:rFonts w:ascii="Charis SIL Regular" w:hAnsi="Charis SIL Regular" w:eastAsia="Charis SIL Regular"/>
           <w:b w:val="0"/>
           <w:i w:val="0"/>
-          <w:color w:val="0066CC"/>
+          <w:color w:val="0000FF"/>
           <w:sz w:val="24"/>
           <w:u w:val="single"/>
         </w:rPr>
@@ -3093,7 +3101,7 @@
           <w:rFonts w:ascii="Charis SIL Regular" w:hAnsi="Charis SIL Regular" w:eastAsia="Charis SIL Regular"/>
           <w:b w:val="0"/>
           <w:i w:val="0"/>
-          <w:color w:val="0066CC"/>
+          <w:color w:val="0000FF"/>
           <w:sz w:val="24"/>
           <w:u w:val="single"/>
         </w:rPr>
@@ -3250,7 +3258,7 @@
           <w:rFonts w:ascii="Charis SIL Regular" w:hAnsi="Charis SIL Regular" w:eastAsia="Charis SIL Regular"/>
           <w:b w:val="0"/>
           <w:i w:val="0"/>
-          <w:color w:val="0066CC"/>
+          <w:color w:val="0000FF"/>
           <w:sz w:val="24"/>
           <w:u w:val="single"/>
         </w:rPr>
@@ -3268,7 +3276,7 @@
           <w:rFonts w:ascii="Charis SIL Regular" w:hAnsi="Charis SIL Regular" w:eastAsia="Charis SIL Regular"/>
           <w:b w:val="0"/>
           <w:i w:val="0"/>
-          <w:color w:val="0066CC"/>
+          <w:color w:val="0000FF"/>
           <w:sz w:val="24"/>
           <w:u w:val="single"/>
         </w:rPr>
@@ -3286,7 +3294,7 @@
           <w:rFonts w:ascii="Charis SIL Regular" w:hAnsi="Charis SIL Regular" w:eastAsia="Charis SIL Regular"/>
           <w:b w:val="0"/>
           <w:i w:val="0"/>
-          <w:color w:val="0066CC"/>
+          <w:color w:val="0000FF"/>
           <w:sz w:val="24"/>
           <w:u w:val="single"/>
         </w:rPr>
@@ -3304,7 +3312,7 @@
           <w:rFonts w:ascii="Charis SIL Regular" w:hAnsi="Charis SIL Regular" w:eastAsia="Charis SIL Regular"/>
           <w:b w:val="0"/>
           <w:i w:val="0"/>
-          <w:color w:val="0066CC"/>
+          <w:color w:val="0000FF"/>
           <w:sz w:val="24"/>
           <w:u w:val="single"/>
         </w:rPr>
@@ -3322,7 +3330,7 @@
           <w:rFonts w:ascii="Charis SIL Regular" w:hAnsi="Charis SIL Regular" w:eastAsia="Charis SIL Regular"/>
           <w:b w:val="0"/>
           <w:i w:val="0"/>
-          <w:color w:val="0066CC"/>
+          <w:color w:val="0000FF"/>
           <w:sz w:val="24"/>
           <w:u w:val="single"/>
         </w:rPr>
@@ -3340,7 +3348,7 @@
           <w:rFonts w:ascii="Charis SIL Regular" w:hAnsi="Charis SIL Regular" w:eastAsia="Charis SIL Regular"/>
           <w:b w:val="0"/>
           <w:i w:val="0"/>
-          <w:color w:val="0066CC"/>
+          <w:color w:val="0000FF"/>
           <w:sz w:val="24"/>
           <w:u w:val="single"/>
         </w:rPr>
@@ -3358,7 +3366,7 @@
           <w:rFonts w:ascii="Charis SIL Regular" w:hAnsi="Charis SIL Regular" w:eastAsia="Charis SIL Regular"/>
           <w:b w:val="0"/>
           <w:i w:val="0"/>
-          <w:color w:val="0066CC"/>
+          <w:color w:val="0000FF"/>
           <w:sz w:val="24"/>
           <w:u w:val="single"/>
         </w:rPr>
@@ -3492,7 +3500,7 @@
           <w:rFonts w:ascii="Charis SIL Regular" w:hAnsi="Charis SIL Regular" w:eastAsia="Charis SIL Regular"/>
           <w:b w:val="0"/>
           <w:i w:val="0"/>
-          <w:color w:val="0066CC"/>
+          <w:color w:val="0000FF"/>
           <w:sz w:val="24"/>
           <w:u w:val="single"/>
         </w:rPr>
@@ -3510,7 +3518,7 @@
           <w:rFonts w:ascii="Charis SIL Regular" w:hAnsi="Charis SIL Regular" w:eastAsia="Charis SIL Regular"/>
           <w:b w:val="0"/>
           <w:i w:val="0"/>
-          <w:color w:val="0066CC"/>
+          <w:color w:val="0000FF"/>
           <w:sz w:val="24"/>
           <w:u w:val="single"/>
         </w:rPr>
@@ -3528,7 +3536,7 @@
           <w:rFonts w:ascii="Charis SIL Regular" w:hAnsi="Charis SIL Regular" w:eastAsia="Charis SIL Regular"/>
           <w:b w:val="0"/>
           <w:i w:val="0"/>
-          <w:color w:val="0066CC"/>
+          <w:color w:val="0000FF"/>
           <w:sz w:val="24"/>
           <w:u w:val="single"/>
         </w:rPr>
@@ -3546,7 +3554,7 @@
           <w:rFonts w:ascii="Charis SIL Regular" w:hAnsi="Charis SIL Regular" w:eastAsia="Charis SIL Regular"/>
           <w:b w:val="0"/>
           <w:i w:val="0"/>
-          <w:color w:val="0066CC"/>
+          <w:color w:val="0000FF"/>
           <w:sz w:val="24"/>
           <w:u w:val="single"/>
         </w:rPr>
@@ -3564,7 +3572,7 @@
           <w:rFonts w:ascii="Charis SIL Regular" w:hAnsi="Charis SIL Regular" w:eastAsia="Charis SIL Regular"/>
           <w:b w:val="0"/>
           <w:i w:val="0"/>
-          <w:color w:val="0066CC"/>
+          <w:color w:val="0000FF"/>
           <w:sz w:val="24"/>
           <w:u w:val="single"/>
         </w:rPr>
@@ -3582,7 +3590,7 @@
           <w:rFonts w:ascii="Charis SIL Regular" w:hAnsi="Charis SIL Regular" w:eastAsia="Charis SIL Regular"/>
           <w:b w:val="0"/>
           <w:i w:val="0"/>
-          <w:color w:val="0066CC"/>
+          <w:color w:val="0000FF"/>
           <w:sz w:val="24"/>
           <w:u w:val="single"/>
         </w:rPr>
@@ -3600,7 +3608,7 @@
           <w:rFonts w:ascii="Charis SIL Regular" w:hAnsi="Charis SIL Regular" w:eastAsia="Charis SIL Regular"/>
           <w:b w:val="0"/>
           <w:i w:val="0"/>
-          <w:color w:val="0066CC"/>
+          <w:color w:val="0000FF"/>
           <w:sz w:val="24"/>
           <w:u w:val="single"/>
         </w:rPr>
@@ -3708,7 +3716,7 @@
           <w:rFonts w:ascii="Charis SIL Regular" w:hAnsi="Charis SIL Regular" w:eastAsia="Charis SIL Regular"/>
           <w:b w:val="0"/>
           <w:i w:val="0"/>
-          <w:color w:val="0066CC"/>
+          <w:color w:val="0000FF"/>
           <w:sz w:val="24"/>
           <w:u w:val="single"/>
         </w:rPr>
@@ -3726,7 +3734,7 @@
           <w:rFonts w:ascii="Charis SIL Regular" w:hAnsi="Charis SIL Regular" w:eastAsia="Charis SIL Regular"/>
           <w:b w:val="0"/>
           <w:i w:val="0"/>
-          <w:color w:val="0066CC"/>
+          <w:color w:val="0000FF"/>
           <w:sz w:val="24"/>
           <w:u w:val="single"/>
         </w:rPr>
@@ -3744,7 +3752,7 @@
           <w:rFonts w:ascii="Charis SIL Regular" w:hAnsi="Charis SIL Regular" w:eastAsia="Charis SIL Regular"/>
           <w:b w:val="0"/>
           <w:i w:val="0"/>
-          <w:color w:val="0066CC"/>
+          <w:color w:val="0000FF"/>
           <w:sz w:val="24"/>
           <w:u w:val="single"/>
         </w:rPr>
@@ -3762,7 +3770,7 @@
           <w:rFonts w:ascii="Charis SIL Regular" w:hAnsi="Charis SIL Regular" w:eastAsia="Charis SIL Regular"/>
           <w:b w:val="0"/>
           <w:i w:val="0"/>
-          <w:color w:val="0066CC"/>
+          <w:color w:val="0000FF"/>
           <w:sz w:val="24"/>
           <w:u w:val="single"/>
         </w:rPr>
@@ -3780,7 +3788,7 @@
           <w:rFonts w:ascii="Charis SIL Regular" w:hAnsi="Charis SIL Regular" w:eastAsia="Charis SIL Regular"/>
           <w:b w:val="0"/>
           <w:i w:val="0"/>
-          <w:color w:val="0066CC"/>
+          <w:color w:val="0000FF"/>
           <w:sz w:val="24"/>
           <w:u w:val="single"/>
         </w:rPr>
@@ -3798,7 +3806,7 @@
           <w:rFonts w:ascii="Charis SIL Regular" w:hAnsi="Charis SIL Regular" w:eastAsia="Charis SIL Regular"/>
           <w:b w:val="0"/>
           <w:i w:val="0"/>
-          <w:color w:val="0066CC"/>
+          <w:color w:val="0000FF"/>
           <w:sz w:val="24"/>
           <w:u w:val="single"/>
         </w:rPr>
@@ -3816,7 +3824,7 @@
           <w:rFonts w:ascii="Charis SIL Regular" w:hAnsi="Charis SIL Regular" w:eastAsia="Charis SIL Regular"/>
           <w:b w:val="0"/>
           <w:i w:val="0"/>
-          <w:color w:val="0066CC"/>
+          <w:color w:val="0000FF"/>
           <w:sz w:val="24"/>
           <w:u w:val="single"/>
         </w:rPr>
@@ -3834,7 +3842,7 @@
           <w:rFonts w:ascii="Charis SIL Regular" w:hAnsi="Charis SIL Regular" w:eastAsia="Charis SIL Regular"/>
           <w:b w:val="0"/>
           <w:i w:val="0"/>
-          <w:color w:val="0066CC"/>
+          <w:color w:val="0000FF"/>
           <w:sz w:val="24"/>
           <w:u w:val="single"/>
         </w:rPr>
@@ -3942,7 +3950,7 @@
           <w:rFonts w:ascii="Charis SIL Regular" w:hAnsi="Charis SIL Regular" w:eastAsia="Charis SIL Regular"/>
           <w:b w:val="0"/>
           <w:i w:val="0"/>
-          <w:color w:val="0066CC"/>
+          <w:color w:val="0000FF"/>
           <w:sz w:val="24"/>
         </w:rPr>
         <w:hyperlink r:id="rId29" w:history="1">
@@ -3959,7 +3967,7 @@
           <w:rFonts w:ascii="Charis SIL Regular" w:hAnsi="Charis SIL Regular" w:eastAsia="Charis SIL Regular"/>
           <w:b w:val="0"/>
           <w:i w:val="0"/>
-          <w:color w:val="0066CC"/>
+          <w:color w:val="0000FF"/>
           <w:sz w:val="24"/>
         </w:rPr>
         <w:hyperlink r:id="rId29" w:history="1">
@@ -4086,7 +4094,7 @@
           <w:rFonts w:ascii="Charis SIL Regular" w:hAnsi="Charis SIL Regular" w:eastAsia="Charis SIL Regular"/>
           <w:b w:val="0"/>
           <w:i w:val="0"/>
-          <w:color w:val="0066CC"/>
+          <w:color w:val="0000FF"/>
           <w:sz w:val="24"/>
         </w:rPr>
         <w:hyperlink r:id="rId30" w:history="1">
@@ -4103,7 +4111,7 @@
           <w:rFonts w:ascii="Charis SIL Regular" w:hAnsi="Charis SIL Regular" w:eastAsia="Charis SIL Regular"/>
           <w:b w:val="0"/>
           <w:i w:val="0"/>
-          <w:color w:val="0066CC"/>
+          <w:color w:val="0000FF"/>
           <w:sz w:val="24"/>
         </w:rPr>
         <w:hyperlink r:id="rId30" w:history="1">
@@ -4120,7 +4128,7 @@
           <w:rFonts w:ascii="Charis SIL Regular" w:hAnsi="Charis SIL Regular" w:eastAsia="Charis SIL Regular"/>
           <w:b w:val="0"/>
           <w:i w:val="0"/>
-          <w:color w:val="0066CC"/>
+          <w:color w:val="0000FF"/>
           <w:sz w:val="24"/>
         </w:rPr>
         <w:hyperlink r:id="rId30" w:history="1">
@@ -4296,7 +4304,7 @@
           <w:rFonts w:ascii="Charis SIL Regular" w:hAnsi="Charis SIL Regular" w:eastAsia="Charis SIL Regular"/>
           <w:b w:val="0"/>
           <w:i w:val="0"/>
-          <w:color w:val="0066CC"/>
+          <w:color w:val="0000FF"/>
           <w:sz w:val="24"/>
           <w:u w:val="single"/>
         </w:rPr>
@@ -4314,7 +4322,7 @@
           <w:rFonts w:ascii="Charis SIL Regular" w:hAnsi="Charis SIL Regular" w:eastAsia="Charis SIL Regular"/>
           <w:b w:val="0"/>
           <w:i w:val="0"/>
-          <w:color w:val="0066CC"/>
+          <w:color w:val="0000FF"/>
           <w:sz w:val="24"/>
           <w:u w:val="single"/>
         </w:rPr>
@@ -4332,7 +4340,7 @@
           <w:rFonts w:ascii="Charis SIL Regular" w:hAnsi="Charis SIL Regular" w:eastAsia="Charis SIL Regular"/>
           <w:b w:val="0"/>
           <w:i w:val="0"/>
-          <w:color w:val="0066CC"/>
+          <w:color w:val="0000FF"/>
           <w:sz w:val="24"/>
           <w:u w:val="single"/>
         </w:rPr>
@@ -4450,7 +4458,7 @@
           <w:rFonts w:ascii="Charis SIL Regular" w:hAnsi="Charis SIL Regular" w:eastAsia="Charis SIL Regular"/>
           <w:b w:val="0"/>
           <w:i w:val="0"/>
-          <w:color w:val="0066CC"/>
+          <w:color w:val="0000FF"/>
           <w:sz w:val="24"/>
           <w:u w:val="single"/>
         </w:rPr>
@@ -4468,7 +4476,7 @@
           <w:rFonts w:ascii="Charis SIL Regular" w:hAnsi="Charis SIL Regular" w:eastAsia="Charis SIL Regular"/>
           <w:b w:val="0"/>
           <w:i w:val="0"/>
-          <w:color w:val="0066CC"/>
+          <w:color w:val="0000FF"/>
           <w:sz w:val="24"/>
           <w:u w:val="single"/>
         </w:rPr>
@@ -4486,7 +4494,7 @@
           <w:rFonts w:ascii="Charis SIL Regular" w:hAnsi="Charis SIL Regular" w:eastAsia="Charis SIL Regular"/>
           <w:b w:val="0"/>
           <w:i w:val="0"/>
-          <w:color w:val="0066CC"/>
+          <w:color w:val="0000FF"/>
           <w:sz w:val="24"/>
           <w:u w:val="single"/>
         </w:rPr>
@@ -4594,7 +4602,7 @@
           <w:rFonts w:ascii="Charis SIL Regular" w:hAnsi="Charis SIL Regular" w:eastAsia="Charis SIL Regular"/>
           <w:b w:val="0"/>
           <w:i w:val="0"/>
-          <w:color w:val="0066CC"/>
+          <w:color w:val="0000FF"/>
           <w:sz w:val="24"/>
           <w:u w:val="single"/>
         </w:rPr>
@@ -4612,7 +4620,7 @@
           <w:rFonts w:ascii="Charis SIL Regular" w:hAnsi="Charis SIL Regular" w:eastAsia="Charis SIL Regular"/>
           <w:b w:val="0"/>
           <w:i w:val="0"/>
-          <w:color w:val="0066CC"/>
+          <w:color w:val="0000FF"/>
           <w:sz w:val="24"/>
           <w:u w:val="single"/>
         </w:rPr>
@@ -4630,7 +4638,7 @@
           <w:rFonts w:ascii="Charis SIL Regular" w:hAnsi="Charis SIL Regular" w:eastAsia="Charis SIL Regular"/>
           <w:b w:val="0"/>
           <w:i w:val="0"/>
-          <w:color w:val="0066CC"/>
+          <w:color w:val="0000FF"/>
           <w:sz w:val="24"/>
           <w:u w:val="single"/>
         </w:rPr>
@@ -4658,7 +4666,7 @@
           <w:rFonts w:ascii="Charis SIL Regular" w:hAnsi="Charis SIL Regular" w:eastAsia="Charis SIL Regular"/>
           <w:b w:val="0"/>
           <w:i w:val="0"/>
-          <w:color w:val="0066CC"/>
+          <w:color w:val="0000FF"/>
           <w:sz w:val="24"/>
           <w:u w:val="single"/>
         </w:rPr>
@@ -4676,7 +4684,7 @@
           <w:rFonts w:ascii="Charis SIL Regular" w:hAnsi="Charis SIL Regular" w:eastAsia="Charis SIL Regular"/>
           <w:b w:val="0"/>
           <w:i w:val="0"/>
-          <w:color w:val="0066CC"/>
+          <w:color w:val="0000FF"/>
           <w:sz w:val="24"/>
           <w:u w:val="single"/>
         </w:rPr>
@@ -4687,7 +4695,7 @@
           <w:rFonts w:ascii="Charis SIL Regular" w:hAnsi="Charis SIL Regular" w:eastAsia="Charis SIL Regular"/>
           <w:b w:val="0"/>
           <w:i w:val="0"/>
-          <w:color w:val="0066CC"/>
+          <w:color w:val="0000FF"/>
           <w:sz w:val="24"/>
           <w:u w:val="single"/>
         </w:rPr>
@@ -4715,7 +4723,7 @@
           <w:rFonts w:ascii="Charis SIL Regular" w:hAnsi="Charis SIL Regular" w:eastAsia="Charis SIL Regular"/>
           <w:b w:val="0"/>
           <w:i w:val="0"/>
-          <w:color w:val="0066CC"/>
+          <w:color w:val="0000FF"/>
           <w:sz w:val="24"/>
           <w:u w:val="single"/>
         </w:rPr>
@@ -4733,7 +4741,7 @@
           <w:rFonts w:ascii="Charis SIL Regular" w:hAnsi="Charis SIL Regular" w:eastAsia="Charis SIL Regular"/>
           <w:b w:val="0"/>
           <w:i w:val="0"/>
-          <w:color w:val="0066CC"/>
+          <w:color w:val="0000FF"/>
           <w:sz w:val="24"/>
           <w:u w:val="single"/>
         </w:rPr>
@@ -4751,7 +4759,7 @@
           <w:rFonts w:ascii="Charis SIL Regular" w:hAnsi="Charis SIL Regular" w:eastAsia="Charis SIL Regular"/>
           <w:b w:val="0"/>
           <w:i w:val="0"/>
-          <w:color w:val="0066CC"/>
+          <w:color w:val="0000FF"/>
           <w:sz w:val="24"/>
           <w:u w:val="single"/>
         </w:rPr>
@@ -4762,7 +4770,7 @@
           <w:rFonts w:ascii="Charis SIL Regular" w:hAnsi="Charis SIL Regular" w:eastAsia="Charis SIL Regular"/>
           <w:b w:val="0"/>
           <w:i w:val="0"/>
-          <w:color w:val="0066CC"/>
+          <w:color w:val="0000FF"/>
           <w:sz w:val="24"/>
           <w:u w:val="single"/>
         </w:rPr>
@@ -4890,7 +4898,7 @@
           <w:rFonts w:ascii="Charis SIL Regular" w:hAnsi="Charis SIL Regular" w:eastAsia="Charis SIL Regular"/>
           <w:b w:val="0"/>
           <w:i w:val="0"/>
-          <w:color w:val="0066CC"/>
+          <w:color w:val="0000FF"/>
           <w:sz w:val="24"/>
           <w:u w:val="single"/>
         </w:rPr>
@@ -4908,7 +4916,7 @@
           <w:rFonts w:ascii="Charis SIL Regular" w:hAnsi="Charis SIL Regular" w:eastAsia="Charis SIL Regular"/>
           <w:b w:val="0"/>
           <w:i w:val="0"/>
-          <w:color w:val="0066CC"/>
+          <w:color w:val="0000FF"/>
           <w:sz w:val="24"/>
           <w:u w:val="single"/>
         </w:rPr>
@@ -4926,7 +4934,7 @@
           <w:rFonts w:ascii="Charis SIL Regular" w:hAnsi="Charis SIL Regular" w:eastAsia="Charis SIL Regular"/>
           <w:b w:val="0"/>
           <w:i w:val="0"/>
-          <w:color w:val="0066CC"/>
+          <w:color w:val="0000FF"/>
           <w:sz w:val="24"/>
           <w:u w:val="single"/>
         </w:rPr>
@@ -4944,7 +4952,7 @@
           <w:rFonts w:ascii="Charis SIL Regular" w:hAnsi="Charis SIL Regular" w:eastAsia="Charis SIL Regular"/>
           <w:b w:val="0"/>
           <w:i w:val="0"/>
-          <w:color w:val="0066CC"/>
+          <w:color w:val="0000FF"/>
           <w:sz w:val="24"/>
           <w:u w:val="single"/>
         </w:rPr>
@@ -4972,7 +4980,7 @@
           <w:rFonts w:ascii="Charis SIL Regular" w:hAnsi="Charis SIL Regular" w:eastAsia="Charis SIL Regular"/>
           <w:b w:val="0"/>
           <w:i w:val="0"/>
-          <w:color w:val="0066CC"/>
+          <w:color w:val="0000FF"/>
           <w:sz w:val="24"/>
           <w:u w:val="single"/>
         </w:rPr>
@@ -4990,7 +4998,7 @@
           <w:rFonts w:ascii="Charis SIL Regular" w:hAnsi="Charis SIL Regular" w:eastAsia="Charis SIL Regular"/>
           <w:b w:val="0"/>
           <w:i w:val="0"/>
-          <w:color w:val="0066CC"/>
+          <w:color w:val="0000FF"/>
           <w:sz w:val="24"/>
           <w:u w:val="single"/>
         </w:rPr>
@@ -5008,7 +5016,7 @@
           <w:rFonts w:ascii="Charis SIL Regular" w:hAnsi="Charis SIL Regular" w:eastAsia="Charis SIL Regular"/>
           <w:b w:val="0"/>
           <w:i w:val="0"/>
-          <w:color w:val="0066CC"/>
+          <w:color w:val="0000FF"/>
           <w:sz w:val="24"/>
           <w:u w:val="single"/>
         </w:rPr>
@@ -5096,7 +5104,7 @@
           <w:rFonts w:ascii="Charis SIL Regular" w:hAnsi="Charis SIL Regular" w:eastAsia="Charis SIL Regular"/>
           <w:b w:val="0"/>
           <w:i w:val="0"/>
-          <w:color w:val="0066CC"/>
+          <w:color w:val="0000FF"/>
           <w:sz w:val="24"/>
           <w:u w:val="single"/>
         </w:rPr>
@@ -5114,7 +5122,7 @@
           <w:rFonts w:ascii="Charis SIL Regular" w:hAnsi="Charis SIL Regular" w:eastAsia="Charis SIL Regular"/>
           <w:b w:val="0"/>
           <w:i w:val="0"/>
-          <w:color w:val="0066CC"/>
+          <w:color w:val="0000FF"/>
           <w:sz w:val="24"/>
           <w:u w:val="single"/>
         </w:rPr>
@@ -5132,7 +5140,7 @@
           <w:rFonts w:ascii="Charis SIL Regular" w:hAnsi="Charis SIL Regular" w:eastAsia="Charis SIL Regular"/>
           <w:b w:val="0"/>
           <w:i w:val="0"/>
-          <w:color w:val="0066CC"/>
+          <w:color w:val="0000FF"/>
           <w:sz w:val="24"/>
           <w:u w:val="single"/>
         </w:rPr>
@@ -5160,7 +5168,7 @@
           <w:rFonts w:ascii="Charis SIL Regular" w:hAnsi="Charis SIL Regular" w:eastAsia="Charis SIL Regular"/>
           <w:b w:val="0"/>
           <w:i w:val="0"/>
-          <w:color w:val="0066CC"/>
+          <w:color w:val="0000FF"/>
           <w:sz w:val="24"/>
           <w:u w:val="single"/>
         </w:rPr>
@@ -5178,7 +5186,7 @@
           <w:rFonts w:ascii="Charis SIL Regular" w:hAnsi="Charis SIL Regular" w:eastAsia="Charis SIL Regular"/>
           <w:b w:val="0"/>
           <w:i w:val="0"/>
-          <w:color w:val="0066CC"/>
+          <w:color w:val="0000FF"/>
           <w:sz w:val="24"/>
           <w:u w:val="single"/>
         </w:rPr>
@@ -5189,7 +5197,7 @@
           <w:rFonts w:ascii="Charis SIL Regular" w:hAnsi="Charis SIL Regular" w:eastAsia="Charis SIL Regular"/>
           <w:b w:val="0"/>
           <w:i w:val="0"/>
-          <w:color w:val="0066CC"/>
+          <w:color w:val="0000FF"/>
           <w:sz w:val="24"/>
           <w:u w:val="single"/>
         </w:rPr>
@@ -5287,7 +5295,7 @@
           <w:rFonts w:ascii="Charis SIL Regular" w:hAnsi="Charis SIL Regular" w:eastAsia="Charis SIL Regular"/>
           <w:b w:val="0"/>
           <w:i w:val="0"/>
-          <w:color w:val="0066CC"/>
+          <w:color w:val="0000FF"/>
           <w:sz w:val="24"/>
           <w:u w:val="single"/>
         </w:rPr>
@@ -5305,7 +5313,7 @@
           <w:rFonts w:ascii="Charis SIL Regular" w:hAnsi="Charis SIL Regular" w:eastAsia="Charis SIL Regular"/>
           <w:b w:val="0"/>
           <w:i w:val="0"/>
-          <w:color w:val="0066CC"/>
+          <w:color w:val="0000FF"/>
           <w:sz w:val="24"/>
           <w:u w:val="single"/>
         </w:rPr>
@@ -5323,7 +5331,7 @@
           <w:rFonts w:ascii="Charis SIL Regular" w:hAnsi="Charis SIL Regular" w:eastAsia="Charis SIL Regular"/>
           <w:b w:val="0"/>
           <w:i w:val="0"/>
-          <w:color w:val="0066CC"/>
+          <w:color w:val="0000FF"/>
           <w:sz w:val="24"/>
           <w:u w:val="single"/>
         </w:rPr>
@@ -5341,7 +5349,7 @@
           <w:rFonts w:ascii="Charis SIL Regular" w:hAnsi="Charis SIL Regular" w:eastAsia="Charis SIL Regular"/>
           <w:b w:val="0"/>
           <w:i w:val="0"/>
-          <w:color w:val="0066CC"/>
+          <w:color w:val="0000FF"/>
           <w:sz w:val="24"/>
           <w:u w:val="single"/>
         </w:rPr>
@@ -5359,7 +5367,7 @@
           <w:rFonts w:ascii="Charis SIL Regular" w:hAnsi="Charis SIL Regular" w:eastAsia="Charis SIL Regular"/>
           <w:b w:val="0"/>
           <w:i w:val="0"/>
-          <w:color w:val="0066CC"/>
+          <w:color w:val="0000FF"/>
           <w:sz w:val="24"/>
           <w:u w:val="single"/>
         </w:rPr>
@@ -5377,7 +5385,7 @@
           <w:rFonts w:ascii="Charis SIL Regular" w:hAnsi="Charis SIL Regular" w:eastAsia="Charis SIL Regular"/>
           <w:b w:val="0"/>
           <w:i w:val="0"/>
-          <w:color w:val="0066CC"/>
+          <w:color w:val="0000FF"/>
           <w:sz w:val="24"/>
           <w:u w:val="single"/>
         </w:rPr>
@@ -5395,7 +5403,7 @@
           <w:rFonts w:ascii="Charis SIL Regular" w:hAnsi="Charis SIL Regular" w:eastAsia="Charis SIL Regular"/>
           <w:b w:val="0"/>
           <w:i w:val="0"/>
-          <w:color w:val="0066CC"/>
+          <w:color w:val="0000FF"/>
           <w:sz w:val="24"/>
           <w:u w:val="single"/>
         </w:rPr>
@@ -5423,7 +5431,7 @@
           <w:rFonts w:ascii="Charis SIL Regular" w:hAnsi="Charis SIL Regular" w:eastAsia="Charis SIL Regular"/>
           <w:b w:val="0"/>
           <w:i w:val="0"/>
-          <w:color w:val="0066CC"/>
+          <w:color w:val="0000FF"/>
           <w:sz w:val="24"/>
           <w:u w:val="single"/>
         </w:rPr>
@@ -5441,7 +5449,7 @@
           <w:rFonts w:ascii="Charis SIL Regular" w:hAnsi="Charis SIL Regular" w:eastAsia="Charis SIL Regular"/>
           <w:b w:val="0"/>
           <w:i w:val="0"/>
-          <w:color w:val="0066CC"/>
+          <w:color w:val="0000FF"/>
           <w:sz w:val="24"/>
           <w:u w:val="single"/>
         </w:rPr>
@@ -5452,7 +5460,7 @@
           <w:rFonts w:ascii="Charis SIL Regular" w:hAnsi="Charis SIL Regular" w:eastAsia="Charis SIL Regular"/>
           <w:b w:val="0"/>
           <w:i w:val="0"/>
-          <w:color w:val="0066CC"/>
+          <w:color w:val="0000FF"/>
           <w:sz w:val="24"/>
           <w:u w:val="single"/>
         </w:rPr>

--- a/EXPORTS/DOCX/published/niveau3/Dutch/KVVAK.docx
+++ b/EXPORTS/DOCX/published/niveau3/Dutch/KVVAK.docx
@@ -5002,7 +5002,7 @@
           <w:sz w:val="24"/>
           <w:u w:val="single"/>
         </w:rPr>
-        <w:hyperlink r:id="rId36" w:history="1">
+        <w:hyperlink r:id="rId35" w:history="1">
           <w:r>
             <w:rPr>
               <w:rStyle w:val="Hyperlink"/>
@@ -5020,7 +5020,7 @@
           <w:sz w:val="24"/>
           <w:u w:val="single"/>
         </w:rPr>
-        <w:hyperlink r:id="rId36" w:history="1">
+        <w:hyperlink r:id="rId35" w:history="1">
           <w:r>
             <w:rPr>
               <w:rStyle w:val="Hyperlink"/>

--- a/EXPORTS/DOCX/published/niveau3/Dutch/KVVAK.docx
+++ b/EXPORTS/DOCX/published/niveau3/Dutch/KVVAK.docx
@@ -909,14 +909,7 @@
           <w:sz w:val="24"/>
           <w:u w:val="single"/>
         </w:rPr>
-        <w:hyperlink r:id="rId12" w:history="1">
-          <w:r>
-            <w:rPr>
-              <w:rStyle w:val="Hyperlink"/>
-            </w:rPr>
-            <w:t>Aziatische</w:t>
-          </w:r>
-        </w:hyperlink>
+        <w:t xml:space="preserve">Aziatische </w:t>
       </w:r>
       <w:r>
         <w:rPr>
@@ -927,18 +920,7 @@
           <w:sz w:val="24"/>
           <w:u w:val="single"/>
         </w:rPr>
-        <w:t xml:space="preserve"> </w:t>
-      </w:r>
-      <w:r>
-        <w:rPr>
-          <w:rFonts w:ascii="Charis SIL Regular" w:hAnsi="Charis SIL Regular" w:eastAsia="Charis SIL Regular"/>
-          <w:b w:val="0"/>
-          <w:i w:val="0"/>
-          <w:color w:val="0000FF"/>
-          <w:sz w:val="24"/>
-          <w:u w:val="single"/>
-        </w:rPr>
-        <w:hyperlink r:id="rId11" w:history="1">
+        <w:hyperlink r:id="rId12" w:history="1">
           <w:r>
             <w:rPr>
               <w:rStyle w:val="Hyperlink"/>
@@ -956,7 +938,7 @@
           <w:sz w:val="24"/>
           <w:u w:val="single"/>
         </w:rPr>
-        <w:hyperlink r:id="rId11" w:history="1">
+        <w:hyperlink r:id="rId12" w:history="1">
           <w:r>
             <w:rPr>
               <w:rStyle w:val="Hyperlink"/>
@@ -974,7 +956,7 @@
           <w:sz w:val="24"/>
           <w:u w:val="single"/>
         </w:rPr>
-        <w:hyperlink r:id="rId11" w:history="1">
+        <w:hyperlink r:id="rId12" w:history="1">
           <w:r>
             <w:rPr>
               <w:rStyle w:val="Hyperlink"/>
@@ -5002,7 +4984,7 @@
           <w:sz w:val="24"/>
           <w:u w:val="single"/>
         </w:rPr>
-        <w:hyperlink r:id="rId35" w:history="1">
+        <w:hyperlink r:id="rId36" w:history="1">
           <w:r>
             <w:rPr>
               <w:rStyle w:val="Hyperlink"/>
@@ -5020,7 +5002,7 @@
           <w:sz w:val="24"/>
           <w:u w:val="single"/>
         </w:rPr>
-        <w:hyperlink r:id="rId35" w:history="1">
+        <w:hyperlink r:id="rId36" w:history="1">
           <w:r>
             <w:rPr>
               <w:rStyle w:val="Hyperlink"/>

--- a/EXPORTS/DOCX/published/niveau3/Dutch/KVVAK.docx
+++ b/EXPORTS/DOCX/published/niveau3/Dutch/KVVAK.docx
@@ -1431,49 +1431,13 @@
       </w:r>
       <w:r>
         <w:rPr>
-          <w:u w:val="single" w:color="0000ff"/>
           <w:rFonts w:ascii="Charis SIL Regular" w:hAnsi="Charis SIL Regular" w:eastAsia="Charis SIL Regular"/>
           <w:b w:val="0"/>
           <w:i w:val="0"/>
           <w:color w:val="000000"/>
           <w:sz w:val="24"/>
         </w:rPr>
-        <w:hyperlink r:id="rId16" w:history="1">
-          <w:r>
-            <w:rPr>
-              <w:rStyle w:val="Hyperlink"/>
-            </w:rPr>
-            <w:t>verhuisd</w:t>
-          </w:r>
-        </w:hyperlink>
-      </w:r>
-      <w:r>
-        <w:rPr>
-          <w:u w:val="single" w:color="0000ff"/>
-          <w:rFonts w:ascii="Charis SIL Regular" w:hAnsi="Charis SIL Regular" w:eastAsia="Charis SIL Regular"/>
-          <w:b w:val="0"/>
-          <w:i w:val="0"/>
-          <w:color w:val="000000"/>
-          <w:sz w:val="24"/>
-        </w:rPr>
-        <w:hyperlink r:id="rId16" w:history="1">
-          <w:r>
-            <w:rPr>
-              <w:rStyle w:val="Hyperlink"/>
-            </w:rPr>
-            <w:t>e de collecti</w:t>
-          </w:r>
-        </w:hyperlink>
-      </w:r>
-      <w:r>
-        <w:rPr>
-          <w:rFonts w:ascii="Charis SIL Regular" w:hAnsi="Charis SIL Regular" w:eastAsia="Charis SIL Regular"/>
-          <w:b w:val="0"/>
-          <w:i w:val="0"/>
-          <w:color w:val="000000"/>
-          <w:sz w:val="24"/>
-        </w:rPr>
-        <w:t xml:space="preserve">e naar het </w:t>
+        <w:t xml:space="preserve">verhuisde de collectie naar het </w:t>
       </w:r>
       <w:r>
         <w:rPr>

--- a/EXPORTS/DOCX/published/niveau3/Dutch/KVVAK.docx
+++ b/EXPORTS/DOCX/published/niveau3/Dutch/KVVAK.docx
@@ -909,7 +909,14 @@
           <w:sz w:val="24"/>
           <w:u w:val="single"/>
         </w:rPr>
-        <w:t xml:space="preserve">Aziatische </w:t>
+        <w:hyperlink r:id="rId12" w:history="1">
+          <w:r>
+            <w:rPr>
+              <w:rStyle w:val="Hyperlink"/>
+            </w:rPr>
+            <w:t>Aziatische</w:t>
+          </w:r>
+        </w:hyperlink>
       </w:r>
       <w:r>
         <w:rPr>
@@ -920,7 +927,18 @@
           <w:sz w:val="24"/>
           <w:u w:val="single"/>
         </w:rPr>
-        <w:hyperlink r:id="rId12" w:history="1">
+        <w:t xml:space="preserve"> </w:t>
+      </w:r>
+      <w:r>
+        <w:rPr>
+          <w:rFonts w:ascii="Charis SIL Regular" w:hAnsi="Charis SIL Regular" w:eastAsia="Charis SIL Regular"/>
+          <w:b w:val="0"/>
+          <w:i w:val="0"/>
+          <w:color w:val="0000FF"/>
+          <w:sz w:val="24"/>
+          <w:u w:val="single"/>
+        </w:rPr>
+        <w:hyperlink r:id="rId11" w:history="1">
           <w:r>
             <w:rPr>
               <w:rStyle w:val="Hyperlink"/>
@@ -938,7 +956,7 @@
           <w:sz w:val="24"/>
           <w:u w:val="single"/>
         </w:rPr>
-        <w:hyperlink r:id="rId12" w:history="1">
+        <w:hyperlink r:id="rId11" w:history="1">
           <w:r>
             <w:rPr>
               <w:rStyle w:val="Hyperlink"/>
@@ -956,7 +974,7 @@
           <w:sz w:val="24"/>
           <w:u w:val="single"/>
         </w:rPr>
-        <w:hyperlink r:id="rId12" w:history="1">
+        <w:hyperlink r:id="rId11" w:history="1">
           <w:r>
             <w:rPr>
               <w:rStyle w:val="Hyperlink"/>
@@ -1431,13 +1449,49 @@
       </w:r>
       <w:r>
         <w:rPr>
+          <w:u w:val="single" w:color="0000ff"/>
           <w:rFonts w:ascii="Charis SIL Regular" w:hAnsi="Charis SIL Regular" w:eastAsia="Charis SIL Regular"/>
           <w:b w:val="0"/>
           <w:i w:val="0"/>
           <w:color w:val="000000"/>
           <w:sz w:val="24"/>
         </w:rPr>
-        <w:t xml:space="preserve">verhuisde de collectie naar het </w:t>
+        <w:hyperlink r:id="rId16" w:history="1">
+          <w:r>
+            <w:rPr>
+              <w:rStyle w:val="Hyperlink"/>
+            </w:rPr>
+            <w:t>verhuisd</w:t>
+          </w:r>
+        </w:hyperlink>
+      </w:r>
+      <w:r>
+        <w:rPr>
+          <w:u w:val="single" w:color="0000ff"/>
+          <w:rFonts w:ascii="Charis SIL Regular" w:hAnsi="Charis SIL Regular" w:eastAsia="Charis SIL Regular"/>
+          <w:b w:val="0"/>
+          <w:i w:val="0"/>
+          <w:color w:val="000000"/>
+          <w:sz w:val="24"/>
+        </w:rPr>
+        <w:hyperlink r:id="rId16" w:history="1">
+          <w:r>
+            <w:rPr>
+              <w:rStyle w:val="Hyperlink"/>
+            </w:rPr>
+            <w:t>e de collecti</w:t>
+          </w:r>
+        </w:hyperlink>
+      </w:r>
+      <w:r>
+        <w:rPr>
+          <w:rFonts w:ascii="Charis SIL Regular" w:hAnsi="Charis SIL Regular" w:eastAsia="Charis SIL Regular"/>
+          <w:b w:val="0"/>
+          <w:i w:val="0"/>
+          <w:color w:val="000000"/>
+          <w:sz w:val="24"/>
+        </w:rPr>
+        <w:t xml:space="preserve">e naar het </w:t>
       </w:r>
       <w:r>
         <w:rPr>

--- a/EXPORTS/DOCX/published/niveau3/Dutch/KVVAK.docx
+++ b/EXPORTS/DOCX/published/niveau3/Dutch/KVVAK.docx
@@ -369,151 +369,7 @@
           <w:color w:val="000000"/>
           <w:sz w:val="24"/>
         </w:rPr>
-        <w:t>opg</w:t>
-      </w:r>
-      <w:r>
-        <w:rPr>
-          <w:u w:val="single" w:color="0000ff"/>
-          <w:rFonts w:ascii="Charis SIL Regular" w:hAnsi="Charis SIL Regular" w:eastAsia="Charis SIL Regular"/>
-          <w:b w:val="0"/>
-          <w:i w:val="0"/>
-          <w:color w:val="000000"/>
-          <w:sz w:val="24"/>
-        </w:rPr>
-        <w:hyperlink r:id="rId9" w:history="1">
-          <w:r>
-            <w:rPr>
-              <w:rStyle w:val="Hyperlink"/>
-            </w:rPr>
-            <w:t>erichte ver</w:t>
-          </w:r>
-        </w:hyperlink>
-      </w:r>
-      <w:r>
-        <w:rPr>
-          <w:u w:val="single" w:color="0000ff"/>
-          <w:rFonts w:ascii="Charis SIL Regular" w:hAnsi="Charis SIL Regular" w:eastAsia="Charis SIL Regular"/>
-          <w:b w:val="0"/>
-          <w:i w:val="0"/>
-          <w:color w:val="000000"/>
-          <w:sz w:val="24"/>
-        </w:rPr>
-        <w:hyperlink r:id="rId9" w:history="1">
-          <w:r>
-            <w:rPr>
-              <w:rStyle w:val="Hyperlink"/>
-            </w:rPr>
-            <w:t>e</w:t>
-          </w:r>
-        </w:hyperlink>
-      </w:r>
-      <w:r>
-        <w:rPr>
-          <w:u w:val="single" w:color="0000ff"/>
-          <w:rFonts w:ascii="Charis SIL Regular" w:hAnsi="Charis SIL Regular" w:eastAsia="Charis SIL Regular"/>
-          <w:b w:val="0"/>
-          <w:i w:val="0"/>
-          <w:color w:val="000000"/>
-          <w:sz w:val="24"/>
-        </w:rPr>
-        <w:hyperlink r:id="rId9" w:history="1">
-          <w:r>
-            <w:rPr>
-              <w:rStyle w:val="Hyperlink"/>
-            </w:rPr>
-            <w:t xml:space="preserve">niging die </w:t>
-          </w:r>
-        </w:hyperlink>
-      </w:r>
-      <w:r>
-        <w:rPr>
-          <w:u w:val="single" w:color="0000ff"/>
-          <w:rFonts w:ascii="Charis SIL Regular" w:hAnsi="Charis SIL Regular" w:eastAsia="Charis SIL Regular"/>
-          <w:b w:val="0"/>
-          <w:i w:val="0"/>
-          <w:color w:val="000000"/>
-          <w:sz w:val="24"/>
-        </w:rPr>
-        <w:hyperlink r:id="rId9" w:history="1">
-          <w:r>
-            <w:rPr>
-              <w:rStyle w:val="Hyperlink"/>
-            </w:rPr>
-            <w:t>s</w:t>
-          </w:r>
-        </w:hyperlink>
-      </w:r>
-      <w:r>
-        <w:rPr>
-          <w:u w:val="single" w:color="0000ff"/>
-          <w:rFonts w:ascii="Charis SIL Regular" w:hAnsi="Charis SIL Regular" w:eastAsia="Charis SIL Regular"/>
-          <w:b w:val="0"/>
-          <w:i w:val="0"/>
-          <w:color w:val="000000"/>
-          <w:sz w:val="24"/>
-        </w:rPr>
-        <w:hyperlink r:id="rId9" w:history="1">
-          <w:r>
-            <w:rPr>
-              <w:rStyle w:val="Hyperlink"/>
-            </w:rPr>
-            <w:t>ind</w:t>
-          </w:r>
-        </w:hyperlink>
-      </w:r>
-      <w:r>
-        <w:rPr>
-          <w:u w:val="single" w:color="0000ff"/>
-          <w:rFonts w:ascii="Charis SIL Regular" w:hAnsi="Charis SIL Regular" w:eastAsia="Charis SIL Regular"/>
-          <w:b w:val="0"/>
-          <w:i w:val="0"/>
-          <w:color w:val="000000"/>
-          <w:sz w:val="24"/>
-        </w:rPr>
-        <w:hyperlink r:id="rId9" w:history="1">
-          <w:r>
-            <w:rPr>
-              <w:rStyle w:val="Hyperlink"/>
-            </w:rPr>
-            <w:t>s</w:t>
-          </w:r>
-        </w:hyperlink>
-      </w:r>
-      <w:r>
-        <w:rPr>
-          <w:u w:val="single" w:color="0000ff"/>
-          <w:rFonts w:ascii="Charis SIL Regular" w:hAnsi="Charis SIL Regular" w:eastAsia="Charis SIL Regular"/>
-          <w:b w:val="0"/>
-          <w:i w:val="0"/>
-          <w:color w:val="000000"/>
-          <w:sz w:val="24"/>
-        </w:rPr>
-        <w:hyperlink r:id="rId9" w:history="1">
-          <w:r>
-            <w:rPr>
-              <w:rStyle w:val="Hyperlink"/>
-            </w:rPr>
-            <w:t xml:space="preserve"> 2018 het</w:t>
-          </w:r>
-        </w:hyperlink>
-      </w:r>
-      <w:r>
-        <w:rPr>
-          <w:u w:val="single" w:color="0000ff"/>
-          <w:rFonts w:ascii="Charis SIL Regular" w:hAnsi="Charis SIL Regular" w:eastAsia="Charis SIL Regular"/>
-          <w:b w:val="0"/>
-          <w:i w:val="0"/>
-          <w:color w:val="000000"/>
-          <w:sz w:val="24"/>
-        </w:rPr>
-        <w:hyperlink r:id="rId9" w:history="1">
-          <w:r>
-            <w:rPr>
-              <w:rStyle w:val="Hyperlink"/>
-            </w:rPr>
-            <w:t xml:space="preserve"> pre</w:t>
-          </w:r>
-        </w:hyperlink>
+        <w:t>opgerichte vereniging die sinds 2018 het pre</w:t>
       </w:r>
       <w:r>
         <w:rPr>
@@ -938,7 +794,7 @@
           <w:sz w:val="24"/>
           <w:u w:val="single"/>
         </w:rPr>
-        <w:hyperlink r:id="rId11" w:history="1">
+        <w:hyperlink r:id="rId12" w:history="1">
           <w:r>
             <w:rPr>
               <w:rStyle w:val="Hyperlink"/>
@@ -956,7 +812,7 @@
           <w:sz w:val="24"/>
           <w:u w:val="single"/>
         </w:rPr>
-        <w:hyperlink r:id="rId11" w:history="1">
+        <w:hyperlink r:id="rId12" w:history="1">
           <w:r>
             <w:rPr>
               <w:rStyle w:val="Hyperlink"/>
@@ -1449,21 +1305,13 @@
       </w:r>
       <w:r>
         <w:rPr>
-          <w:u w:val="single" w:color="0000ff"/>
           <w:rFonts w:ascii="Charis SIL Regular" w:hAnsi="Charis SIL Regular" w:eastAsia="Charis SIL Regular"/>
           <w:b w:val="0"/>
           <w:i w:val="0"/>
           <w:color w:val="000000"/>
           <w:sz w:val="24"/>
         </w:rPr>
-        <w:hyperlink r:id="rId16" w:history="1">
-          <w:r>
-            <w:rPr>
-              <w:rStyle w:val="Hyperlink"/>
-            </w:rPr>
-            <w:t>verhuisd</w:t>
-          </w:r>
-        </w:hyperlink>
+        <w:t>verhuisd</w:t>
       </w:r>
       <w:r>
         <w:rPr>
@@ -5002,7 +4850,7 @@
           <w:sz w:val="24"/>
           <w:u w:val="single"/>
         </w:rPr>
-        <w:hyperlink r:id="rId35" w:history="1">
+        <w:hyperlink r:id="rId36" w:history="1">
           <w:r>
             <w:rPr>
               <w:rStyle w:val="Hyperlink"/>

--- a/EXPORTS/DOCX/published/niveau3/Dutch/KVVAK.docx
+++ b/EXPORTS/DOCX/published/niveau3/Dutch/KVVAK.docx
@@ -369,7 +369,151 @@
           <w:color w:val="000000"/>
           <w:sz w:val="24"/>
         </w:rPr>
-        <w:t>opgerichte vereniging die sinds 2018 het pre</w:t>
+        <w:t>opg</w:t>
+      </w:r>
+      <w:r>
+        <w:rPr>
+          <w:u w:val="single" w:color="0000ff"/>
+          <w:rFonts w:ascii="Charis SIL Regular" w:hAnsi="Charis SIL Regular" w:eastAsia="Charis SIL Regular"/>
+          <w:b w:val="0"/>
+          <w:i w:val="0"/>
+          <w:color w:val="000000"/>
+          <w:sz w:val="24"/>
+        </w:rPr>
+        <w:hyperlink r:id="rId9" w:history="1">
+          <w:r>
+            <w:rPr>
+              <w:rStyle w:val="Hyperlink"/>
+            </w:rPr>
+            <w:t>erichte ver</w:t>
+          </w:r>
+        </w:hyperlink>
+      </w:r>
+      <w:r>
+        <w:rPr>
+          <w:u w:val="single" w:color="0000ff"/>
+          <w:rFonts w:ascii="Charis SIL Regular" w:hAnsi="Charis SIL Regular" w:eastAsia="Charis SIL Regular"/>
+          <w:b w:val="0"/>
+          <w:i w:val="0"/>
+          <w:color w:val="000000"/>
+          <w:sz w:val="24"/>
+        </w:rPr>
+        <w:hyperlink r:id="rId9" w:history="1">
+          <w:r>
+            <w:rPr>
+              <w:rStyle w:val="Hyperlink"/>
+            </w:rPr>
+            <w:t>e</w:t>
+          </w:r>
+        </w:hyperlink>
+      </w:r>
+      <w:r>
+        <w:rPr>
+          <w:u w:val="single" w:color="0000ff"/>
+          <w:rFonts w:ascii="Charis SIL Regular" w:hAnsi="Charis SIL Regular" w:eastAsia="Charis SIL Regular"/>
+          <w:b w:val="0"/>
+          <w:i w:val="0"/>
+          <w:color w:val="000000"/>
+          <w:sz w:val="24"/>
+        </w:rPr>
+        <w:hyperlink r:id="rId9" w:history="1">
+          <w:r>
+            <w:rPr>
+              <w:rStyle w:val="Hyperlink"/>
+            </w:rPr>
+            <w:t xml:space="preserve">niging die </w:t>
+          </w:r>
+        </w:hyperlink>
+      </w:r>
+      <w:r>
+        <w:rPr>
+          <w:u w:val="single" w:color="0000ff"/>
+          <w:rFonts w:ascii="Charis SIL Regular" w:hAnsi="Charis SIL Regular" w:eastAsia="Charis SIL Regular"/>
+          <w:b w:val="0"/>
+          <w:i w:val="0"/>
+          <w:color w:val="000000"/>
+          <w:sz w:val="24"/>
+        </w:rPr>
+        <w:hyperlink r:id="rId9" w:history="1">
+          <w:r>
+            <w:rPr>
+              <w:rStyle w:val="Hyperlink"/>
+            </w:rPr>
+            <w:t>s</w:t>
+          </w:r>
+        </w:hyperlink>
+      </w:r>
+      <w:r>
+        <w:rPr>
+          <w:u w:val="single" w:color="0000ff"/>
+          <w:rFonts w:ascii="Charis SIL Regular" w:hAnsi="Charis SIL Regular" w:eastAsia="Charis SIL Regular"/>
+          <w:b w:val="0"/>
+          <w:i w:val="0"/>
+          <w:color w:val="000000"/>
+          <w:sz w:val="24"/>
+        </w:rPr>
+        <w:hyperlink r:id="rId9" w:history="1">
+          <w:r>
+            <w:rPr>
+              <w:rStyle w:val="Hyperlink"/>
+            </w:rPr>
+            <w:t>ind</w:t>
+          </w:r>
+        </w:hyperlink>
+      </w:r>
+      <w:r>
+        <w:rPr>
+          <w:u w:val="single" w:color="0000ff"/>
+          <w:rFonts w:ascii="Charis SIL Regular" w:hAnsi="Charis SIL Regular" w:eastAsia="Charis SIL Regular"/>
+          <w:b w:val="0"/>
+          <w:i w:val="0"/>
+          <w:color w:val="000000"/>
+          <w:sz w:val="24"/>
+        </w:rPr>
+        <w:hyperlink r:id="rId9" w:history="1">
+          <w:r>
+            <w:rPr>
+              <w:rStyle w:val="Hyperlink"/>
+            </w:rPr>
+            <w:t>s</w:t>
+          </w:r>
+        </w:hyperlink>
+      </w:r>
+      <w:r>
+        <w:rPr>
+          <w:u w:val="single" w:color="0000ff"/>
+          <w:rFonts w:ascii="Charis SIL Regular" w:hAnsi="Charis SIL Regular" w:eastAsia="Charis SIL Regular"/>
+          <w:b w:val="0"/>
+          <w:i w:val="0"/>
+          <w:color w:val="000000"/>
+          <w:sz w:val="24"/>
+        </w:rPr>
+        <w:hyperlink r:id="rId9" w:history="1">
+          <w:r>
+            <w:rPr>
+              <w:rStyle w:val="Hyperlink"/>
+            </w:rPr>
+            <w:t xml:space="preserve"> 2018 het</w:t>
+          </w:r>
+        </w:hyperlink>
+      </w:r>
+      <w:r>
+        <w:rPr>
+          <w:u w:val="single" w:color="0000ff"/>
+          <w:rFonts w:ascii="Charis SIL Regular" w:hAnsi="Charis SIL Regular" w:eastAsia="Charis SIL Regular"/>
+          <w:b w:val="0"/>
+          <w:i w:val="0"/>
+          <w:color w:val="000000"/>
+          <w:sz w:val="24"/>
+        </w:rPr>
+        <w:hyperlink r:id="rId9" w:history="1">
+          <w:r>
+            <w:rPr>
+              <w:rStyle w:val="Hyperlink"/>
+            </w:rPr>
+            <w:t xml:space="preserve"> pre</w:t>
+          </w:r>
+        </w:hyperlink>
       </w:r>
       <w:r>
         <w:rPr>
@@ -794,7 +938,7 @@
           <w:sz w:val="24"/>
           <w:u w:val="single"/>
         </w:rPr>
-        <w:hyperlink r:id="rId12" w:history="1">
+        <w:hyperlink r:id="rId11" w:history="1">
           <w:r>
             <w:rPr>
               <w:rStyle w:val="Hyperlink"/>
@@ -812,7 +956,7 @@
           <w:sz w:val="24"/>
           <w:u w:val="single"/>
         </w:rPr>
-        <w:hyperlink r:id="rId12" w:history="1">
+        <w:hyperlink r:id="rId11" w:history="1">
           <w:r>
             <w:rPr>
               <w:rStyle w:val="Hyperlink"/>
@@ -1305,13 +1449,21 @@
       </w:r>
       <w:r>
         <w:rPr>
+          <w:u w:val="single" w:color="0000ff"/>
           <w:rFonts w:ascii="Charis SIL Regular" w:hAnsi="Charis SIL Regular" w:eastAsia="Charis SIL Regular"/>
           <w:b w:val="0"/>
           <w:i w:val="0"/>
           <w:color w:val="000000"/>
           <w:sz w:val="24"/>
         </w:rPr>
-        <w:t>verhuisd</w:t>
+        <w:hyperlink r:id="rId16" w:history="1">
+          <w:r>
+            <w:rPr>
+              <w:rStyle w:val="Hyperlink"/>
+            </w:rPr>
+            <w:t>verhuisd</w:t>
+          </w:r>
+        </w:hyperlink>
       </w:r>
       <w:r>
         <w:rPr>
@@ -4868,7 +5020,7 @@
           <w:sz w:val="24"/>
           <w:u w:val="single"/>
         </w:rPr>
-        <w:hyperlink r:id="rId35" w:history="1">
+        <w:hyperlink r:id="rId36" w:history="1">
           <w:r>
             <w:rPr>
               <w:rStyle w:val="Hyperlink"/>

--- a/EXPORTS/DOCX/published/niveau3/Dutch/KVVAK.docx
+++ b/EXPORTS/DOCX/published/niveau3/Dutch/KVVAK.docx
@@ -938,7 +938,7 @@
           <w:sz w:val="24"/>
           <w:u w:val="single"/>
         </w:rPr>
-        <w:hyperlink r:id="rId11" w:history="1">
+        <w:hyperlink r:id="rId12" w:history="1">
           <w:r>
             <w:rPr>
               <w:rStyle w:val="Hyperlink"/>
@@ -956,7 +956,7 @@
           <w:sz w:val="24"/>
           <w:u w:val="single"/>
         </w:rPr>
-        <w:hyperlink r:id="rId11" w:history="1">
+        <w:hyperlink r:id="rId12" w:history="1">
           <w:r>
             <w:rPr>
               <w:rStyle w:val="Hyperlink"/>
@@ -974,7 +974,7 @@
           <w:sz w:val="24"/>
           <w:u w:val="single"/>
         </w:rPr>
-        <w:hyperlink r:id="rId11" w:history="1">
+        <w:hyperlink r:id="rId12" w:history="1">
           <w:r>
             <w:rPr>
               <w:rStyle w:val="Hyperlink"/>

--- a/EXPORTS/DOCX/published/niveau3/Dutch/KVVAK.docx
+++ b/EXPORTS/DOCX/published/niveau3/Dutch/KVVAK.docx
@@ -938,7 +938,7 @@
           <w:sz w:val="24"/>
           <w:u w:val="single"/>
         </w:rPr>
-        <w:hyperlink r:id="rId12" w:history="1">
+        <w:hyperlink r:id="rId11" w:history="1">
           <w:r>
             <w:rPr>
               <w:rStyle w:val="Hyperlink"/>
@@ -956,7 +956,7 @@
           <w:sz w:val="24"/>
           <w:u w:val="single"/>
         </w:rPr>
-        <w:hyperlink r:id="rId12" w:history="1">
+        <w:hyperlink r:id="rId11" w:history="1">
           <w:r>
             <w:rPr>
               <w:rStyle w:val="Hyperlink"/>
@@ -974,7 +974,7 @@
           <w:sz w:val="24"/>
           <w:u w:val="single"/>
         </w:rPr>
-        <w:hyperlink r:id="rId12" w:history="1">
+        <w:hyperlink r:id="rId11" w:history="1">
           <w:r>
             <w:rPr>
               <w:rStyle w:val="Hyperlink"/>
@@ -1449,49 +1449,13 @@
       </w:r>
       <w:r>
         <w:rPr>
-          <w:u w:val="single" w:color="0000ff"/>
           <w:rFonts w:ascii="Charis SIL Regular" w:hAnsi="Charis SIL Regular" w:eastAsia="Charis SIL Regular"/>
           <w:b w:val="0"/>
           <w:i w:val="0"/>
           <w:color w:val="000000"/>
           <w:sz w:val="24"/>
         </w:rPr>
-        <w:hyperlink r:id="rId16" w:history="1">
-          <w:r>
-            <w:rPr>
-              <w:rStyle w:val="Hyperlink"/>
-            </w:rPr>
-            <w:t>verhuisd</w:t>
-          </w:r>
-        </w:hyperlink>
-      </w:r>
-      <w:r>
-        <w:rPr>
-          <w:u w:val="single" w:color="0000ff"/>
-          <w:rFonts w:ascii="Charis SIL Regular" w:hAnsi="Charis SIL Regular" w:eastAsia="Charis SIL Regular"/>
-          <w:b w:val="0"/>
-          <w:i w:val="0"/>
-          <w:color w:val="000000"/>
-          <w:sz w:val="24"/>
-        </w:rPr>
-        <w:hyperlink r:id="rId16" w:history="1">
-          <w:r>
-            <w:rPr>
-              <w:rStyle w:val="Hyperlink"/>
-            </w:rPr>
-            <w:t>e de collecti</w:t>
-          </w:r>
-        </w:hyperlink>
-      </w:r>
-      <w:r>
-        <w:rPr>
-          <w:rFonts w:ascii="Charis SIL Regular" w:hAnsi="Charis SIL Regular" w:eastAsia="Charis SIL Regular"/>
-          <w:b w:val="0"/>
-          <w:i w:val="0"/>
-          <w:color w:val="000000"/>
-          <w:sz w:val="24"/>
-        </w:rPr>
-        <w:t xml:space="preserve">e naar het </w:t>
+        <w:t xml:space="preserve">verhuisde de collectie naar het </w:t>
       </w:r>
       <w:r>
         <w:rPr>

--- a/EXPORTS/DOCX/published/niveau3/Dutch/KVVAK.docx
+++ b/EXPORTS/DOCX/published/niveau3/Dutch/KVVAK.docx
@@ -488,32 +488,7 @@
           <w:color w:val="000000"/>
           <w:sz w:val="24"/>
         </w:rPr>
-        <w:hyperlink r:id="rId9" w:history="1">
-          <w:r>
-            <w:rPr>
-              <w:rStyle w:val="Hyperlink"/>
-            </w:rPr>
-            <w:t xml:space="preserve"> 2018 het</w:t>
-          </w:r>
-        </w:hyperlink>
-      </w:r>
-      <w:r>
-        <w:rPr>
-          <w:u w:val="single" w:color="0000ff"/>
-          <w:rFonts w:ascii="Charis SIL Regular" w:hAnsi="Charis SIL Regular" w:eastAsia="Charis SIL Regular"/>
-          <w:b w:val="0"/>
-          <w:i w:val="0"/>
-          <w:color w:val="000000"/>
-          <w:sz w:val="24"/>
-        </w:rPr>
-        <w:hyperlink r:id="rId9" w:history="1">
-          <w:r>
-            <w:rPr>
-              <w:rStyle w:val="Hyperlink"/>
-            </w:rPr>
-            <w:t xml:space="preserve"> pre</w:t>
-          </w:r>
-        </w:hyperlink>
+        <w:t xml:space="preserve"> 2018 het pre</w:t>
       </w:r>
       <w:r>
         <w:rPr>
@@ -938,7 +913,7 @@
           <w:sz w:val="24"/>
           <w:u w:val="single"/>
         </w:rPr>
-        <w:hyperlink r:id="rId11" w:history="1">
+        <w:hyperlink r:id="rId12" w:history="1">
           <w:r>
             <w:rPr>
               <w:rStyle w:val="Hyperlink"/>
@@ -956,7 +931,7 @@
           <w:sz w:val="24"/>
           <w:u w:val="single"/>
         </w:rPr>
-        <w:hyperlink r:id="rId11" w:history="1">
+        <w:hyperlink r:id="rId12" w:history="1">
           <w:r>
             <w:rPr>
               <w:rStyle w:val="Hyperlink"/>
@@ -974,7 +949,7 @@
           <w:sz w:val="24"/>
           <w:u w:val="single"/>
         </w:rPr>
-        <w:hyperlink r:id="rId11" w:history="1">
+        <w:hyperlink r:id="rId12" w:history="1">
           <w:r>
             <w:rPr>
               <w:rStyle w:val="Hyperlink"/>
@@ -1449,13 +1424,49 @@
       </w:r>
       <w:r>
         <w:rPr>
+          <w:u w:val="single" w:color="0000ff"/>
           <w:rFonts w:ascii="Charis SIL Regular" w:hAnsi="Charis SIL Regular" w:eastAsia="Charis SIL Regular"/>
           <w:b w:val="0"/>
           <w:i w:val="0"/>
           <w:color w:val="000000"/>
           <w:sz w:val="24"/>
         </w:rPr>
-        <w:t xml:space="preserve">verhuisde de collectie naar het </w:t>
+        <w:hyperlink r:id="rId16" w:history="1">
+          <w:r>
+            <w:rPr>
+              <w:rStyle w:val="Hyperlink"/>
+            </w:rPr>
+            <w:t>verhuisd</w:t>
+          </w:r>
+        </w:hyperlink>
+      </w:r>
+      <w:r>
+        <w:rPr>
+          <w:u w:val="single" w:color="0000ff"/>
+          <w:rFonts w:ascii="Charis SIL Regular" w:hAnsi="Charis SIL Regular" w:eastAsia="Charis SIL Regular"/>
+          <w:b w:val="0"/>
+          <w:i w:val="0"/>
+          <w:color w:val="000000"/>
+          <w:sz w:val="24"/>
+        </w:rPr>
+        <w:hyperlink r:id="rId16" w:history="1">
+          <w:r>
+            <w:rPr>
+              <w:rStyle w:val="Hyperlink"/>
+            </w:rPr>
+            <w:t>e de collecti</w:t>
+          </w:r>
+        </w:hyperlink>
+      </w:r>
+      <w:r>
+        <w:rPr>
+          <w:rFonts w:ascii="Charis SIL Regular" w:hAnsi="Charis SIL Regular" w:eastAsia="Charis SIL Regular"/>
+          <w:b w:val="0"/>
+          <w:i w:val="0"/>
+          <w:color w:val="000000"/>
+          <w:sz w:val="24"/>
+        </w:rPr>
+        <w:t xml:space="preserve">e naar het </w:t>
       </w:r>
       <w:r>
         <w:rPr>

--- a/EXPORTS/DOCX/published/niveau3/Dutch/KVVAK.docx
+++ b/EXPORTS/DOCX/published/niveau3/Dutch/KVVAK.docx
@@ -369,7 +369,7 @@
           <w:color w:val="000000"/>
           <w:sz w:val="24"/>
         </w:rPr>
-        <w:t>opg</w:t>
+        <w:t>opgerichte vereniging die sinds 2018 het</w:t>
       </w:r>
       <w:r>
         <w:rPr>
@@ -385,110 +385,9 @@
             <w:rPr>
               <w:rStyle w:val="Hyperlink"/>
             </w:rPr>
-            <w:t>erichte ver</w:t>
+            <w:t xml:space="preserve"> pre</w:t>
           </w:r>
         </w:hyperlink>
-      </w:r>
-      <w:r>
-        <w:rPr>
-          <w:u w:val="single" w:color="0000ff"/>
-          <w:rFonts w:ascii="Charis SIL Regular" w:hAnsi="Charis SIL Regular" w:eastAsia="Charis SIL Regular"/>
-          <w:b w:val="0"/>
-          <w:i w:val="0"/>
-          <w:color w:val="000000"/>
-          <w:sz w:val="24"/>
-        </w:rPr>
-        <w:hyperlink r:id="rId9" w:history="1">
-          <w:r>
-            <w:rPr>
-              <w:rStyle w:val="Hyperlink"/>
-            </w:rPr>
-            <w:t>e</w:t>
-          </w:r>
-        </w:hyperlink>
-      </w:r>
-      <w:r>
-        <w:rPr>
-          <w:u w:val="single" w:color="0000ff"/>
-          <w:rFonts w:ascii="Charis SIL Regular" w:hAnsi="Charis SIL Regular" w:eastAsia="Charis SIL Regular"/>
-          <w:b w:val="0"/>
-          <w:i w:val="0"/>
-          <w:color w:val="000000"/>
-          <w:sz w:val="24"/>
-        </w:rPr>
-        <w:hyperlink r:id="rId9" w:history="1">
-          <w:r>
-            <w:rPr>
-              <w:rStyle w:val="Hyperlink"/>
-            </w:rPr>
-            <w:t xml:space="preserve">niging die </w:t>
-          </w:r>
-        </w:hyperlink>
-      </w:r>
-      <w:r>
-        <w:rPr>
-          <w:u w:val="single" w:color="0000ff"/>
-          <w:rFonts w:ascii="Charis SIL Regular" w:hAnsi="Charis SIL Regular" w:eastAsia="Charis SIL Regular"/>
-          <w:b w:val="0"/>
-          <w:i w:val="0"/>
-          <w:color w:val="000000"/>
-          <w:sz w:val="24"/>
-        </w:rPr>
-        <w:hyperlink r:id="rId9" w:history="1">
-          <w:r>
-            <w:rPr>
-              <w:rStyle w:val="Hyperlink"/>
-            </w:rPr>
-            <w:t>s</w:t>
-          </w:r>
-        </w:hyperlink>
-      </w:r>
-      <w:r>
-        <w:rPr>
-          <w:u w:val="single" w:color="0000ff"/>
-          <w:rFonts w:ascii="Charis SIL Regular" w:hAnsi="Charis SIL Regular" w:eastAsia="Charis SIL Regular"/>
-          <w:b w:val="0"/>
-          <w:i w:val="0"/>
-          <w:color w:val="000000"/>
-          <w:sz w:val="24"/>
-        </w:rPr>
-        <w:hyperlink r:id="rId9" w:history="1">
-          <w:r>
-            <w:rPr>
-              <w:rStyle w:val="Hyperlink"/>
-            </w:rPr>
-            <w:t>ind</w:t>
-          </w:r>
-        </w:hyperlink>
-      </w:r>
-      <w:r>
-        <w:rPr>
-          <w:u w:val="single" w:color="0000ff"/>
-          <w:rFonts w:ascii="Charis SIL Regular" w:hAnsi="Charis SIL Regular" w:eastAsia="Charis SIL Regular"/>
-          <w:b w:val="0"/>
-          <w:i w:val="0"/>
-          <w:color w:val="000000"/>
-          <w:sz w:val="24"/>
-        </w:rPr>
-        <w:hyperlink r:id="rId9" w:history="1">
-          <w:r>
-            <w:rPr>
-              <w:rStyle w:val="Hyperlink"/>
-            </w:rPr>
-            <w:t>s</w:t>
-          </w:r>
-        </w:hyperlink>
-      </w:r>
-      <w:r>
-        <w:rPr>
-          <w:u w:val="single" w:color="0000ff"/>
-          <w:rFonts w:ascii="Charis SIL Regular" w:hAnsi="Charis SIL Regular" w:eastAsia="Charis SIL Regular"/>
-          <w:b w:val="0"/>
-          <w:i w:val="0"/>
-          <w:color w:val="000000"/>
-          <w:sz w:val="24"/>
-        </w:rPr>
-        <w:t xml:space="preserve"> 2018 het pre</w:t>
       </w:r>
       <w:r>
         <w:rPr>
@@ -931,7 +830,7 @@
           <w:sz w:val="24"/>
           <w:u w:val="single"/>
         </w:rPr>
-        <w:hyperlink r:id="rId12" w:history="1">
+        <w:hyperlink r:id="rId11" w:history="1">
           <w:r>
             <w:rPr>
               <w:rStyle w:val="Hyperlink"/>
@@ -949,7 +848,7 @@
           <w:sz w:val="24"/>
           <w:u w:val="single"/>
         </w:rPr>
-        <w:hyperlink r:id="rId12" w:history="1">
+        <w:hyperlink r:id="rId11" w:history="1">
           <w:r>
             <w:rPr>
               <w:rStyle w:val="Hyperlink"/>
@@ -1424,49 +1323,13 @@
       </w:r>
       <w:r>
         <w:rPr>
-          <w:u w:val="single" w:color="0000ff"/>
           <w:rFonts w:ascii="Charis SIL Regular" w:hAnsi="Charis SIL Regular" w:eastAsia="Charis SIL Regular"/>
           <w:b w:val="0"/>
           <w:i w:val="0"/>
           <w:color w:val="000000"/>
           <w:sz w:val="24"/>
         </w:rPr>
-        <w:hyperlink r:id="rId16" w:history="1">
-          <w:r>
-            <w:rPr>
-              <w:rStyle w:val="Hyperlink"/>
-            </w:rPr>
-            <w:t>verhuisd</w:t>
-          </w:r>
-        </w:hyperlink>
-      </w:r>
-      <w:r>
-        <w:rPr>
-          <w:u w:val="single" w:color="0000ff"/>
-          <w:rFonts w:ascii="Charis SIL Regular" w:hAnsi="Charis SIL Regular" w:eastAsia="Charis SIL Regular"/>
-          <w:b w:val="0"/>
-          <w:i w:val="0"/>
-          <w:color w:val="000000"/>
-          <w:sz w:val="24"/>
-        </w:rPr>
-        <w:hyperlink r:id="rId16" w:history="1">
-          <w:r>
-            <w:rPr>
-              <w:rStyle w:val="Hyperlink"/>
-            </w:rPr>
-            <w:t>e de collecti</w:t>
-          </w:r>
-        </w:hyperlink>
-      </w:r>
-      <w:r>
-        <w:rPr>
-          <w:rFonts w:ascii="Charis SIL Regular" w:hAnsi="Charis SIL Regular" w:eastAsia="Charis SIL Regular"/>
-          <w:b w:val="0"/>
-          <w:i w:val="0"/>
-          <w:color w:val="000000"/>
-          <w:sz w:val="24"/>
-        </w:rPr>
-        <w:t xml:space="preserve">e naar het </w:t>
+        <w:t xml:space="preserve">verhuisde de collectie naar het </w:t>
       </w:r>
       <w:r>
         <w:rPr>
@@ -4977,7 +4840,7 @@
           <w:sz w:val="24"/>
           <w:u w:val="single"/>
         </w:rPr>
-        <w:hyperlink r:id="rId36" w:history="1">
+        <w:hyperlink r:id="rId35" w:history="1">
           <w:r>
             <w:rPr>
               <w:rStyle w:val="Hyperlink"/>
@@ -4995,7 +4858,7 @@
           <w:sz w:val="24"/>
           <w:u w:val="single"/>
         </w:rPr>
-        <w:hyperlink r:id="rId36" w:history="1">
+        <w:hyperlink r:id="rId35" w:history="1">
           <w:r>
             <w:rPr>
               <w:rStyle w:val="Hyperlink"/>

--- a/EXPORTS/DOCX/published/niveau3/Dutch/KVVAK.docx
+++ b/EXPORTS/DOCX/published/niveau3/Dutch/KVVAK.docx
@@ -369,7 +369,133 @@
           <w:color w:val="000000"/>
           <w:sz w:val="24"/>
         </w:rPr>
-        <w:t>opgerichte vereniging die sinds 2018 het</w:t>
+        <w:t>opg</w:t>
+      </w:r>
+      <w:r>
+        <w:rPr>
+          <w:u w:val="single" w:color="0000ff"/>
+          <w:rFonts w:ascii="Charis SIL Regular" w:hAnsi="Charis SIL Regular" w:eastAsia="Charis SIL Regular"/>
+          <w:b w:val="0"/>
+          <w:i w:val="0"/>
+          <w:color w:val="000000"/>
+          <w:sz w:val="24"/>
+        </w:rPr>
+        <w:hyperlink r:id="rId9" w:history="1">
+          <w:r>
+            <w:rPr>
+              <w:rStyle w:val="Hyperlink"/>
+            </w:rPr>
+            <w:t>erichte ver</w:t>
+          </w:r>
+        </w:hyperlink>
+      </w:r>
+      <w:r>
+        <w:rPr>
+          <w:u w:val="single" w:color="0000ff"/>
+          <w:rFonts w:ascii="Charis SIL Regular" w:hAnsi="Charis SIL Regular" w:eastAsia="Charis SIL Regular"/>
+          <w:b w:val="0"/>
+          <w:i w:val="0"/>
+          <w:color w:val="000000"/>
+          <w:sz w:val="24"/>
+        </w:rPr>
+        <w:hyperlink r:id="rId9" w:history="1">
+          <w:r>
+            <w:rPr>
+              <w:rStyle w:val="Hyperlink"/>
+            </w:rPr>
+            <w:t>e</w:t>
+          </w:r>
+        </w:hyperlink>
+      </w:r>
+      <w:r>
+        <w:rPr>
+          <w:u w:val="single" w:color="0000ff"/>
+          <w:rFonts w:ascii="Charis SIL Regular" w:hAnsi="Charis SIL Regular" w:eastAsia="Charis SIL Regular"/>
+          <w:b w:val="0"/>
+          <w:i w:val="0"/>
+          <w:color w:val="000000"/>
+          <w:sz w:val="24"/>
+        </w:rPr>
+        <w:hyperlink r:id="rId9" w:history="1">
+          <w:r>
+            <w:rPr>
+              <w:rStyle w:val="Hyperlink"/>
+            </w:rPr>
+            <w:t xml:space="preserve">niging die </w:t>
+          </w:r>
+        </w:hyperlink>
+      </w:r>
+      <w:r>
+        <w:rPr>
+          <w:u w:val="single" w:color="0000ff"/>
+          <w:rFonts w:ascii="Charis SIL Regular" w:hAnsi="Charis SIL Regular" w:eastAsia="Charis SIL Regular"/>
+          <w:b w:val="0"/>
+          <w:i w:val="0"/>
+          <w:color w:val="000000"/>
+          <w:sz w:val="24"/>
+        </w:rPr>
+        <w:hyperlink r:id="rId9" w:history="1">
+          <w:r>
+            <w:rPr>
+              <w:rStyle w:val="Hyperlink"/>
+            </w:rPr>
+            <w:t>s</w:t>
+          </w:r>
+        </w:hyperlink>
+      </w:r>
+      <w:r>
+        <w:rPr>
+          <w:u w:val="single" w:color="0000ff"/>
+          <w:rFonts w:ascii="Charis SIL Regular" w:hAnsi="Charis SIL Regular" w:eastAsia="Charis SIL Regular"/>
+          <w:b w:val="0"/>
+          <w:i w:val="0"/>
+          <w:color w:val="000000"/>
+          <w:sz w:val="24"/>
+        </w:rPr>
+        <w:hyperlink r:id="rId9" w:history="1">
+          <w:r>
+            <w:rPr>
+              <w:rStyle w:val="Hyperlink"/>
+            </w:rPr>
+            <w:t>ind</w:t>
+          </w:r>
+        </w:hyperlink>
+      </w:r>
+      <w:r>
+        <w:rPr>
+          <w:u w:val="single" w:color="0000ff"/>
+          <w:rFonts w:ascii="Charis SIL Regular" w:hAnsi="Charis SIL Regular" w:eastAsia="Charis SIL Regular"/>
+          <w:b w:val="0"/>
+          <w:i w:val="0"/>
+          <w:color w:val="000000"/>
+          <w:sz w:val="24"/>
+        </w:rPr>
+        <w:hyperlink r:id="rId9" w:history="1">
+          <w:r>
+            <w:rPr>
+              <w:rStyle w:val="Hyperlink"/>
+            </w:rPr>
+            <w:t>s</w:t>
+          </w:r>
+        </w:hyperlink>
+      </w:r>
+      <w:r>
+        <w:rPr>
+          <w:u w:val="single" w:color="0000ff"/>
+          <w:rFonts w:ascii="Charis SIL Regular" w:hAnsi="Charis SIL Regular" w:eastAsia="Charis SIL Regular"/>
+          <w:b w:val="0"/>
+          <w:i w:val="0"/>
+          <w:color w:val="000000"/>
+          <w:sz w:val="24"/>
+        </w:rPr>
+        <w:hyperlink r:id="rId9" w:history="1">
+          <w:r>
+            <w:rPr>
+              <w:rStyle w:val="Hyperlink"/>
+            </w:rPr>
+            <w:t xml:space="preserve"> 2018 het</w:t>
+          </w:r>
+        </w:hyperlink>
       </w:r>
       <w:r>
         <w:rPr>
@@ -812,7 +938,7 @@
           <w:sz w:val="24"/>
           <w:u w:val="single"/>
         </w:rPr>
-        <w:hyperlink r:id="rId12" w:history="1">
+        <w:hyperlink r:id="rId11" w:history="1">
           <w:r>
             <w:rPr>
               <w:rStyle w:val="Hyperlink"/>
@@ -1323,13 +1449,49 @@
       </w:r>
       <w:r>
         <w:rPr>
+          <w:u w:val="single" w:color="0000ff"/>
           <w:rFonts w:ascii="Charis SIL Regular" w:hAnsi="Charis SIL Regular" w:eastAsia="Charis SIL Regular"/>
           <w:b w:val="0"/>
           <w:i w:val="0"/>
           <w:color w:val="000000"/>
           <w:sz w:val="24"/>
         </w:rPr>
-        <w:t xml:space="preserve">verhuisde de collectie naar het </w:t>
+        <w:hyperlink r:id="rId16" w:history="1">
+          <w:r>
+            <w:rPr>
+              <w:rStyle w:val="Hyperlink"/>
+            </w:rPr>
+            <w:t>verhuisd</w:t>
+          </w:r>
+        </w:hyperlink>
+      </w:r>
+      <w:r>
+        <w:rPr>
+          <w:u w:val="single" w:color="0000ff"/>
+          <w:rFonts w:ascii="Charis SIL Regular" w:hAnsi="Charis SIL Regular" w:eastAsia="Charis SIL Regular"/>
+          <w:b w:val="0"/>
+          <w:i w:val="0"/>
+          <w:color w:val="000000"/>
+          <w:sz w:val="24"/>
+        </w:rPr>
+        <w:hyperlink r:id="rId16" w:history="1">
+          <w:r>
+            <w:rPr>
+              <w:rStyle w:val="Hyperlink"/>
+            </w:rPr>
+            <w:t>e de collecti</w:t>
+          </w:r>
+        </w:hyperlink>
+      </w:r>
+      <w:r>
+        <w:rPr>
+          <w:rFonts w:ascii="Charis SIL Regular" w:hAnsi="Charis SIL Regular" w:eastAsia="Charis SIL Regular"/>
+          <w:b w:val="0"/>
+          <w:i w:val="0"/>
+          <w:color w:val="000000"/>
+          <w:sz w:val="24"/>
+        </w:rPr>
+        <w:t xml:space="preserve">e naar het </w:t>
       </w:r>
       <w:r>
         <w:rPr>

--- a/EXPORTS/DOCX/published/niveau3/Dutch/KVVAK.docx
+++ b/EXPORTS/DOCX/published/niveau3/Dutch/KVVAK.docx
@@ -369,151 +369,7 @@
           <w:color w:val="000000"/>
           <w:sz w:val="24"/>
         </w:rPr>
-        <w:t>opg</w:t>
-      </w:r>
-      <w:r>
-        <w:rPr>
-          <w:u w:val="single" w:color="0000ff"/>
-          <w:rFonts w:ascii="Charis SIL Regular" w:hAnsi="Charis SIL Regular" w:eastAsia="Charis SIL Regular"/>
-          <w:b w:val="0"/>
-          <w:i w:val="0"/>
-          <w:color w:val="000000"/>
-          <w:sz w:val="24"/>
-        </w:rPr>
-        <w:hyperlink r:id="rId9" w:history="1">
-          <w:r>
-            <w:rPr>
-              <w:rStyle w:val="Hyperlink"/>
-            </w:rPr>
-            <w:t>erichte ver</w:t>
-          </w:r>
-        </w:hyperlink>
-      </w:r>
-      <w:r>
-        <w:rPr>
-          <w:u w:val="single" w:color="0000ff"/>
-          <w:rFonts w:ascii="Charis SIL Regular" w:hAnsi="Charis SIL Regular" w:eastAsia="Charis SIL Regular"/>
-          <w:b w:val="0"/>
-          <w:i w:val="0"/>
-          <w:color w:val="000000"/>
-          <w:sz w:val="24"/>
-        </w:rPr>
-        <w:hyperlink r:id="rId9" w:history="1">
-          <w:r>
-            <w:rPr>
-              <w:rStyle w:val="Hyperlink"/>
-            </w:rPr>
-            <w:t>e</w:t>
-          </w:r>
-        </w:hyperlink>
-      </w:r>
-      <w:r>
-        <w:rPr>
-          <w:u w:val="single" w:color="0000ff"/>
-          <w:rFonts w:ascii="Charis SIL Regular" w:hAnsi="Charis SIL Regular" w:eastAsia="Charis SIL Regular"/>
-          <w:b w:val="0"/>
-          <w:i w:val="0"/>
-          <w:color w:val="000000"/>
-          <w:sz w:val="24"/>
-        </w:rPr>
-        <w:hyperlink r:id="rId9" w:history="1">
-          <w:r>
-            <w:rPr>
-              <w:rStyle w:val="Hyperlink"/>
-            </w:rPr>
-            <w:t xml:space="preserve">niging die </w:t>
-          </w:r>
-        </w:hyperlink>
-      </w:r>
-      <w:r>
-        <w:rPr>
-          <w:u w:val="single" w:color="0000ff"/>
-          <w:rFonts w:ascii="Charis SIL Regular" w:hAnsi="Charis SIL Regular" w:eastAsia="Charis SIL Regular"/>
-          <w:b w:val="0"/>
-          <w:i w:val="0"/>
-          <w:color w:val="000000"/>
-          <w:sz w:val="24"/>
-        </w:rPr>
-        <w:hyperlink r:id="rId9" w:history="1">
-          <w:r>
-            <w:rPr>
-              <w:rStyle w:val="Hyperlink"/>
-            </w:rPr>
-            <w:t>s</w:t>
-          </w:r>
-        </w:hyperlink>
-      </w:r>
-      <w:r>
-        <w:rPr>
-          <w:u w:val="single" w:color="0000ff"/>
-          <w:rFonts w:ascii="Charis SIL Regular" w:hAnsi="Charis SIL Regular" w:eastAsia="Charis SIL Regular"/>
-          <w:b w:val="0"/>
-          <w:i w:val="0"/>
-          <w:color w:val="000000"/>
-          <w:sz w:val="24"/>
-        </w:rPr>
-        <w:hyperlink r:id="rId9" w:history="1">
-          <w:r>
-            <w:rPr>
-              <w:rStyle w:val="Hyperlink"/>
-            </w:rPr>
-            <w:t>ind</w:t>
-          </w:r>
-        </w:hyperlink>
-      </w:r>
-      <w:r>
-        <w:rPr>
-          <w:u w:val="single" w:color="0000ff"/>
-          <w:rFonts w:ascii="Charis SIL Regular" w:hAnsi="Charis SIL Regular" w:eastAsia="Charis SIL Regular"/>
-          <w:b w:val="0"/>
-          <w:i w:val="0"/>
-          <w:color w:val="000000"/>
-          <w:sz w:val="24"/>
-        </w:rPr>
-        <w:hyperlink r:id="rId9" w:history="1">
-          <w:r>
-            <w:rPr>
-              <w:rStyle w:val="Hyperlink"/>
-            </w:rPr>
-            <w:t>s</w:t>
-          </w:r>
-        </w:hyperlink>
-      </w:r>
-      <w:r>
-        <w:rPr>
-          <w:u w:val="single" w:color="0000ff"/>
-          <w:rFonts w:ascii="Charis SIL Regular" w:hAnsi="Charis SIL Regular" w:eastAsia="Charis SIL Regular"/>
-          <w:b w:val="0"/>
-          <w:i w:val="0"/>
-          <w:color w:val="000000"/>
-          <w:sz w:val="24"/>
-        </w:rPr>
-        <w:hyperlink r:id="rId9" w:history="1">
-          <w:r>
-            <w:rPr>
-              <w:rStyle w:val="Hyperlink"/>
-            </w:rPr>
-            <w:t xml:space="preserve"> 2018 het</w:t>
-          </w:r>
-        </w:hyperlink>
-      </w:r>
-      <w:r>
-        <w:rPr>
-          <w:u w:val="single" w:color="0000ff"/>
-          <w:rFonts w:ascii="Charis SIL Regular" w:hAnsi="Charis SIL Regular" w:eastAsia="Charis SIL Regular"/>
-          <w:b w:val="0"/>
-          <w:i w:val="0"/>
-          <w:color w:val="000000"/>
-          <w:sz w:val="24"/>
-        </w:rPr>
-        <w:hyperlink r:id="rId9" w:history="1">
-          <w:r>
-            <w:rPr>
-              <w:rStyle w:val="Hyperlink"/>
-            </w:rPr>
-            <w:t xml:space="preserve"> pre</w:t>
-          </w:r>
-        </w:hyperlink>
+        <w:t>opgerichte vereniging die sinds 2018 het pre</w:t>
       </w:r>
       <w:r>
         <w:rPr>
@@ -938,7 +794,7 @@
           <w:sz w:val="24"/>
           <w:u w:val="single"/>
         </w:rPr>
-        <w:hyperlink r:id="rId11" w:history="1">
+        <w:hyperlink r:id="rId12" w:history="1">
           <w:r>
             <w:rPr>
               <w:rStyle w:val="Hyperlink"/>
@@ -956,7 +812,7 @@
           <w:sz w:val="24"/>
           <w:u w:val="single"/>
         </w:rPr>
-        <w:hyperlink r:id="rId11" w:history="1">
+        <w:hyperlink r:id="rId12" w:history="1">
           <w:r>
             <w:rPr>
               <w:rStyle w:val="Hyperlink"/>
@@ -974,7 +830,7 @@
           <w:sz w:val="24"/>
           <w:u w:val="single"/>
         </w:rPr>
-        <w:hyperlink r:id="rId11" w:history="1">
+        <w:hyperlink r:id="rId12" w:history="1">
           <w:r>
             <w:rPr>
               <w:rStyle w:val="Hyperlink"/>
@@ -1449,49 +1305,13 @@
       </w:r>
       <w:r>
         <w:rPr>
-          <w:u w:val="single" w:color="0000ff"/>
           <w:rFonts w:ascii="Charis SIL Regular" w:hAnsi="Charis SIL Regular" w:eastAsia="Charis SIL Regular"/>
           <w:b w:val="0"/>
           <w:i w:val="0"/>
           <w:color w:val="000000"/>
           <w:sz w:val="24"/>
         </w:rPr>
-        <w:hyperlink r:id="rId16" w:history="1">
-          <w:r>
-            <w:rPr>
-              <w:rStyle w:val="Hyperlink"/>
-            </w:rPr>
-            <w:t>verhuisd</w:t>
-          </w:r>
-        </w:hyperlink>
-      </w:r>
-      <w:r>
-        <w:rPr>
-          <w:u w:val="single" w:color="0000ff"/>
-          <w:rFonts w:ascii="Charis SIL Regular" w:hAnsi="Charis SIL Regular" w:eastAsia="Charis SIL Regular"/>
-          <w:b w:val="0"/>
-          <w:i w:val="0"/>
-          <w:color w:val="000000"/>
-          <w:sz w:val="24"/>
-        </w:rPr>
-        <w:hyperlink r:id="rId16" w:history="1">
-          <w:r>
-            <w:rPr>
-              <w:rStyle w:val="Hyperlink"/>
-            </w:rPr>
-            <w:t>e de collecti</w:t>
-          </w:r>
-        </w:hyperlink>
-      </w:r>
-      <w:r>
-        <w:rPr>
-          <w:rFonts w:ascii="Charis SIL Regular" w:hAnsi="Charis SIL Regular" w:eastAsia="Charis SIL Regular"/>
-          <w:b w:val="0"/>
-          <w:i w:val="0"/>
-          <w:color w:val="000000"/>
-          <w:sz w:val="24"/>
-        </w:rPr>
-        <w:t xml:space="preserve">e naar het </w:t>
+        <w:t xml:space="preserve">verhuisde de collectie naar het </w:t>
       </w:r>
       <w:r>
         <w:rPr>

--- a/EXPORTS/DOCX/published/niveau3/Dutch/KVVAK.docx
+++ b/EXPORTS/DOCX/published/niveau3/Dutch/KVVAK.docx
@@ -369,7 +369,151 @@
           <w:color w:val="000000"/>
           <w:sz w:val="24"/>
         </w:rPr>
-        <w:t>opgerichte vereniging die sinds 2018 het pre</w:t>
+        <w:t>opg</w:t>
+      </w:r>
+      <w:r>
+        <w:rPr>
+          <w:u w:val="single" w:color="0000ff"/>
+          <w:rFonts w:ascii="Charis SIL Regular" w:hAnsi="Charis SIL Regular" w:eastAsia="Charis SIL Regular"/>
+          <w:b w:val="0"/>
+          <w:i w:val="0"/>
+          <w:color w:val="000000"/>
+          <w:sz w:val="24"/>
+        </w:rPr>
+        <w:hyperlink r:id="rId9" w:history="1">
+          <w:r>
+            <w:rPr>
+              <w:rStyle w:val="Hyperlink"/>
+            </w:rPr>
+            <w:t>erichte ver</w:t>
+          </w:r>
+        </w:hyperlink>
+      </w:r>
+      <w:r>
+        <w:rPr>
+          <w:u w:val="single" w:color="0000ff"/>
+          <w:rFonts w:ascii="Charis SIL Regular" w:hAnsi="Charis SIL Regular" w:eastAsia="Charis SIL Regular"/>
+          <w:b w:val="0"/>
+          <w:i w:val="0"/>
+          <w:color w:val="000000"/>
+          <w:sz w:val="24"/>
+        </w:rPr>
+        <w:hyperlink r:id="rId9" w:history="1">
+          <w:r>
+            <w:rPr>
+              <w:rStyle w:val="Hyperlink"/>
+            </w:rPr>
+            <w:t>e</w:t>
+          </w:r>
+        </w:hyperlink>
+      </w:r>
+      <w:r>
+        <w:rPr>
+          <w:u w:val="single" w:color="0000ff"/>
+          <w:rFonts w:ascii="Charis SIL Regular" w:hAnsi="Charis SIL Regular" w:eastAsia="Charis SIL Regular"/>
+          <w:b w:val="0"/>
+          <w:i w:val="0"/>
+          <w:color w:val="000000"/>
+          <w:sz w:val="24"/>
+        </w:rPr>
+        <w:hyperlink r:id="rId9" w:history="1">
+          <w:r>
+            <w:rPr>
+              <w:rStyle w:val="Hyperlink"/>
+            </w:rPr>
+            <w:t xml:space="preserve">niging die </w:t>
+          </w:r>
+        </w:hyperlink>
+      </w:r>
+      <w:r>
+        <w:rPr>
+          <w:u w:val="single" w:color="0000ff"/>
+          <w:rFonts w:ascii="Charis SIL Regular" w:hAnsi="Charis SIL Regular" w:eastAsia="Charis SIL Regular"/>
+          <w:b w:val="0"/>
+          <w:i w:val="0"/>
+          <w:color w:val="000000"/>
+          <w:sz w:val="24"/>
+        </w:rPr>
+        <w:hyperlink r:id="rId9" w:history="1">
+          <w:r>
+            <w:rPr>
+              <w:rStyle w:val="Hyperlink"/>
+            </w:rPr>
+            <w:t>s</w:t>
+          </w:r>
+        </w:hyperlink>
+      </w:r>
+      <w:r>
+        <w:rPr>
+          <w:u w:val="single" w:color="0000ff"/>
+          <w:rFonts w:ascii="Charis SIL Regular" w:hAnsi="Charis SIL Regular" w:eastAsia="Charis SIL Regular"/>
+          <w:b w:val="0"/>
+          <w:i w:val="0"/>
+          <w:color w:val="000000"/>
+          <w:sz w:val="24"/>
+        </w:rPr>
+        <w:hyperlink r:id="rId9" w:history="1">
+          <w:r>
+            <w:rPr>
+              <w:rStyle w:val="Hyperlink"/>
+            </w:rPr>
+            <w:t>ind</w:t>
+          </w:r>
+        </w:hyperlink>
+      </w:r>
+      <w:r>
+        <w:rPr>
+          <w:u w:val="single" w:color="0000ff"/>
+          <w:rFonts w:ascii="Charis SIL Regular" w:hAnsi="Charis SIL Regular" w:eastAsia="Charis SIL Regular"/>
+          <w:b w:val="0"/>
+          <w:i w:val="0"/>
+          <w:color w:val="000000"/>
+          <w:sz w:val="24"/>
+        </w:rPr>
+        <w:hyperlink r:id="rId9" w:history="1">
+          <w:r>
+            <w:rPr>
+              <w:rStyle w:val="Hyperlink"/>
+            </w:rPr>
+            <w:t>s</w:t>
+          </w:r>
+        </w:hyperlink>
+      </w:r>
+      <w:r>
+        <w:rPr>
+          <w:u w:val="single" w:color="0000ff"/>
+          <w:rFonts w:ascii="Charis SIL Regular" w:hAnsi="Charis SIL Regular" w:eastAsia="Charis SIL Regular"/>
+          <w:b w:val="0"/>
+          <w:i w:val="0"/>
+          <w:color w:val="000000"/>
+          <w:sz w:val="24"/>
+        </w:rPr>
+        <w:hyperlink r:id="rId9" w:history="1">
+          <w:r>
+            <w:rPr>
+              <w:rStyle w:val="Hyperlink"/>
+            </w:rPr>
+            <w:t xml:space="preserve"> 2018 het</w:t>
+          </w:r>
+        </w:hyperlink>
+      </w:r>
+      <w:r>
+        <w:rPr>
+          <w:u w:val="single" w:color="0000ff"/>
+          <w:rFonts w:ascii="Charis SIL Regular" w:hAnsi="Charis SIL Regular" w:eastAsia="Charis SIL Regular"/>
+          <w:b w:val="0"/>
+          <w:i w:val="0"/>
+          <w:color w:val="000000"/>
+          <w:sz w:val="24"/>
+        </w:rPr>
+        <w:hyperlink r:id="rId9" w:history="1">
+          <w:r>
+            <w:rPr>
+              <w:rStyle w:val="Hyperlink"/>
+            </w:rPr>
+            <w:t xml:space="preserve"> pre</w:t>
+          </w:r>
+        </w:hyperlink>
       </w:r>
       <w:r>
         <w:rPr>
@@ -794,7 +938,7 @@
           <w:sz w:val="24"/>
           <w:u w:val="single"/>
         </w:rPr>
-        <w:hyperlink r:id="rId12" w:history="1">
+        <w:hyperlink r:id="rId11" w:history="1">
           <w:r>
             <w:rPr>
               <w:rStyle w:val="Hyperlink"/>
@@ -812,7 +956,7 @@
           <w:sz w:val="24"/>
           <w:u w:val="single"/>
         </w:rPr>
-        <w:hyperlink r:id="rId12" w:history="1">
+        <w:hyperlink r:id="rId11" w:history="1">
           <w:r>
             <w:rPr>
               <w:rStyle w:val="Hyperlink"/>
@@ -830,7 +974,7 @@
           <w:sz w:val="24"/>
           <w:u w:val="single"/>
         </w:rPr>
-        <w:hyperlink r:id="rId12" w:history="1">
+        <w:hyperlink r:id="rId11" w:history="1">
           <w:r>
             <w:rPr>
               <w:rStyle w:val="Hyperlink"/>
@@ -1305,13 +1449,49 @@
       </w:r>
       <w:r>
         <w:rPr>
+          <w:u w:val="single" w:color="0000ff"/>
           <w:rFonts w:ascii="Charis SIL Regular" w:hAnsi="Charis SIL Regular" w:eastAsia="Charis SIL Regular"/>
           <w:b w:val="0"/>
           <w:i w:val="0"/>
           <w:color w:val="000000"/>
           <w:sz w:val="24"/>
         </w:rPr>
-        <w:t xml:space="preserve">verhuisde de collectie naar het </w:t>
+        <w:hyperlink r:id="rId16" w:history="1">
+          <w:r>
+            <w:rPr>
+              <w:rStyle w:val="Hyperlink"/>
+            </w:rPr>
+            <w:t>verhuisd</w:t>
+          </w:r>
+        </w:hyperlink>
+      </w:r>
+      <w:r>
+        <w:rPr>
+          <w:u w:val="single" w:color="0000ff"/>
+          <w:rFonts w:ascii="Charis SIL Regular" w:hAnsi="Charis SIL Regular" w:eastAsia="Charis SIL Regular"/>
+          <w:b w:val="0"/>
+          <w:i w:val="0"/>
+          <w:color w:val="000000"/>
+          <w:sz w:val="24"/>
+        </w:rPr>
+        <w:hyperlink r:id="rId16" w:history="1">
+          <w:r>
+            <w:rPr>
+              <w:rStyle w:val="Hyperlink"/>
+            </w:rPr>
+            <w:t>e de collecti</w:t>
+          </w:r>
+        </w:hyperlink>
+      </w:r>
+      <w:r>
+        <w:rPr>
+          <w:rFonts w:ascii="Charis SIL Regular" w:hAnsi="Charis SIL Regular" w:eastAsia="Charis SIL Regular"/>
+          <w:b w:val="0"/>
+          <w:i w:val="0"/>
+          <w:color w:val="000000"/>
+          <w:sz w:val="24"/>
+        </w:rPr>
+        <w:t xml:space="preserve">e naar het </w:t>
       </w:r>
       <w:r>
         <w:rPr>
@@ -4822,7 +5002,7 @@
           <w:sz w:val="24"/>
           <w:u w:val="single"/>
         </w:rPr>
-        <w:hyperlink r:id="rId35" w:history="1">
+        <w:hyperlink r:id="rId36" w:history="1">
           <w:r>
             <w:rPr>
               <w:rStyle w:val="Hyperlink"/>
@@ -4840,7 +5020,7 @@
           <w:sz w:val="24"/>
           <w:u w:val="single"/>
         </w:rPr>
-        <w:hyperlink r:id="rId35" w:history="1">
+        <w:hyperlink r:id="rId36" w:history="1">
           <w:r>
             <w:rPr>
               <w:rStyle w:val="Hyperlink"/>

--- a/EXPORTS/DOCX/published/niveau3/Dutch/KVVAK.docx
+++ b/EXPORTS/DOCX/published/niveau3/Dutch/KVVAK.docx
@@ -909,14 +909,7 @@
           <w:sz w:val="24"/>
           <w:u w:val="single"/>
         </w:rPr>
-        <w:hyperlink r:id="rId12" w:history="1">
-          <w:r>
-            <w:rPr>
-              <w:rStyle w:val="Hyperlink"/>
-            </w:rPr>
-            <w:t>Aziatische</w:t>
-          </w:r>
-        </w:hyperlink>
+        <w:t>Aziatische</w:t>
       </w:r>
       <w:r>
         <w:rPr>

--- a/EXPORTS/DOCX/published/niveau3/Dutch/KVVAK.docx
+++ b/EXPORTS/DOCX/published/niveau3/Dutch/KVVAK.docx
@@ -909,7 +909,14 @@
           <w:sz w:val="24"/>
           <w:u w:val="single"/>
         </w:rPr>
-        <w:t>Aziatische</w:t>
+        <w:hyperlink r:id="rId12" w:history="1">
+          <w:r>
+            <w:rPr>
+              <w:rStyle w:val="Hyperlink"/>
+            </w:rPr>
+            <w:t>Aziatische</w:t>
+          </w:r>
+        </w:hyperlink>
       </w:r>
       <w:r>
         <w:rPr>
@@ -4995,7 +5002,7 @@
           <w:sz w:val="24"/>
           <w:u w:val="single"/>
         </w:rPr>
-        <w:hyperlink r:id="rId35" w:history="1">
+        <w:hyperlink r:id="rId36" w:history="1">
           <w:r>
             <w:rPr>
               <w:rStyle w:val="Hyperlink"/>

--- a/EXPORTS/DOCX/published/niveau3/Dutch/KVVAK.docx
+++ b/EXPORTS/DOCX/published/niveau3/Dutch/KVVAK.docx
@@ -5020,7 +5020,7 @@
           <w:sz w:val="24"/>
           <w:u w:val="single"/>
         </w:rPr>
-        <w:hyperlink r:id="rId35" w:history="1">
+        <w:hyperlink r:id="rId36" w:history="1">
           <w:r>
             <w:rPr>
               <w:rStyle w:val="Hyperlink"/>

--- a/EXPORTS/DOCX/published/niveau3/Dutch/KVVAK.docx
+++ b/EXPORTS/DOCX/published/niveau3/Dutch/KVVAK.docx
@@ -938,7 +938,7 @@
           <w:sz w:val="24"/>
           <w:u w:val="single"/>
         </w:rPr>
-        <w:hyperlink r:id="rId11" w:history="1">
+        <w:hyperlink r:id="rId12" w:history="1">
           <w:r>
             <w:rPr>
               <w:rStyle w:val="Hyperlink"/>
@@ -956,7 +956,7 @@
           <w:sz w:val="24"/>
           <w:u w:val="single"/>
         </w:rPr>
-        <w:hyperlink r:id="rId11" w:history="1">
+        <w:hyperlink r:id="rId12" w:history="1">
           <w:r>
             <w:rPr>
               <w:rStyle w:val="Hyperlink"/>
@@ -974,7 +974,7 @@
           <w:sz w:val="24"/>
           <w:u w:val="single"/>
         </w:rPr>
-        <w:hyperlink r:id="rId11" w:history="1">
+        <w:hyperlink r:id="rId12" w:history="1">
           <w:r>
             <w:rPr>
               <w:rStyle w:val="Hyperlink"/>
@@ -1449,49 +1449,13 @@
       </w:r>
       <w:r>
         <w:rPr>
-          <w:u w:val="single" w:color="0000ff"/>
           <w:rFonts w:ascii="Charis SIL Regular" w:hAnsi="Charis SIL Regular" w:eastAsia="Charis SIL Regular"/>
           <w:b w:val="0"/>
           <w:i w:val="0"/>
           <w:color w:val="000000"/>
           <w:sz w:val="24"/>
         </w:rPr>
-        <w:hyperlink r:id="rId16" w:history="1">
-          <w:r>
-            <w:rPr>
-              <w:rStyle w:val="Hyperlink"/>
-            </w:rPr>
-            <w:t>verhuisd</w:t>
-          </w:r>
-        </w:hyperlink>
-      </w:r>
-      <w:r>
-        <w:rPr>
-          <w:u w:val="single" w:color="0000ff"/>
-          <w:rFonts w:ascii="Charis SIL Regular" w:hAnsi="Charis SIL Regular" w:eastAsia="Charis SIL Regular"/>
-          <w:b w:val="0"/>
-          <w:i w:val="0"/>
-          <w:color w:val="000000"/>
-          <w:sz w:val="24"/>
-        </w:rPr>
-        <w:hyperlink r:id="rId16" w:history="1">
-          <w:r>
-            <w:rPr>
-              <w:rStyle w:val="Hyperlink"/>
-            </w:rPr>
-            <w:t>e de collecti</w:t>
-          </w:r>
-        </w:hyperlink>
-      </w:r>
-      <w:r>
-        <w:rPr>
-          <w:rFonts w:ascii="Charis SIL Regular" w:hAnsi="Charis SIL Regular" w:eastAsia="Charis SIL Regular"/>
-          <w:b w:val="0"/>
-          <w:i w:val="0"/>
-          <w:color w:val="000000"/>
-          <w:sz w:val="24"/>
-        </w:rPr>
-        <w:t xml:space="preserve">e naar het </w:t>
+        <w:t xml:space="preserve">verhuisde de collectie naar het </w:t>
       </w:r>
       <w:r>
         <w:rPr>
@@ -5002,7 +4966,7 @@
           <w:sz w:val="24"/>
           <w:u w:val="single"/>
         </w:rPr>
-        <w:hyperlink r:id="rId36" w:history="1">
+        <w:hyperlink r:id="rId35" w:history="1">
           <w:r>
             <w:rPr>
               <w:rStyle w:val="Hyperlink"/>
@@ -5020,7 +4984,7 @@
           <w:sz w:val="24"/>
           <w:u w:val="single"/>
         </w:rPr>
-        <w:hyperlink r:id="rId36" w:history="1">
+        <w:hyperlink r:id="rId35" w:history="1">
           <w:r>
             <w:rPr>
               <w:rStyle w:val="Hyperlink"/>

--- a/EXPORTS/DOCX/published/niveau3/Dutch/KVVAK.docx
+++ b/EXPORTS/DOCX/published/niveau3/Dutch/KVVAK.docx
@@ -1449,13 +1449,49 @@
       </w:r>
       <w:r>
         <w:rPr>
+          <w:u w:val="single" w:color="0000ff"/>
           <w:rFonts w:ascii="Charis SIL Regular" w:hAnsi="Charis SIL Regular" w:eastAsia="Charis SIL Regular"/>
           <w:b w:val="0"/>
           <w:i w:val="0"/>
           <w:color w:val="000000"/>
           <w:sz w:val="24"/>
         </w:rPr>
-        <w:t xml:space="preserve">verhuisde de collectie naar het </w:t>
+        <w:hyperlink r:id="rId16" w:history="1">
+          <w:r>
+            <w:rPr>
+              <w:rStyle w:val="Hyperlink"/>
+            </w:rPr>
+            <w:t>verhuisd</w:t>
+          </w:r>
+        </w:hyperlink>
+      </w:r>
+      <w:r>
+        <w:rPr>
+          <w:u w:val="single" w:color="0000ff"/>
+          <w:rFonts w:ascii="Charis SIL Regular" w:hAnsi="Charis SIL Regular" w:eastAsia="Charis SIL Regular"/>
+          <w:b w:val="0"/>
+          <w:i w:val="0"/>
+          <w:color w:val="000000"/>
+          <w:sz w:val="24"/>
+        </w:rPr>
+        <w:hyperlink r:id="rId16" w:history="1">
+          <w:r>
+            <w:rPr>
+              <w:rStyle w:val="Hyperlink"/>
+            </w:rPr>
+            <w:t>e de collecti</w:t>
+          </w:r>
+        </w:hyperlink>
+      </w:r>
+      <w:r>
+        <w:rPr>
+          <w:rFonts w:ascii="Charis SIL Regular" w:hAnsi="Charis SIL Regular" w:eastAsia="Charis SIL Regular"/>
+          <w:b w:val="0"/>
+          <w:i w:val="0"/>
+          <w:color w:val="000000"/>
+          <w:sz w:val="24"/>
+        </w:rPr>
+        <w:t xml:space="preserve">e naar het </w:t>
       </w:r>
       <w:r>
         <w:rPr>
@@ -4966,7 +5002,7 @@
           <w:sz w:val="24"/>
           <w:u w:val="single"/>
         </w:rPr>
-        <w:hyperlink r:id="rId35" w:history="1">
+        <w:hyperlink r:id="rId36" w:history="1">
           <w:r>
             <w:rPr>
               <w:rStyle w:val="Hyperlink"/>
@@ -4984,7 +5020,7 @@
           <w:sz w:val="24"/>
           <w:u w:val="single"/>
         </w:rPr>
-        <w:hyperlink r:id="rId35" w:history="1">
+        <w:hyperlink r:id="rId36" w:history="1">
           <w:r>
             <w:rPr>
               <w:rStyle w:val="Hyperlink"/>

--- a/EXPORTS/DOCX/published/niveau3/Dutch/KVVAK.docx
+++ b/EXPORTS/DOCX/published/niveau3/Dutch/KVVAK.docx
@@ -938,7 +938,7 @@
           <w:sz w:val="24"/>
           <w:u w:val="single"/>
         </w:rPr>
-        <w:hyperlink r:id="rId12" w:history="1">
+        <w:hyperlink r:id="rId11" w:history="1">
           <w:r>
             <w:rPr>
               <w:rStyle w:val="Hyperlink"/>
@@ -5002,7 +5002,7 @@
           <w:sz w:val="24"/>
           <w:u w:val="single"/>
         </w:rPr>
-        <w:hyperlink r:id="rId36" w:history="1">
+        <w:hyperlink r:id="rId35" w:history="1">
           <w:r>
             <w:rPr>
               <w:rStyle w:val="Hyperlink"/>
@@ -5020,7 +5020,7 @@
           <w:sz w:val="24"/>
           <w:u w:val="single"/>
         </w:rPr>
-        <w:hyperlink r:id="rId36" w:history="1">
+        <w:hyperlink r:id="rId35" w:history="1">
           <w:r>
             <w:rPr>
               <w:rStyle w:val="Hyperlink"/>

--- a/EXPORTS/DOCX/published/niveau3/Dutch/KVVAK.docx
+++ b/EXPORTS/DOCX/published/niveau3/Dutch/KVVAK.docx
@@ -488,14 +488,7 @@
           <w:color w:val="000000"/>
           <w:sz w:val="24"/>
         </w:rPr>
-        <w:hyperlink r:id="rId9" w:history="1">
-          <w:r>
-            <w:rPr>
-              <w:rStyle w:val="Hyperlink"/>
-            </w:rPr>
-            <w:t xml:space="preserve"> 2018 het</w:t>
-          </w:r>
-        </w:hyperlink>
+        <w:t xml:space="preserve"> 2018 het</w:t>
       </w:r>
       <w:r>
         <w:rPr>
@@ -938,7 +931,7 @@
           <w:sz w:val="24"/>
           <w:u w:val="single"/>
         </w:rPr>
-        <w:hyperlink r:id="rId11" w:history="1">
+        <w:hyperlink r:id="rId12" w:history="1">
           <w:r>
             <w:rPr>
               <w:rStyle w:val="Hyperlink"/>
@@ -5002,7 +4995,7 @@
           <w:sz w:val="24"/>
           <w:u w:val="single"/>
         </w:rPr>
-        <w:hyperlink r:id="rId35" w:history="1">
+        <w:hyperlink r:id="rId36" w:history="1">
           <w:r>
             <w:rPr>
               <w:rStyle w:val="Hyperlink"/>
@@ -5020,7 +5013,7 @@
           <w:sz w:val="24"/>
           <w:u w:val="single"/>
         </w:rPr>
-        <w:hyperlink r:id="rId35" w:history="1">
+        <w:hyperlink r:id="rId36" w:history="1">
           <w:r>
             <w:rPr>
               <w:rStyle w:val="Hyperlink"/>

--- a/EXPORTS/DOCX/published/niveau3/Dutch/KVVAK.docx
+++ b/EXPORTS/DOCX/published/niveau3/Dutch/KVVAK.docx
@@ -931,7 +931,7 @@
           <w:sz w:val="24"/>
           <w:u w:val="single"/>
         </w:rPr>
-        <w:hyperlink r:id="rId12" w:history="1">
+        <w:hyperlink r:id="rId11" w:history="1">
           <w:r>
             <w:rPr>
               <w:rStyle w:val="Hyperlink"/>
@@ -949,7 +949,7 @@
           <w:sz w:val="24"/>
           <w:u w:val="single"/>
         </w:rPr>
-        <w:hyperlink r:id="rId12" w:history="1">
+        <w:hyperlink r:id="rId11" w:history="1">
           <w:r>
             <w:rPr>
               <w:rStyle w:val="Hyperlink"/>
@@ -1674,14 +1674,7 @@
           <w:color w:val="000000"/>
           <w:sz w:val="24"/>
         </w:rPr>
-        <w:hyperlink r:id="rId19" w:history="1">
-          <w:r>
-            <w:rPr>
-              <w:rStyle w:val="Hyperlink"/>
-            </w:rPr>
-            <w:t>der ande</w:t>
-          </w:r>
-        </w:hyperlink>
+        <w:t>der ande</w:t>
       </w:r>
       <w:r>
         <w:rPr>

--- a/EXPORTS/DOCX/published/niveau3/Dutch/KVVAK.docx
+++ b/EXPORTS/DOCX/published/niveau3/Dutch/KVVAK.docx
@@ -369,133 +369,7 @@
           <w:color w:val="000000"/>
           <w:sz w:val="24"/>
         </w:rPr>
-        <w:t>opg</w:t>
-      </w:r>
-      <w:r>
-        <w:rPr>
-          <w:u w:val="single" w:color="0000ff"/>
-          <w:rFonts w:ascii="Charis SIL Regular" w:hAnsi="Charis SIL Regular" w:eastAsia="Charis SIL Regular"/>
-          <w:b w:val="0"/>
-          <w:i w:val="0"/>
-          <w:color w:val="000000"/>
-          <w:sz w:val="24"/>
-        </w:rPr>
-        <w:hyperlink r:id="rId9" w:history="1">
-          <w:r>
-            <w:rPr>
-              <w:rStyle w:val="Hyperlink"/>
-            </w:rPr>
-            <w:t>erichte ver</w:t>
-          </w:r>
-        </w:hyperlink>
-      </w:r>
-      <w:r>
-        <w:rPr>
-          <w:u w:val="single" w:color="0000ff"/>
-          <w:rFonts w:ascii="Charis SIL Regular" w:hAnsi="Charis SIL Regular" w:eastAsia="Charis SIL Regular"/>
-          <w:b w:val="0"/>
-          <w:i w:val="0"/>
-          <w:color w:val="000000"/>
-          <w:sz w:val="24"/>
-        </w:rPr>
-        <w:hyperlink r:id="rId9" w:history="1">
-          <w:r>
-            <w:rPr>
-              <w:rStyle w:val="Hyperlink"/>
-            </w:rPr>
-            <w:t>e</w:t>
-          </w:r>
-        </w:hyperlink>
-      </w:r>
-      <w:r>
-        <w:rPr>
-          <w:u w:val="single" w:color="0000ff"/>
-          <w:rFonts w:ascii="Charis SIL Regular" w:hAnsi="Charis SIL Regular" w:eastAsia="Charis SIL Regular"/>
-          <w:b w:val="0"/>
-          <w:i w:val="0"/>
-          <w:color w:val="000000"/>
-          <w:sz w:val="24"/>
-        </w:rPr>
-        <w:hyperlink r:id="rId9" w:history="1">
-          <w:r>
-            <w:rPr>
-              <w:rStyle w:val="Hyperlink"/>
-            </w:rPr>
-            <w:t xml:space="preserve">niging die </w:t>
-          </w:r>
-        </w:hyperlink>
-      </w:r>
-      <w:r>
-        <w:rPr>
-          <w:u w:val="single" w:color="0000ff"/>
-          <w:rFonts w:ascii="Charis SIL Regular" w:hAnsi="Charis SIL Regular" w:eastAsia="Charis SIL Regular"/>
-          <w:b w:val="0"/>
-          <w:i w:val="0"/>
-          <w:color w:val="000000"/>
-          <w:sz w:val="24"/>
-        </w:rPr>
-        <w:hyperlink r:id="rId9" w:history="1">
-          <w:r>
-            <w:rPr>
-              <w:rStyle w:val="Hyperlink"/>
-            </w:rPr>
-            <w:t>s</w:t>
-          </w:r>
-        </w:hyperlink>
-      </w:r>
-      <w:r>
-        <w:rPr>
-          <w:u w:val="single" w:color="0000ff"/>
-          <w:rFonts w:ascii="Charis SIL Regular" w:hAnsi="Charis SIL Regular" w:eastAsia="Charis SIL Regular"/>
-          <w:b w:val="0"/>
-          <w:i w:val="0"/>
-          <w:color w:val="000000"/>
-          <w:sz w:val="24"/>
-        </w:rPr>
-        <w:hyperlink r:id="rId9" w:history="1">
-          <w:r>
-            <w:rPr>
-              <w:rStyle w:val="Hyperlink"/>
-            </w:rPr>
-            <w:t>ind</w:t>
-          </w:r>
-        </w:hyperlink>
-      </w:r>
-      <w:r>
-        <w:rPr>
-          <w:u w:val="single" w:color="0000ff"/>
-          <w:rFonts w:ascii="Charis SIL Regular" w:hAnsi="Charis SIL Regular" w:eastAsia="Charis SIL Regular"/>
-          <w:b w:val="0"/>
-          <w:i w:val="0"/>
-          <w:color w:val="000000"/>
-          <w:sz w:val="24"/>
-        </w:rPr>
-        <w:hyperlink r:id="rId9" w:history="1">
-          <w:r>
-            <w:rPr>
-              <w:rStyle w:val="Hyperlink"/>
-            </w:rPr>
-            <w:t>s</w:t>
-          </w:r>
-        </w:hyperlink>
-      </w:r>
-      <w:r>
-        <w:rPr>
-          <w:u w:val="single" w:color="0000ff"/>
-          <w:rFonts w:ascii="Charis SIL Regular" w:hAnsi="Charis SIL Regular" w:eastAsia="Charis SIL Regular"/>
-          <w:b w:val="0"/>
-          <w:i w:val="0"/>
-          <w:color w:val="000000"/>
-          <w:sz w:val="24"/>
-        </w:rPr>
-        <w:hyperlink r:id="rId9" w:history="1">
-          <w:r>
-            <w:rPr>
-              <w:rStyle w:val="Hyperlink"/>
-            </w:rPr>
-            <w:t xml:space="preserve"> 2018 het</w:t>
-          </w:r>
-        </w:hyperlink>
+        <w:t>opgerichte vereniging die sinds 2018 het</w:t>
       </w:r>
       <w:r>
         <w:rPr>
@@ -956,7 +830,7 @@
           <w:sz w:val="24"/>
           <w:u w:val="single"/>
         </w:rPr>
-        <w:hyperlink r:id="rId12" w:history="1">
+        <w:hyperlink r:id="rId11" w:history="1">
           <w:r>
             <w:rPr>
               <w:rStyle w:val="Hyperlink"/>
@@ -974,7 +848,7 @@
           <w:sz w:val="24"/>
           <w:u w:val="single"/>
         </w:rPr>
-        <w:hyperlink r:id="rId12" w:history="1">
+        <w:hyperlink r:id="rId11" w:history="1">
           <w:r>
             <w:rPr>
               <w:rStyle w:val="Hyperlink"/>
@@ -1456,7 +1330,14 @@
           <w:color w:val="000000"/>
           <w:sz w:val="24"/>
         </w:rPr>
-        <w:t>verhuisd</w:t>
+        <w:hyperlink r:id="rId16" w:history="1">
+          <w:r>
+            <w:rPr>
+              <w:rStyle w:val="Hyperlink"/>
+            </w:rPr>
+            <w:t>verhuisd</w:t>
+          </w:r>
+        </w:hyperlink>
       </w:r>
       <w:r>
         <w:rPr>
@@ -5013,7 +4894,7 @@
           <w:sz w:val="24"/>
           <w:u w:val="single"/>
         </w:rPr>
-        <w:hyperlink r:id="rId36" w:history="1">
+        <w:hyperlink r:id="rId35" w:history="1">
           <w:r>
             <w:rPr>
               <w:rStyle w:val="Hyperlink"/>

--- a/EXPORTS/DOCX/published/niveau3/Dutch/KVVAK.docx
+++ b/EXPORTS/DOCX/published/niveau3/Dutch/KVVAK.docx
@@ -369,7 +369,133 @@
           <w:color w:val="000000"/>
           <w:sz w:val="24"/>
         </w:rPr>
-        <w:t>opgerichte vereniging die sinds 2018 het</w:t>
+        <w:t>opg</w:t>
+      </w:r>
+      <w:r>
+        <w:rPr>
+          <w:u w:val="single" w:color="0000ff"/>
+          <w:rFonts w:ascii="Charis SIL Regular" w:hAnsi="Charis SIL Regular" w:eastAsia="Charis SIL Regular"/>
+          <w:b w:val="0"/>
+          <w:i w:val="0"/>
+          <w:color w:val="000000"/>
+          <w:sz w:val="24"/>
+        </w:rPr>
+        <w:hyperlink r:id="rId9" w:history="1">
+          <w:r>
+            <w:rPr>
+              <w:rStyle w:val="Hyperlink"/>
+            </w:rPr>
+            <w:t>erichte ver</w:t>
+          </w:r>
+        </w:hyperlink>
+      </w:r>
+      <w:r>
+        <w:rPr>
+          <w:u w:val="single" w:color="0000ff"/>
+          <w:rFonts w:ascii="Charis SIL Regular" w:hAnsi="Charis SIL Regular" w:eastAsia="Charis SIL Regular"/>
+          <w:b w:val="0"/>
+          <w:i w:val="0"/>
+          <w:color w:val="000000"/>
+          <w:sz w:val="24"/>
+        </w:rPr>
+        <w:hyperlink r:id="rId9" w:history="1">
+          <w:r>
+            <w:rPr>
+              <w:rStyle w:val="Hyperlink"/>
+            </w:rPr>
+            <w:t>e</w:t>
+          </w:r>
+        </w:hyperlink>
+      </w:r>
+      <w:r>
+        <w:rPr>
+          <w:u w:val="single" w:color="0000ff"/>
+          <w:rFonts w:ascii="Charis SIL Regular" w:hAnsi="Charis SIL Regular" w:eastAsia="Charis SIL Regular"/>
+          <w:b w:val="0"/>
+          <w:i w:val="0"/>
+          <w:color w:val="000000"/>
+          <w:sz w:val="24"/>
+        </w:rPr>
+        <w:hyperlink r:id="rId9" w:history="1">
+          <w:r>
+            <w:rPr>
+              <w:rStyle w:val="Hyperlink"/>
+            </w:rPr>
+            <w:t xml:space="preserve">niging die </w:t>
+          </w:r>
+        </w:hyperlink>
+      </w:r>
+      <w:r>
+        <w:rPr>
+          <w:u w:val="single" w:color="0000ff"/>
+          <w:rFonts w:ascii="Charis SIL Regular" w:hAnsi="Charis SIL Regular" w:eastAsia="Charis SIL Regular"/>
+          <w:b w:val="0"/>
+          <w:i w:val="0"/>
+          <w:color w:val="000000"/>
+          <w:sz w:val="24"/>
+        </w:rPr>
+        <w:hyperlink r:id="rId9" w:history="1">
+          <w:r>
+            <w:rPr>
+              <w:rStyle w:val="Hyperlink"/>
+            </w:rPr>
+            <w:t>s</w:t>
+          </w:r>
+        </w:hyperlink>
+      </w:r>
+      <w:r>
+        <w:rPr>
+          <w:u w:val="single" w:color="0000ff"/>
+          <w:rFonts w:ascii="Charis SIL Regular" w:hAnsi="Charis SIL Regular" w:eastAsia="Charis SIL Regular"/>
+          <w:b w:val="0"/>
+          <w:i w:val="0"/>
+          <w:color w:val="000000"/>
+          <w:sz w:val="24"/>
+        </w:rPr>
+        <w:hyperlink r:id="rId9" w:history="1">
+          <w:r>
+            <w:rPr>
+              <w:rStyle w:val="Hyperlink"/>
+            </w:rPr>
+            <w:t>ind</w:t>
+          </w:r>
+        </w:hyperlink>
+      </w:r>
+      <w:r>
+        <w:rPr>
+          <w:u w:val="single" w:color="0000ff"/>
+          <w:rFonts w:ascii="Charis SIL Regular" w:hAnsi="Charis SIL Regular" w:eastAsia="Charis SIL Regular"/>
+          <w:b w:val="0"/>
+          <w:i w:val="0"/>
+          <w:color w:val="000000"/>
+          <w:sz w:val="24"/>
+        </w:rPr>
+        <w:hyperlink r:id="rId9" w:history="1">
+          <w:r>
+            <w:rPr>
+              <w:rStyle w:val="Hyperlink"/>
+            </w:rPr>
+            <w:t>s</w:t>
+          </w:r>
+        </w:hyperlink>
+      </w:r>
+      <w:r>
+        <w:rPr>
+          <w:u w:val="single" w:color="0000ff"/>
+          <w:rFonts w:ascii="Charis SIL Regular" w:hAnsi="Charis SIL Regular" w:eastAsia="Charis SIL Regular"/>
+          <w:b w:val="0"/>
+          <w:i w:val="0"/>
+          <w:color w:val="000000"/>
+          <w:sz w:val="24"/>
+        </w:rPr>
+        <w:hyperlink r:id="rId9" w:history="1">
+          <w:r>
+            <w:rPr>
+              <w:rStyle w:val="Hyperlink"/>
+            </w:rPr>
+            <w:t xml:space="preserve"> 2018 het</w:t>
+          </w:r>
+        </w:hyperlink>
       </w:r>
       <w:r>
         <w:rPr>
@@ -830,7 +956,7 @@
           <w:sz w:val="24"/>
           <w:u w:val="single"/>
         </w:rPr>
-        <w:hyperlink r:id="rId11" w:history="1">
+        <w:hyperlink r:id="rId12" w:history="1">
           <w:r>
             <w:rPr>
               <w:rStyle w:val="Hyperlink"/>
@@ -848,7 +974,7 @@
           <w:sz w:val="24"/>
           <w:u w:val="single"/>
         </w:rPr>
-        <w:hyperlink r:id="rId11" w:history="1">
+        <w:hyperlink r:id="rId12" w:history="1">
           <w:r>
             <w:rPr>
               <w:rStyle w:val="Hyperlink"/>
@@ -1323,49 +1449,13 @@
       </w:r>
       <w:r>
         <w:rPr>
-          <w:u w:val="single" w:color="0000ff"/>
           <w:rFonts w:ascii="Charis SIL Regular" w:hAnsi="Charis SIL Regular" w:eastAsia="Charis SIL Regular"/>
           <w:b w:val="0"/>
           <w:i w:val="0"/>
           <w:color w:val="000000"/>
           <w:sz w:val="24"/>
         </w:rPr>
-        <w:hyperlink r:id="rId16" w:history="1">
-          <w:r>
-            <w:rPr>
-              <w:rStyle w:val="Hyperlink"/>
-            </w:rPr>
-            <w:t>verhuisd</w:t>
-          </w:r>
-        </w:hyperlink>
-      </w:r>
-      <w:r>
-        <w:rPr>
-          <w:u w:val="single" w:color="0000ff"/>
-          <w:rFonts w:ascii="Charis SIL Regular" w:hAnsi="Charis SIL Regular" w:eastAsia="Charis SIL Regular"/>
-          <w:b w:val="0"/>
-          <w:i w:val="0"/>
-          <w:color w:val="000000"/>
-          <w:sz w:val="24"/>
-        </w:rPr>
-        <w:hyperlink r:id="rId16" w:history="1">
-          <w:r>
-            <w:rPr>
-              <w:rStyle w:val="Hyperlink"/>
-            </w:rPr>
-            <w:t>e de collecti</w:t>
-          </w:r>
-        </w:hyperlink>
-      </w:r>
-      <w:r>
-        <w:rPr>
-          <w:rFonts w:ascii="Charis SIL Regular" w:hAnsi="Charis SIL Regular" w:eastAsia="Charis SIL Regular"/>
-          <w:b w:val="0"/>
-          <w:i w:val="0"/>
-          <w:color w:val="000000"/>
-          <w:sz w:val="24"/>
-        </w:rPr>
-        <w:t xml:space="preserve">e naar het </w:t>
+        <w:t xml:space="preserve">verhuisde de collectie naar het </w:t>
       </w:r>
       <w:r>
         <w:rPr>
@@ -4894,7 +4984,7 @@
           <w:sz w:val="24"/>
           <w:u w:val="single"/>
         </w:rPr>
-        <w:hyperlink r:id="rId35" w:history="1">
+        <w:hyperlink r:id="rId36" w:history="1">
           <w:r>
             <w:rPr>
               <w:rStyle w:val="Hyperlink"/>

--- a/EXPORTS/DOCX/published/niveau3/Dutch/KVVAK.docx
+++ b/EXPORTS/DOCX/published/niveau3/Dutch/KVVAK.docx
@@ -938,7 +938,7 @@
           <w:sz w:val="24"/>
           <w:u w:val="single"/>
         </w:rPr>
-        <w:hyperlink r:id="rId12" w:history="1">
+        <w:hyperlink r:id="rId11" w:history="1">
           <w:r>
             <w:rPr>
               <w:rStyle w:val="Hyperlink"/>
@@ -956,7 +956,7 @@
           <w:sz w:val="24"/>
           <w:u w:val="single"/>
         </w:rPr>
-        <w:hyperlink r:id="rId12" w:history="1">
+        <w:hyperlink r:id="rId11" w:history="1">
           <w:r>
             <w:rPr>
               <w:rStyle w:val="Hyperlink"/>
@@ -974,7 +974,7 @@
           <w:sz w:val="24"/>
           <w:u w:val="single"/>
         </w:rPr>
-        <w:hyperlink r:id="rId12" w:history="1">
+        <w:hyperlink r:id="rId11" w:history="1">
           <w:r>
             <w:rPr>
               <w:rStyle w:val="Hyperlink"/>
@@ -1449,13 +1449,49 @@
       </w:r>
       <w:r>
         <w:rPr>
+          <w:u w:val="single" w:color="0000ff"/>
           <w:rFonts w:ascii="Charis SIL Regular" w:hAnsi="Charis SIL Regular" w:eastAsia="Charis SIL Regular"/>
           <w:b w:val="0"/>
           <w:i w:val="0"/>
           <w:color w:val="000000"/>
           <w:sz w:val="24"/>
         </w:rPr>
-        <w:t xml:space="preserve">verhuisde de collectie naar het </w:t>
+        <w:hyperlink r:id="rId16" w:history="1">
+          <w:r>
+            <w:rPr>
+              <w:rStyle w:val="Hyperlink"/>
+            </w:rPr>
+            <w:t>verhuisd</w:t>
+          </w:r>
+        </w:hyperlink>
+      </w:r>
+      <w:r>
+        <w:rPr>
+          <w:u w:val="single" w:color="0000ff"/>
+          <w:rFonts w:ascii="Charis SIL Regular" w:hAnsi="Charis SIL Regular" w:eastAsia="Charis SIL Regular"/>
+          <w:b w:val="0"/>
+          <w:i w:val="0"/>
+          <w:color w:val="000000"/>
+          <w:sz w:val="24"/>
+        </w:rPr>
+        <w:hyperlink r:id="rId16" w:history="1">
+          <w:r>
+            <w:rPr>
+              <w:rStyle w:val="Hyperlink"/>
+            </w:rPr>
+            <w:t>e de collecti</w:t>
+          </w:r>
+        </w:hyperlink>
+      </w:r>
+      <w:r>
+        <w:rPr>
+          <w:rFonts w:ascii="Charis SIL Regular" w:hAnsi="Charis SIL Regular" w:eastAsia="Charis SIL Regular"/>
+          <w:b w:val="0"/>
+          <w:i w:val="0"/>
+          <w:color w:val="000000"/>
+          <w:sz w:val="24"/>
+        </w:rPr>
+        <w:t xml:space="preserve">e naar het </w:t>
       </w:r>
       <w:r>
         <w:rPr>

--- a/EXPORTS/DOCX/published/niveau3/Dutch/KVVAK.docx
+++ b/EXPORTS/DOCX/published/niveau3/Dutch/KVVAK.docx
@@ -369,133 +369,7 @@
           <w:color w:val="000000"/>
           <w:sz w:val="24"/>
         </w:rPr>
-        <w:t>opg</w:t>
-      </w:r>
-      <w:r>
-        <w:rPr>
-          <w:u w:val="single" w:color="0000ff"/>
-          <w:rFonts w:ascii="Charis SIL Regular" w:hAnsi="Charis SIL Regular" w:eastAsia="Charis SIL Regular"/>
-          <w:b w:val="0"/>
-          <w:i w:val="0"/>
-          <w:color w:val="000000"/>
-          <w:sz w:val="24"/>
-        </w:rPr>
-        <w:hyperlink r:id="rId9" w:history="1">
-          <w:r>
-            <w:rPr>
-              <w:rStyle w:val="Hyperlink"/>
-            </w:rPr>
-            <w:t>erichte ver</w:t>
-          </w:r>
-        </w:hyperlink>
-      </w:r>
-      <w:r>
-        <w:rPr>
-          <w:u w:val="single" w:color="0000ff"/>
-          <w:rFonts w:ascii="Charis SIL Regular" w:hAnsi="Charis SIL Regular" w:eastAsia="Charis SIL Regular"/>
-          <w:b w:val="0"/>
-          <w:i w:val="0"/>
-          <w:color w:val="000000"/>
-          <w:sz w:val="24"/>
-        </w:rPr>
-        <w:hyperlink r:id="rId9" w:history="1">
-          <w:r>
-            <w:rPr>
-              <w:rStyle w:val="Hyperlink"/>
-            </w:rPr>
-            <w:t>e</w:t>
-          </w:r>
-        </w:hyperlink>
-      </w:r>
-      <w:r>
-        <w:rPr>
-          <w:u w:val="single" w:color="0000ff"/>
-          <w:rFonts w:ascii="Charis SIL Regular" w:hAnsi="Charis SIL Regular" w:eastAsia="Charis SIL Regular"/>
-          <w:b w:val="0"/>
-          <w:i w:val="0"/>
-          <w:color w:val="000000"/>
-          <w:sz w:val="24"/>
-        </w:rPr>
-        <w:hyperlink r:id="rId9" w:history="1">
-          <w:r>
-            <w:rPr>
-              <w:rStyle w:val="Hyperlink"/>
-            </w:rPr>
-            <w:t xml:space="preserve">niging die </w:t>
-          </w:r>
-        </w:hyperlink>
-      </w:r>
-      <w:r>
-        <w:rPr>
-          <w:u w:val="single" w:color="0000ff"/>
-          <w:rFonts w:ascii="Charis SIL Regular" w:hAnsi="Charis SIL Regular" w:eastAsia="Charis SIL Regular"/>
-          <w:b w:val="0"/>
-          <w:i w:val="0"/>
-          <w:color w:val="000000"/>
-          <w:sz w:val="24"/>
-        </w:rPr>
-        <w:hyperlink r:id="rId9" w:history="1">
-          <w:r>
-            <w:rPr>
-              <w:rStyle w:val="Hyperlink"/>
-            </w:rPr>
-            <w:t>s</w:t>
-          </w:r>
-        </w:hyperlink>
-      </w:r>
-      <w:r>
-        <w:rPr>
-          <w:u w:val="single" w:color="0000ff"/>
-          <w:rFonts w:ascii="Charis SIL Regular" w:hAnsi="Charis SIL Regular" w:eastAsia="Charis SIL Regular"/>
-          <w:b w:val="0"/>
-          <w:i w:val="0"/>
-          <w:color w:val="000000"/>
-          <w:sz w:val="24"/>
-        </w:rPr>
-        <w:hyperlink r:id="rId9" w:history="1">
-          <w:r>
-            <w:rPr>
-              <w:rStyle w:val="Hyperlink"/>
-            </w:rPr>
-            <w:t>ind</w:t>
-          </w:r>
-        </w:hyperlink>
-      </w:r>
-      <w:r>
-        <w:rPr>
-          <w:u w:val="single" w:color="0000ff"/>
-          <w:rFonts w:ascii="Charis SIL Regular" w:hAnsi="Charis SIL Regular" w:eastAsia="Charis SIL Regular"/>
-          <w:b w:val="0"/>
-          <w:i w:val="0"/>
-          <w:color w:val="000000"/>
-          <w:sz w:val="24"/>
-        </w:rPr>
-        <w:hyperlink r:id="rId9" w:history="1">
-          <w:r>
-            <w:rPr>
-              <w:rStyle w:val="Hyperlink"/>
-            </w:rPr>
-            <w:t>s</w:t>
-          </w:r>
-        </w:hyperlink>
-      </w:r>
-      <w:r>
-        <w:rPr>
-          <w:u w:val="single" w:color="0000ff"/>
-          <w:rFonts w:ascii="Charis SIL Regular" w:hAnsi="Charis SIL Regular" w:eastAsia="Charis SIL Regular"/>
-          <w:b w:val="0"/>
-          <w:i w:val="0"/>
-          <w:color w:val="000000"/>
-          <w:sz w:val="24"/>
-        </w:rPr>
-        <w:hyperlink r:id="rId9" w:history="1">
-          <w:r>
-            <w:rPr>
-              <w:rStyle w:val="Hyperlink"/>
-            </w:rPr>
-            <w:t xml:space="preserve"> 2018 het</w:t>
-          </w:r>
-        </w:hyperlink>
+        <w:t>opgerichte vereniging die sinds 2018 het</w:t>
       </w:r>
       <w:r>
         <w:rPr>
@@ -938,7 +812,7 @@
           <w:sz w:val="24"/>
           <w:u w:val="single"/>
         </w:rPr>
-        <w:hyperlink r:id="rId11" w:history="1">
+        <w:hyperlink r:id="rId12" w:history="1">
           <w:r>
             <w:rPr>
               <w:rStyle w:val="Hyperlink"/>
@@ -1449,21 +1323,13 @@
       </w:r>
       <w:r>
         <w:rPr>
-          <w:u w:val="single" w:color="0000ff"/>
           <w:rFonts w:ascii="Charis SIL Regular" w:hAnsi="Charis SIL Regular" w:eastAsia="Charis SIL Regular"/>
           <w:b w:val="0"/>
           <w:i w:val="0"/>
           <w:color w:val="000000"/>
           <w:sz w:val="24"/>
         </w:rPr>
-        <w:hyperlink r:id="rId16" w:history="1">
-          <w:r>
-            <w:rPr>
-              <w:rStyle w:val="Hyperlink"/>
-            </w:rPr>
-            <w:t>verhuisd</w:t>
-          </w:r>
-        </w:hyperlink>
+        <w:t>verhuisd</w:t>
       </w:r>
       <w:r>
         <w:rPr>

--- a/EXPORTS/DOCX/published/niveau3/Dutch/KVVAK.docx
+++ b/EXPORTS/DOCX/published/niveau3/Dutch/KVVAK.docx
@@ -369,7 +369,133 @@
           <w:color w:val="000000"/>
           <w:sz w:val="24"/>
         </w:rPr>
-        <w:t>opgerichte vereniging die sinds 2018 het</w:t>
+        <w:t>opg</w:t>
+      </w:r>
+      <w:r>
+        <w:rPr>
+          <w:u w:val="single" w:color="0000ff"/>
+          <w:rFonts w:ascii="Charis SIL Regular" w:hAnsi="Charis SIL Regular" w:eastAsia="Charis SIL Regular"/>
+          <w:b w:val="0"/>
+          <w:i w:val="0"/>
+          <w:color w:val="000000"/>
+          <w:sz w:val="24"/>
+        </w:rPr>
+        <w:hyperlink r:id="rId9" w:history="1">
+          <w:r>
+            <w:rPr>
+              <w:rStyle w:val="Hyperlink"/>
+            </w:rPr>
+            <w:t>erichte ver</w:t>
+          </w:r>
+        </w:hyperlink>
+      </w:r>
+      <w:r>
+        <w:rPr>
+          <w:u w:val="single" w:color="0000ff"/>
+          <w:rFonts w:ascii="Charis SIL Regular" w:hAnsi="Charis SIL Regular" w:eastAsia="Charis SIL Regular"/>
+          <w:b w:val="0"/>
+          <w:i w:val="0"/>
+          <w:color w:val="000000"/>
+          <w:sz w:val="24"/>
+        </w:rPr>
+        <w:hyperlink r:id="rId9" w:history="1">
+          <w:r>
+            <w:rPr>
+              <w:rStyle w:val="Hyperlink"/>
+            </w:rPr>
+            <w:t>e</w:t>
+          </w:r>
+        </w:hyperlink>
+      </w:r>
+      <w:r>
+        <w:rPr>
+          <w:u w:val="single" w:color="0000ff"/>
+          <w:rFonts w:ascii="Charis SIL Regular" w:hAnsi="Charis SIL Regular" w:eastAsia="Charis SIL Regular"/>
+          <w:b w:val="0"/>
+          <w:i w:val="0"/>
+          <w:color w:val="000000"/>
+          <w:sz w:val="24"/>
+        </w:rPr>
+        <w:hyperlink r:id="rId9" w:history="1">
+          <w:r>
+            <w:rPr>
+              <w:rStyle w:val="Hyperlink"/>
+            </w:rPr>
+            <w:t xml:space="preserve">niging die </w:t>
+          </w:r>
+        </w:hyperlink>
+      </w:r>
+      <w:r>
+        <w:rPr>
+          <w:u w:val="single" w:color="0000ff"/>
+          <w:rFonts w:ascii="Charis SIL Regular" w:hAnsi="Charis SIL Regular" w:eastAsia="Charis SIL Regular"/>
+          <w:b w:val="0"/>
+          <w:i w:val="0"/>
+          <w:color w:val="000000"/>
+          <w:sz w:val="24"/>
+        </w:rPr>
+        <w:hyperlink r:id="rId9" w:history="1">
+          <w:r>
+            <w:rPr>
+              <w:rStyle w:val="Hyperlink"/>
+            </w:rPr>
+            <w:t>s</w:t>
+          </w:r>
+        </w:hyperlink>
+      </w:r>
+      <w:r>
+        <w:rPr>
+          <w:u w:val="single" w:color="0000ff"/>
+          <w:rFonts w:ascii="Charis SIL Regular" w:hAnsi="Charis SIL Regular" w:eastAsia="Charis SIL Regular"/>
+          <w:b w:val="0"/>
+          <w:i w:val="0"/>
+          <w:color w:val="000000"/>
+          <w:sz w:val="24"/>
+        </w:rPr>
+        <w:hyperlink r:id="rId9" w:history="1">
+          <w:r>
+            <w:rPr>
+              <w:rStyle w:val="Hyperlink"/>
+            </w:rPr>
+            <w:t>ind</w:t>
+          </w:r>
+        </w:hyperlink>
+      </w:r>
+      <w:r>
+        <w:rPr>
+          <w:u w:val="single" w:color="0000ff"/>
+          <w:rFonts w:ascii="Charis SIL Regular" w:hAnsi="Charis SIL Regular" w:eastAsia="Charis SIL Regular"/>
+          <w:b w:val="0"/>
+          <w:i w:val="0"/>
+          <w:color w:val="000000"/>
+          <w:sz w:val="24"/>
+        </w:rPr>
+        <w:hyperlink r:id="rId9" w:history="1">
+          <w:r>
+            <w:rPr>
+              <w:rStyle w:val="Hyperlink"/>
+            </w:rPr>
+            <w:t>s</w:t>
+          </w:r>
+        </w:hyperlink>
+      </w:r>
+      <w:r>
+        <w:rPr>
+          <w:u w:val="single" w:color="0000ff"/>
+          <w:rFonts w:ascii="Charis SIL Regular" w:hAnsi="Charis SIL Regular" w:eastAsia="Charis SIL Regular"/>
+          <w:b w:val="0"/>
+          <w:i w:val="0"/>
+          <w:color w:val="000000"/>
+          <w:sz w:val="24"/>
+        </w:rPr>
+        <w:hyperlink r:id="rId9" w:history="1">
+          <w:r>
+            <w:rPr>
+              <w:rStyle w:val="Hyperlink"/>
+            </w:rPr>
+            <w:t xml:space="preserve"> 2018 het</w:t>
+          </w:r>
+        </w:hyperlink>
       </w:r>
       <w:r>
         <w:rPr>
@@ -830,7 +956,7 @@
           <w:sz w:val="24"/>
           <w:u w:val="single"/>
         </w:rPr>
-        <w:hyperlink r:id="rId11" w:history="1">
+        <w:hyperlink r:id="rId12" w:history="1">
           <w:r>
             <w:rPr>
               <w:rStyle w:val="Hyperlink"/>
@@ -848,7 +974,7 @@
           <w:sz w:val="24"/>
           <w:u w:val="single"/>
         </w:rPr>
-        <w:hyperlink r:id="rId11" w:history="1">
+        <w:hyperlink r:id="rId12" w:history="1">
           <w:r>
             <w:rPr>
               <w:rStyle w:val="Hyperlink"/>
@@ -1323,13 +1449,21 @@
       </w:r>
       <w:r>
         <w:rPr>
+          <w:u w:val="single" w:color="0000ff"/>
           <w:rFonts w:ascii="Charis SIL Regular" w:hAnsi="Charis SIL Regular" w:eastAsia="Charis SIL Regular"/>
           <w:b w:val="0"/>
           <w:i w:val="0"/>
           <w:color w:val="000000"/>
           <w:sz w:val="24"/>
         </w:rPr>
-        <w:t>verhuisd</w:t>
+        <w:hyperlink r:id="rId16" w:history="1">
+          <w:r>
+            <w:rPr>
+              <w:rStyle w:val="Hyperlink"/>
+            </w:rPr>
+            <w:t>verhuisd</w:t>
+          </w:r>
+        </w:hyperlink>
       </w:r>
       <w:r>
         <w:rPr>
@@ -4868,7 +5002,7 @@
           <w:sz w:val="24"/>
           <w:u w:val="single"/>
         </w:rPr>
-        <w:hyperlink r:id="rId36" w:history="1">
+        <w:hyperlink r:id="rId35" w:history="1">
           <w:r>
             <w:rPr>
               <w:rStyle w:val="Hyperlink"/>
@@ -4886,7 +5020,7 @@
           <w:sz w:val="24"/>
           <w:u w:val="single"/>
         </w:rPr>
-        <w:hyperlink r:id="rId36" w:history="1">
+        <w:hyperlink r:id="rId35" w:history="1">
           <w:r>
             <w:rPr>
               <w:rStyle w:val="Hyperlink"/>

--- a/EXPORTS/DOCX/published/niveau3/Dutch/KVVAK.docx
+++ b/EXPORTS/DOCX/published/niveau3/Dutch/KVVAK.docx
@@ -938,7 +938,7 @@
           <w:sz w:val="24"/>
           <w:u w:val="single"/>
         </w:rPr>
-        <w:hyperlink r:id="rId12" w:history="1">
+        <w:hyperlink r:id="rId11" w:history="1">
           <w:r>
             <w:rPr>
               <w:rStyle w:val="Hyperlink"/>
@@ -956,7 +956,7 @@
           <w:sz w:val="24"/>
           <w:u w:val="single"/>
         </w:rPr>
-        <w:hyperlink r:id="rId12" w:history="1">
+        <w:hyperlink r:id="rId11" w:history="1">
           <w:r>
             <w:rPr>
               <w:rStyle w:val="Hyperlink"/>

--- a/EXPORTS/DOCX/published/niveau3/Dutch/KVVAK.docx
+++ b/EXPORTS/DOCX/published/niveau3/Dutch/KVVAK.docx
@@ -938,7 +938,7 @@
           <w:sz w:val="24"/>
           <w:u w:val="single"/>
         </w:rPr>
-        <w:hyperlink r:id="rId11" w:history="1">
+        <w:hyperlink r:id="rId12" w:history="1">
           <w:r>
             <w:rPr>
               <w:rStyle w:val="Hyperlink"/>
@@ -956,7 +956,7 @@
           <w:sz w:val="24"/>
           <w:u w:val="single"/>
         </w:rPr>
-        <w:hyperlink r:id="rId11" w:history="1">
+        <w:hyperlink r:id="rId12" w:history="1">
           <w:r>
             <w:rPr>
               <w:rStyle w:val="Hyperlink"/>
@@ -5002,7 +5002,7 @@
           <w:sz w:val="24"/>
           <w:u w:val="single"/>
         </w:rPr>
-        <w:hyperlink r:id="rId35" w:history="1">
+        <w:hyperlink r:id="rId36" w:history="1">
           <w:r>
             <w:rPr>
               <w:rStyle w:val="Hyperlink"/>
@@ -5020,7 +5020,7 @@
           <w:sz w:val="24"/>
           <w:u w:val="single"/>
         </w:rPr>
-        <w:hyperlink r:id="rId35" w:history="1">
+        <w:hyperlink r:id="rId36" w:history="1">
           <w:r>
             <w:rPr>
               <w:rStyle w:val="Hyperlink"/>

--- a/EXPORTS/DOCX/published/niveau3/Dutch/KVVAK.docx
+++ b/EXPORTS/DOCX/published/niveau3/Dutch/KVVAK.docx
@@ -938,7 +938,7 @@
           <w:sz w:val="24"/>
           <w:u w:val="single"/>
         </w:rPr>
-        <w:hyperlink r:id="rId12" w:history="1">
+        <w:hyperlink r:id="rId11" w:history="1">
           <w:r>
             <w:rPr>
               <w:rStyle w:val="Hyperlink"/>
@@ -956,7 +956,7 @@
           <w:sz w:val="24"/>
           <w:u w:val="single"/>
         </w:rPr>
-        <w:hyperlink r:id="rId12" w:history="1">
+        <w:hyperlink r:id="rId11" w:history="1">
           <w:r>
             <w:rPr>
               <w:rStyle w:val="Hyperlink"/>
@@ -974,7 +974,7 @@
           <w:sz w:val="24"/>
           <w:u w:val="single"/>
         </w:rPr>
-        <w:hyperlink r:id="rId12" w:history="1">
+        <w:hyperlink r:id="rId11" w:history="1">
           <w:r>
             <w:rPr>
               <w:rStyle w:val="Hyperlink"/>
@@ -5002,7 +5002,7 @@
           <w:sz w:val="24"/>
           <w:u w:val="single"/>
         </w:rPr>
-        <w:hyperlink r:id="rId36" w:history="1">
+        <w:hyperlink r:id="rId35" w:history="1">
           <w:r>
             <w:rPr>
               <w:rStyle w:val="Hyperlink"/>
@@ -5020,7 +5020,7 @@
           <w:sz w:val="24"/>
           <w:u w:val="single"/>
         </w:rPr>
-        <w:hyperlink r:id="rId36" w:history="1">
+        <w:hyperlink r:id="rId35" w:history="1">
           <w:r>
             <w:rPr>
               <w:rStyle w:val="Hyperlink"/>

--- a/EXPORTS/DOCX/published/niveau3/Dutch/KVVAK.docx
+++ b/EXPORTS/DOCX/published/niveau3/Dutch/KVVAK.docx
@@ -907,16 +907,8 @@
           <w:i w:val="0"/>
           <w:color w:val="0000FF"/>
           <w:sz w:val="24"/>
-          <w:u w:val="single"/>
-        </w:rPr>
-        <w:hyperlink r:id="rId12" w:history="1">
-          <w:r>
-            <w:rPr>
-              <w:rStyle w:val="Hyperlink"/>
-            </w:rPr>
-            <w:t>Aziatische</w:t>
-          </w:r>
-        </w:hyperlink>
+        </w:rPr>
+        <w:t xml:space="preserve">Aziatische </w:t>
       </w:r>
       <w:r>
         <w:rPr>
@@ -927,18 +919,7 @@
           <w:sz w:val="24"/>
           <w:u w:val="single"/>
         </w:rPr>
-        <w:t xml:space="preserve"> </w:t>
-      </w:r>
-      <w:r>
-        <w:rPr>
-          <w:rFonts w:ascii="Charis SIL Regular" w:hAnsi="Charis SIL Regular" w:eastAsia="Charis SIL Regular"/>
-          <w:b w:val="0"/>
-          <w:i w:val="0"/>
-          <w:color w:val="0000FF"/>
-          <w:sz w:val="24"/>
-          <w:u w:val="single"/>
-        </w:rPr>
-        <w:hyperlink r:id="rId11" w:history="1">
+        <w:hyperlink r:id="rId12" w:history="1">
           <w:r>
             <w:rPr>
               <w:rStyle w:val="Hyperlink"/>
@@ -956,7 +937,7 @@
           <w:sz w:val="24"/>
           <w:u w:val="single"/>
         </w:rPr>
-        <w:hyperlink r:id="rId11" w:history="1">
+        <w:hyperlink r:id="rId12" w:history="1">
           <w:r>
             <w:rPr>
               <w:rStyle w:val="Hyperlink"/>
@@ -974,7 +955,7 @@
           <w:sz w:val="24"/>
           <w:u w:val="single"/>
         </w:rPr>
-        <w:hyperlink r:id="rId11" w:history="1">
+        <w:hyperlink r:id="rId12" w:history="1">
           <w:r>
             <w:rPr>
               <w:rStyle w:val="Hyperlink"/>
@@ -5002,7 +4983,7 @@
           <w:sz w:val="24"/>
           <w:u w:val="single"/>
         </w:rPr>
-        <w:hyperlink r:id="rId35" w:history="1">
+        <w:hyperlink r:id="rId36" w:history="1">
           <w:r>
             <w:rPr>
               <w:rStyle w:val="Hyperlink"/>
@@ -5020,7 +5001,7 @@
           <w:sz w:val="24"/>
           <w:u w:val="single"/>
         </w:rPr>
-        <w:hyperlink r:id="rId35" w:history="1">
+        <w:hyperlink r:id="rId36" w:history="1">
           <w:r>
             <w:rPr>
               <w:rStyle w:val="Hyperlink"/>

--- a/EXPORTS/DOCX/published/niveau3/Dutch/KVVAK.docx
+++ b/EXPORTS/DOCX/published/niveau3/Dutch/KVVAK.docx
@@ -907,8 +907,16 @@
           <w:i w:val="0"/>
           <w:color w:val="0000FF"/>
           <w:sz w:val="24"/>
-        </w:rPr>
-        <w:t xml:space="preserve">Aziatische </w:t>
+          <w:u w:val="single"/>
+        </w:rPr>
+        <w:hyperlink r:id="rId12" w:history="1">
+          <w:r>
+            <w:rPr>
+              <w:rStyle w:val="Hyperlink"/>
+            </w:rPr>
+            <w:t>Aziatische</w:t>
+          </w:r>
+        </w:hyperlink>
       </w:r>
       <w:r>
         <w:rPr>
@@ -919,7 +927,18 @@
           <w:sz w:val="24"/>
           <w:u w:val="single"/>
         </w:rPr>
-        <w:hyperlink r:id="rId12" w:history="1">
+        <w:t xml:space="preserve"> </w:t>
+      </w:r>
+      <w:r>
+        <w:rPr>
+          <w:rFonts w:ascii="Charis SIL Regular" w:hAnsi="Charis SIL Regular" w:eastAsia="Charis SIL Regular"/>
+          <w:b w:val="0"/>
+          <w:i w:val="0"/>
+          <w:color w:val="0000FF"/>
+          <w:sz w:val="24"/>
+          <w:u w:val="single"/>
+        </w:rPr>
+        <w:hyperlink r:id="rId11" w:history="1">
           <w:r>
             <w:rPr>
               <w:rStyle w:val="Hyperlink"/>
@@ -937,7 +956,7 @@
           <w:sz w:val="24"/>
           <w:u w:val="single"/>
         </w:rPr>
-        <w:hyperlink r:id="rId12" w:history="1">
+        <w:hyperlink r:id="rId11" w:history="1">
           <w:r>
             <w:rPr>
               <w:rStyle w:val="Hyperlink"/>
@@ -955,7 +974,7 @@
           <w:sz w:val="24"/>
           <w:u w:val="single"/>
         </w:rPr>
-        <w:hyperlink r:id="rId12" w:history="1">
+        <w:hyperlink r:id="rId11" w:history="1">
           <w:r>
             <w:rPr>
               <w:rStyle w:val="Hyperlink"/>
@@ -5001,7 +5020,7 @@
           <w:sz w:val="24"/>
           <w:u w:val="single"/>
         </w:rPr>
-        <w:hyperlink r:id="rId36" w:history="1">
+        <w:hyperlink r:id="rId35" w:history="1">
           <w:r>
             <w:rPr>
               <w:rStyle w:val="Hyperlink"/>

--- a/EXPORTS/DOCX/published/niveau3/Dutch/KVVAK.docx
+++ b/EXPORTS/DOCX/published/niveau3/Dutch/KVVAK.docx
@@ -1449,49 +1449,13 @@
       </w:r>
       <w:r>
         <w:rPr>
-          <w:u w:val="single" w:color="0000ff"/>
           <w:rFonts w:ascii="Charis SIL Regular" w:hAnsi="Charis SIL Regular" w:eastAsia="Charis SIL Regular"/>
           <w:b w:val="0"/>
           <w:i w:val="0"/>
           <w:color w:val="000000"/>
           <w:sz w:val="24"/>
         </w:rPr>
-        <w:hyperlink r:id="rId16" w:history="1">
-          <w:r>
-            <w:rPr>
-              <w:rStyle w:val="Hyperlink"/>
-            </w:rPr>
-            <w:t>verhuisd</w:t>
-          </w:r>
-        </w:hyperlink>
-      </w:r>
-      <w:r>
-        <w:rPr>
-          <w:u w:val="single" w:color="0000ff"/>
-          <w:rFonts w:ascii="Charis SIL Regular" w:hAnsi="Charis SIL Regular" w:eastAsia="Charis SIL Regular"/>
-          <w:b w:val="0"/>
-          <w:i w:val="0"/>
-          <w:color w:val="000000"/>
-          <w:sz w:val="24"/>
-        </w:rPr>
-        <w:hyperlink r:id="rId16" w:history="1">
-          <w:r>
-            <w:rPr>
-              <w:rStyle w:val="Hyperlink"/>
-            </w:rPr>
-            <w:t>e de collecti</w:t>
-          </w:r>
-        </w:hyperlink>
-      </w:r>
-      <w:r>
-        <w:rPr>
-          <w:rFonts w:ascii="Charis SIL Regular" w:hAnsi="Charis SIL Regular" w:eastAsia="Charis SIL Regular"/>
-          <w:b w:val="0"/>
-          <w:i w:val="0"/>
-          <w:color w:val="000000"/>
-          <w:sz w:val="24"/>
-        </w:rPr>
-        <w:t xml:space="preserve">e naar het </w:t>
+        <w:t xml:space="preserve">verhuisde de collectie naar het </w:t>
       </w:r>
       <w:r>
         <w:rPr>
@@ -5020,7 +4984,7 @@
           <w:sz w:val="24"/>
           <w:u w:val="single"/>
         </w:rPr>
-        <w:hyperlink r:id="rId35" w:history="1">
+        <w:hyperlink r:id="rId36" w:history="1">
           <w:r>
             <w:rPr>
               <w:rStyle w:val="Hyperlink"/>

--- a/EXPORTS/DOCX/published/niveau3/Dutch/KVVAK.docx
+++ b/EXPORTS/DOCX/published/niveau3/Dutch/KVVAK.docx
@@ -1449,13 +1449,49 @@
       </w:r>
       <w:r>
         <w:rPr>
+          <w:u w:val="single" w:color="0000ff"/>
           <w:rFonts w:ascii="Charis SIL Regular" w:hAnsi="Charis SIL Regular" w:eastAsia="Charis SIL Regular"/>
           <w:b w:val="0"/>
           <w:i w:val="0"/>
           <w:color w:val="000000"/>
           <w:sz w:val="24"/>
         </w:rPr>
-        <w:t xml:space="preserve">verhuisde de collectie naar het </w:t>
+        <w:hyperlink r:id="rId16" w:history="1">
+          <w:r>
+            <w:rPr>
+              <w:rStyle w:val="Hyperlink"/>
+            </w:rPr>
+            <w:t>verhuisd</w:t>
+          </w:r>
+        </w:hyperlink>
+      </w:r>
+      <w:r>
+        <w:rPr>
+          <w:u w:val="single" w:color="0000ff"/>
+          <w:rFonts w:ascii="Charis SIL Regular" w:hAnsi="Charis SIL Regular" w:eastAsia="Charis SIL Regular"/>
+          <w:b w:val="0"/>
+          <w:i w:val="0"/>
+          <w:color w:val="000000"/>
+          <w:sz w:val="24"/>
+        </w:rPr>
+        <w:hyperlink r:id="rId16" w:history="1">
+          <w:r>
+            <w:rPr>
+              <w:rStyle w:val="Hyperlink"/>
+            </w:rPr>
+            <w:t>e de collecti</w:t>
+          </w:r>
+        </w:hyperlink>
+      </w:r>
+      <w:r>
+        <w:rPr>
+          <w:rFonts w:ascii="Charis SIL Regular" w:hAnsi="Charis SIL Regular" w:eastAsia="Charis SIL Regular"/>
+          <w:b w:val="0"/>
+          <w:i w:val="0"/>
+          <w:color w:val="000000"/>
+          <w:sz w:val="24"/>
+        </w:rPr>
+        <w:t xml:space="preserve">e naar het </w:t>
       </w:r>
       <w:r>
         <w:rPr>

--- a/EXPORTS/DOCX/published/niveau3/Dutch/KVVAK.docx
+++ b/EXPORTS/DOCX/published/niveau3/Dutch/KVVAK.docx
@@ -369,133 +369,7 @@
           <w:color w:val="000000"/>
           <w:sz w:val="24"/>
         </w:rPr>
-        <w:t>opg</w:t>
-      </w:r>
-      <w:r>
-        <w:rPr>
-          <w:u w:val="single" w:color="0000ff"/>
-          <w:rFonts w:ascii="Charis SIL Regular" w:hAnsi="Charis SIL Regular" w:eastAsia="Charis SIL Regular"/>
-          <w:b w:val="0"/>
-          <w:i w:val="0"/>
-          <w:color w:val="000000"/>
-          <w:sz w:val="24"/>
-        </w:rPr>
-        <w:hyperlink r:id="rId9" w:history="1">
-          <w:r>
-            <w:rPr>
-              <w:rStyle w:val="Hyperlink"/>
-            </w:rPr>
-            <w:t>erichte ver</w:t>
-          </w:r>
-        </w:hyperlink>
-      </w:r>
-      <w:r>
-        <w:rPr>
-          <w:u w:val="single" w:color="0000ff"/>
-          <w:rFonts w:ascii="Charis SIL Regular" w:hAnsi="Charis SIL Regular" w:eastAsia="Charis SIL Regular"/>
-          <w:b w:val="0"/>
-          <w:i w:val="0"/>
-          <w:color w:val="000000"/>
-          <w:sz w:val="24"/>
-        </w:rPr>
-        <w:hyperlink r:id="rId9" w:history="1">
-          <w:r>
-            <w:rPr>
-              <w:rStyle w:val="Hyperlink"/>
-            </w:rPr>
-            <w:t>e</w:t>
-          </w:r>
-        </w:hyperlink>
-      </w:r>
-      <w:r>
-        <w:rPr>
-          <w:u w:val="single" w:color="0000ff"/>
-          <w:rFonts w:ascii="Charis SIL Regular" w:hAnsi="Charis SIL Regular" w:eastAsia="Charis SIL Regular"/>
-          <w:b w:val="0"/>
-          <w:i w:val="0"/>
-          <w:color w:val="000000"/>
-          <w:sz w:val="24"/>
-        </w:rPr>
-        <w:hyperlink r:id="rId9" w:history="1">
-          <w:r>
-            <w:rPr>
-              <w:rStyle w:val="Hyperlink"/>
-            </w:rPr>
-            <w:t xml:space="preserve">niging die </w:t>
-          </w:r>
-        </w:hyperlink>
-      </w:r>
-      <w:r>
-        <w:rPr>
-          <w:u w:val="single" w:color="0000ff"/>
-          <w:rFonts w:ascii="Charis SIL Regular" w:hAnsi="Charis SIL Regular" w:eastAsia="Charis SIL Regular"/>
-          <w:b w:val="0"/>
-          <w:i w:val="0"/>
-          <w:color w:val="000000"/>
-          <w:sz w:val="24"/>
-        </w:rPr>
-        <w:hyperlink r:id="rId9" w:history="1">
-          <w:r>
-            <w:rPr>
-              <w:rStyle w:val="Hyperlink"/>
-            </w:rPr>
-            <w:t>s</w:t>
-          </w:r>
-        </w:hyperlink>
-      </w:r>
-      <w:r>
-        <w:rPr>
-          <w:u w:val="single" w:color="0000ff"/>
-          <w:rFonts w:ascii="Charis SIL Regular" w:hAnsi="Charis SIL Regular" w:eastAsia="Charis SIL Regular"/>
-          <w:b w:val="0"/>
-          <w:i w:val="0"/>
-          <w:color w:val="000000"/>
-          <w:sz w:val="24"/>
-        </w:rPr>
-        <w:hyperlink r:id="rId9" w:history="1">
-          <w:r>
-            <w:rPr>
-              <w:rStyle w:val="Hyperlink"/>
-            </w:rPr>
-            <w:t>ind</w:t>
-          </w:r>
-        </w:hyperlink>
-      </w:r>
-      <w:r>
-        <w:rPr>
-          <w:u w:val="single" w:color="0000ff"/>
-          <w:rFonts w:ascii="Charis SIL Regular" w:hAnsi="Charis SIL Regular" w:eastAsia="Charis SIL Regular"/>
-          <w:b w:val="0"/>
-          <w:i w:val="0"/>
-          <w:color w:val="000000"/>
-          <w:sz w:val="24"/>
-        </w:rPr>
-        <w:hyperlink r:id="rId9" w:history="1">
-          <w:r>
-            <w:rPr>
-              <w:rStyle w:val="Hyperlink"/>
-            </w:rPr>
-            <w:t>s</w:t>
-          </w:r>
-        </w:hyperlink>
-      </w:r>
-      <w:r>
-        <w:rPr>
-          <w:u w:val="single" w:color="0000ff"/>
-          <w:rFonts w:ascii="Charis SIL Regular" w:hAnsi="Charis SIL Regular" w:eastAsia="Charis SIL Regular"/>
-          <w:b w:val="0"/>
-          <w:i w:val="0"/>
-          <w:color w:val="000000"/>
-          <w:sz w:val="24"/>
-        </w:rPr>
-        <w:hyperlink r:id="rId9" w:history="1">
-          <w:r>
-            <w:rPr>
-              <w:rStyle w:val="Hyperlink"/>
-            </w:rPr>
-            <w:t xml:space="preserve"> 2018 het</w:t>
-          </w:r>
-        </w:hyperlink>
+        <w:t>opgerichte vereniging die sinds 2018 het</w:t>
       </w:r>
       <w:r>
         <w:rPr>
@@ -938,7 +812,7 @@
           <w:sz w:val="24"/>
           <w:u w:val="single"/>
         </w:rPr>
-        <w:hyperlink r:id="rId11" w:history="1">
+        <w:hyperlink r:id="rId12" w:history="1">
           <w:r>
             <w:rPr>
               <w:rStyle w:val="Hyperlink"/>
@@ -956,7 +830,7 @@
           <w:sz w:val="24"/>
           <w:u w:val="single"/>
         </w:rPr>
-        <w:hyperlink r:id="rId11" w:history="1">
+        <w:hyperlink r:id="rId12" w:history="1">
           <w:r>
             <w:rPr>
               <w:rStyle w:val="Hyperlink"/>

--- a/EXPORTS/DOCX/published/niveau3/Dutch/KVVAK.docx
+++ b/EXPORTS/DOCX/published/niveau3/Dutch/KVVAK.docx
@@ -369,25 +369,7 @@
           <w:color w:val="000000"/>
           <w:sz w:val="24"/>
         </w:rPr>
-        <w:t>opgerichte vereniging die sinds 2018 het</w:t>
-      </w:r>
-      <w:r>
-        <w:rPr>
-          <w:u w:val="single" w:color="0000ff"/>
-          <w:rFonts w:ascii="Charis SIL Regular" w:hAnsi="Charis SIL Regular" w:eastAsia="Charis SIL Regular"/>
-          <w:b w:val="0"/>
-          <w:i w:val="0"/>
-          <w:color w:val="000000"/>
-          <w:sz w:val="24"/>
-        </w:rPr>
-        <w:hyperlink r:id="rId9" w:history="1">
-          <w:r>
-            <w:rPr>
-              <w:rStyle w:val="Hyperlink"/>
-            </w:rPr>
-            <w:t xml:space="preserve"> pre</w:t>
-          </w:r>
-        </w:hyperlink>
+        <w:t>opgerichte vereniging die sinds 2018 het pre</w:t>
       </w:r>
       <w:r>
         <w:rPr>
@@ -848,7 +830,7 @@
           <w:sz w:val="24"/>
           <w:u w:val="single"/>
         </w:rPr>
-        <w:hyperlink r:id="rId11" w:history="1">
+        <w:hyperlink r:id="rId12" w:history="1">
           <w:r>
             <w:rPr>
               <w:rStyle w:val="Hyperlink"/>
@@ -4876,7 +4858,7 @@
           <w:sz w:val="24"/>
           <w:u w:val="single"/>
         </w:rPr>
-        <w:hyperlink r:id="rId36" w:history="1">
+        <w:hyperlink r:id="rId35" w:history="1">
           <w:r>
             <w:rPr>
               <w:rStyle w:val="Hyperlink"/>
@@ -4894,7 +4876,7 @@
           <w:sz w:val="24"/>
           <w:u w:val="single"/>
         </w:rPr>
-        <w:hyperlink r:id="rId36" w:history="1">
+        <w:hyperlink r:id="rId35" w:history="1">
           <w:r>
             <w:rPr>
               <w:rStyle w:val="Hyperlink"/>

--- a/EXPORTS/DOCX/published/niveau3/Dutch/KVVAK.docx
+++ b/EXPORTS/DOCX/published/niveau3/Dutch/KVVAK.docx
@@ -369,7 +369,151 @@
           <w:color w:val="000000"/>
           <w:sz w:val="24"/>
         </w:rPr>
-        <w:t>opgerichte vereniging die sinds 2018 het pre</w:t>
+        <w:t>opg</w:t>
+      </w:r>
+      <w:r>
+        <w:rPr>
+          <w:u w:val="single" w:color="0000ff"/>
+          <w:rFonts w:ascii="Charis SIL Regular" w:hAnsi="Charis SIL Regular" w:eastAsia="Charis SIL Regular"/>
+          <w:b w:val="0"/>
+          <w:i w:val="0"/>
+          <w:color w:val="000000"/>
+          <w:sz w:val="24"/>
+        </w:rPr>
+        <w:hyperlink r:id="rId9" w:history="1">
+          <w:r>
+            <w:rPr>
+              <w:rStyle w:val="Hyperlink"/>
+            </w:rPr>
+            <w:t>erichte ver</w:t>
+          </w:r>
+        </w:hyperlink>
+      </w:r>
+      <w:r>
+        <w:rPr>
+          <w:u w:val="single" w:color="0000ff"/>
+          <w:rFonts w:ascii="Charis SIL Regular" w:hAnsi="Charis SIL Regular" w:eastAsia="Charis SIL Regular"/>
+          <w:b w:val="0"/>
+          <w:i w:val="0"/>
+          <w:color w:val="000000"/>
+          <w:sz w:val="24"/>
+        </w:rPr>
+        <w:hyperlink r:id="rId9" w:history="1">
+          <w:r>
+            <w:rPr>
+              <w:rStyle w:val="Hyperlink"/>
+            </w:rPr>
+            <w:t>e</w:t>
+          </w:r>
+        </w:hyperlink>
+      </w:r>
+      <w:r>
+        <w:rPr>
+          <w:u w:val="single" w:color="0000ff"/>
+          <w:rFonts w:ascii="Charis SIL Regular" w:hAnsi="Charis SIL Regular" w:eastAsia="Charis SIL Regular"/>
+          <w:b w:val="0"/>
+          <w:i w:val="0"/>
+          <w:color w:val="000000"/>
+          <w:sz w:val="24"/>
+        </w:rPr>
+        <w:hyperlink r:id="rId9" w:history="1">
+          <w:r>
+            <w:rPr>
+              <w:rStyle w:val="Hyperlink"/>
+            </w:rPr>
+            <w:t xml:space="preserve">niging die </w:t>
+          </w:r>
+        </w:hyperlink>
+      </w:r>
+      <w:r>
+        <w:rPr>
+          <w:u w:val="single" w:color="0000ff"/>
+          <w:rFonts w:ascii="Charis SIL Regular" w:hAnsi="Charis SIL Regular" w:eastAsia="Charis SIL Regular"/>
+          <w:b w:val="0"/>
+          <w:i w:val="0"/>
+          <w:color w:val="000000"/>
+          <w:sz w:val="24"/>
+        </w:rPr>
+        <w:hyperlink r:id="rId9" w:history="1">
+          <w:r>
+            <w:rPr>
+              <w:rStyle w:val="Hyperlink"/>
+            </w:rPr>
+            <w:t>s</w:t>
+          </w:r>
+        </w:hyperlink>
+      </w:r>
+      <w:r>
+        <w:rPr>
+          <w:u w:val="single" w:color="0000ff"/>
+          <w:rFonts w:ascii="Charis SIL Regular" w:hAnsi="Charis SIL Regular" w:eastAsia="Charis SIL Regular"/>
+          <w:b w:val="0"/>
+          <w:i w:val="0"/>
+          <w:color w:val="000000"/>
+          <w:sz w:val="24"/>
+        </w:rPr>
+        <w:hyperlink r:id="rId9" w:history="1">
+          <w:r>
+            <w:rPr>
+              <w:rStyle w:val="Hyperlink"/>
+            </w:rPr>
+            <w:t>ind</w:t>
+          </w:r>
+        </w:hyperlink>
+      </w:r>
+      <w:r>
+        <w:rPr>
+          <w:u w:val="single" w:color="0000ff"/>
+          <w:rFonts w:ascii="Charis SIL Regular" w:hAnsi="Charis SIL Regular" w:eastAsia="Charis SIL Regular"/>
+          <w:b w:val="0"/>
+          <w:i w:val="0"/>
+          <w:color w:val="000000"/>
+          <w:sz w:val="24"/>
+        </w:rPr>
+        <w:hyperlink r:id="rId9" w:history="1">
+          <w:r>
+            <w:rPr>
+              <w:rStyle w:val="Hyperlink"/>
+            </w:rPr>
+            <w:t>s</w:t>
+          </w:r>
+        </w:hyperlink>
+      </w:r>
+      <w:r>
+        <w:rPr>
+          <w:u w:val="single" w:color="0000ff"/>
+          <w:rFonts w:ascii="Charis SIL Regular" w:hAnsi="Charis SIL Regular" w:eastAsia="Charis SIL Regular"/>
+          <w:b w:val="0"/>
+          <w:i w:val="0"/>
+          <w:color w:val="000000"/>
+          <w:sz w:val="24"/>
+        </w:rPr>
+        <w:hyperlink r:id="rId9" w:history="1">
+          <w:r>
+            <w:rPr>
+              <w:rStyle w:val="Hyperlink"/>
+            </w:rPr>
+            <w:t xml:space="preserve"> 2018 het</w:t>
+          </w:r>
+        </w:hyperlink>
+      </w:r>
+      <w:r>
+        <w:rPr>
+          <w:u w:val="single" w:color="0000ff"/>
+          <w:rFonts w:ascii="Charis SIL Regular" w:hAnsi="Charis SIL Regular" w:eastAsia="Charis SIL Regular"/>
+          <w:b w:val="0"/>
+          <w:i w:val="0"/>
+          <w:color w:val="000000"/>
+          <w:sz w:val="24"/>
+        </w:rPr>
+        <w:hyperlink r:id="rId9" w:history="1">
+          <w:r>
+            <w:rPr>
+              <w:rStyle w:val="Hyperlink"/>
+            </w:rPr>
+            <w:t xml:space="preserve"> pre</w:t>
+          </w:r>
+        </w:hyperlink>
       </w:r>
       <w:r>
         <w:rPr>

--- a/EXPORTS/DOCX/published/niveau3/Dutch/KVVAK.docx
+++ b/EXPORTS/DOCX/published/niveau3/Dutch/KVVAK.docx
@@ -380,140 +380,7 @@
           <w:color w:val="000000"/>
           <w:sz w:val="24"/>
         </w:rPr>
-        <w:hyperlink r:id="rId9" w:history="1">
-          <w:r>
-            <w:rPr>
-              <w:rStyle w:val="Hyperlink"/>
-            </w:rPr>
-            <w:t>erichte ver</w:t>
-          </w:r>
-        </w:hyperlink>
-      </w:r>
-      <w:r>
-        <w:rPr>
-          <w:u w:val="single" w:color="0000ff"/>
-          <w:rFonts w:ascii="Charis SIL Regular" w:hAnsi="Charis SIL Regular" w:eastAsia="Charis SIL Regular"/>
-          <w:b w:val="0"/>
-          <w:i w:val="0"/>
-          <w:color w:val="000000"/>
-          <w:sz w:val="24"/>
-        </w:rPr>
-        <w:hyperlink r:id="rId9" w:history="1">
-          <w:r>
-            <w:rPr>
-              <w:rStyle w:val="Hyperlink"/>
-            </w:rPr>
-            <w:t>e</w:t>
-          </w:r>
-        </w:hyperlink>
-      </w:r>
-      <w:r>
-        <w:rPr>
-          <w:u w:val="single" w:color="0000ff"/>
-          <w:rFonts w:ascii="Charis SIL Regular" w:hAnsi="Charis SIL Regular" w:eastAsia="Charis SIL Regular"/>
-          <w:b w:val="0"/>
-          <w:i w:val="0"/>
-          <w:color w:val="000000"/>
-          <w:sz w:val="24"/>
-        </w:rPr>
-        <w:hyperlink r:id="rId9" w:history="1">
-          <w:r>
-            <w:rPr>
-              <w:rStyle w:val="Hyperlink"/>
-            </w:rPr>
-            <w:t xml:space="preserve">niging die </w:t>
-          </w:r>
-        </w:hyperlink>
-      </w:r>
-      <w:r>
-        <w:rPr>
-          <w:u w:val="single" w:color="0000ff"/>
-          <w:rFonts w:ascii="Charis SIL Regular" w:hAnsi="Charis SIL Regular" w:eastAsia="Charis SIL Regular"/>
-          <w:b w:val="0"/>
-          <w:i w:val="0"/>
-          <w:color w:val="000000"/>
-          <w:sz w:val="24"/>
-        </w:rPr>
-        <w:hyperlink r:id="rId9" w:history="1">
-          <w:r>
-            <w:rPr>
-              <w:rStyle w:val="Hyperlink"/>
-            </w:rPr>
-            <w:t>s</w:t>
-          </w:r>
-        </w:hyperlink>
-      </w:r>
-      <w:r>
-        <w:rPr>
-          <w:u w:val="single" w:color="0000ff"/>
-          <w:rFonts w:ascii="Charis SIL Regular" w:hAnsi="Charis SIL Regular" w:eastAsia="Charis SIL Regular"/>
-          <w:b w:val="0"/>
-          <w:i w:val="0"/>
-          <w:color w:val="000000"/>
-          <w:sz w:val="24"/>
-        </w:rPr>
-        <w:hyperlink r:id="rId9" w:history="1">
-          <w:r>
-            <w:rPr>
-              <w:rStyle w:val="Hyperlink"/>
-            </w:rPr>
-            <w:t>ind</w:t>
-          </w:r>
-        </w:hyperlink>
-      </w:r>
-      <w:r>
-        <w:rPr>
-          <w:u w:val="single" w:color="0000ff"/>
-          <w:rFonts w:ascii="Charis SIL Regular" w:hAnsi="Charis SIL Regular" w:eastAsia="Charis SIL Regular"/>
-          <w:b w:val="0"/>
-          <w:i w:val="0"/>
-          <w:color w:val="000000"/>
-          <w:sz w:val="24"/>
-        </w:rPr>
-        <w:hyperlink r:id="rId9" w:history="1">
-          <w:r>
-            <w:rPr>
-              <w:rStyle w:val="Hyperlink"/>
-            </w:rPr>
-            <w:t>s</w:t>
-          </w:r>
-        </w:hyperlink>
-      </w:r>
-      <w:r>
-        <w:rPr>
-          <w:u w:val="single" w:color="0000ff"/>
-          <w:rFonts w:ascii="Charis SIL Regular" w:hAnsi="Charis SIL Regular" w:eastAsia="Charis SIL Regular"/>
-          <w:b w:val="0"/>
-          <w:i w:val="0"/>
-          <w:color w:val="000000"/>
-          <w:sz w:val="24"/>
-        </w:rPr>
-        <w:hyperlink r:id="rId9" w:history="1">
-          <w:r>
-            <w:rPr>
-              <w:rStyle w:val="Hyperlink"/>
-            </w:rPr>
-            <w:t xml:space="preserve"> 2018 het</w:t>
-          </w:r>
-        </w:hyperlink>
-      </w:r>
-      <w:r>
-        <w:rPr>
-          <w:u w:val="single" w:color="0000ff"/>
-          <w:rFonts w:ascii="Charis SIL Regular" w:hAnsi="Charis SIL Regular" w:eastAsia="Charis SIL Regular"/>
-          <w:b w:val="0"/>
-          <w:i w:val="0"/>
-          <w:color w:val="000000"/>
-          <w:sz w:val="24"/>
-        </w:rPr>
-        <w:hyperlink r:id="rId9" w:history="1">
-          <w:r>
-            <w:rPr>
-              <w:rStyle w:val="Hyperlink"/>
-            </w:rPr>
-            <w:t xml:space="preserve"> pre</w:t>
-          </w:r>
-        </w:hyperlink>
+        <w:t>erichte vereniging die sinds 2018 het pre</w:t>
       </w:r>
       <w:r>
         <w:rPr>
@@ -938,7 +805,7 @@
           <w:sz w:val="24"/>
           <w:u w:val="single"/>
         </w:rPr>
-        <w:hyperlink r:id="rId12" w:history="1">
+        <w:hyperlink r:id="rId11" w:history="1">
           <w:r>
             <w:rPr>
               <w:rStyle w:val="Hyperlink"/>
@@ -956,7 +823,7 @@
           <w:sz w:val="24"/>
           <w:u w:val="single"/>
         </w:rPr>
-        <w:hyperlink r:id="rId12" w:history="1">
+        <w:hyperlink r:id="rId11" w:history="1">
           <w:r>
             <w:rPr>
               <w:rStyle w:val="Hyperlink"/>
@@ -974,7 +841,7 @@
           <w:sz w:val="24"/>
           <w:u w:val="single"/>
         </w:rPr>
-        <w:hyperlink r:id="rId12" w:history="1">
+        <w:hyperlink r:id="rId11" w:history="1">
           <w:r>
             <w:rPr>
               <w:rStyle w:val="Hyperlink"/>
@@ -1449,49 +1316,13 @@
       </w:r>
       <w:r>
         <w:rPr>
-          <w:u w:val="single" w:color="0000ff"/>
           <w:rFonts w:ascii="Charis SIL Regular" w:hAnsi="Charis SIL Regular" w:eastAsia="Charis SIL Regular"/>
           <w:b w:val="0"/>
           <w:i w:val="0"/>
           <w:color w:val="000000"/>
           <w:sz w:val="24"/>
         </w:rPr>
-        <w:hyperlink r:id="rId16" w:history="1">
-          <w:r>
-            <w:rPr>
-              <w:rStyle w:val="Hyperlink"/>
-            </w:rPr>
-            <w:t>verhuisd</w:t>
-          </w:r>
-        </w:hyperlink>
-      </w:r>
-      <w:r>
-        <w:rPr>
-          <w:u w:val="single" w:color="0000ff"/>
-          <w:rFonts w:ascii="Charis SIL Regular" w:hAnsi="Charis SIL Regular" w:eastAsia="Charis SIL Regular"/>
-          <w:b w:val="0"/>
-          <w:i w:val="0"/>
-          <w:color w:val="000000"/>
-          <w:sz w:val="24"/>
-        </w:rPr>
-        <w:hyperlink r:id="rId16" w:history="1">
-          <w:r>
-            <w:rPr>
-              <w:rStyle w:val="Hyperlink"/>
-            </w:rPr>
-            <w:t>e de collecti</w:t>
-          </w:r>
-        </w:hyperlink>
-      </w:r>
-      <w:r>
-        <w:rPr>
-          <w:rFonts w:ascii="Charis SIL Regular" w:hAnsi="Charis SIL Regular" w:eastAsia="Charis SIL Regular"/>
-          <w:b w:val="0"/>
-          <w:i w:val="0"/>
-          <w:color w:val="000000"/>
-          <w:sz w:val="24"/>
-        </w:rPr>
-        <w:t xml:space="preserve">e naar het </w:t>
+        <w:t xml:space="preserve">verhuisde de collectie naar het </w:t>
       </w:r>
       <w:r>
         <w:rPr>
@@ -5002,7 +4833,7 @@
           <w:sz w:val="24"/>
           <w:u w:val="single"/>
         </w:rPr>
-        <w:hyperlink r:id="rId35" w:history="1">
+        <w:hyperlink r:id="rId36" w:history="1">
           <w:r>
             <w:rPr>
               <w:rStyle w:val="Hyperlink"/>
@@ -5020,7 +4851,7 @@
           <w:sz w:val="24"/>
           <w:u w:val="single"/>
         </w:rPr>
-        <w:hyperlink r:id="rId35" w:history="1">
+        <w:hyperlink r:id="rId36" w:history="1">
           <w:r>
             <w:rPr>
               <w:rStyle w:val="Hyperlink"/>

--- a/EXPORTS/DOCX/published/niveau3/Dutch/KVVAK.docx
+++ b/EXPORTS/DOCX/published/niveau3/Dutch/KVVAK.docx
@@ -369,18 +369,7 @@
           <w:color w:val="000000"/>
           <w:sz w:val="24"/>
         </w:rPr>
-        <w:t>opg</w:t>
-      </w:r>
-      <w:r>
-        <w:rPr>
-          <w:u w:val="single" w:color="0000ff"/>
-          <w:rFonts w:ascii="Charis SIL Regular" w:hAnsi="Charis SIL Regular" w:eastAsia="Charis SIL Regular"/>
-          <w:b w:val="0"/>
-          <w:i w:val="0"/>
-          <w:color w:val="000000"/>
-          <w:sz w:val="24"/>
-        </w:rPr>
-        <w:t>erichte vereniging die sinds 2018 het pre</w:t>
+        <w:t>opgerichte vereniging die sinds 2018 het pre</w:t>
       </w:r>
       <w:r>
         <w:rPr>
@@ -805,7 +794,7 @@
           <w:sz w:val="24"/>
           <w:u w:val="single"/>
         </w:rPr>
-        <w:hyperlink r:id="rId11" w:history="1">
+        <w:hyperlink r:id="rId12" w:history="1">
           <w:r>
             <w:rPr>
               <w:rStyle w:val="Hyperlink"/>
@@ -823,7 +812,7 @@
           <w:sz w:val="24"/>
           <w:u w:val="single"/>
         </w:rPr>
-        <w:hyperlink r:id="rId11" w:history="1">
+        <w:hyperlink r:id="rId12" w:history="1">
           <w:r>
             <w:rPr>
               <w:rStyle w:val="Hyperlink"/>
@@ -1322,7 +1311,35 @@
           <w:color w:val="000000"/>
           <w:sz w:val="24"/>
         </w:rPr>
-        <w:t xml:space="preserve">verhuisde de collectie naar het </w:t>
+        <w:t>verhuisd</w:t>
+      </w:r>
+      <w:r>
+        <w:rPr>
+          <w:u w:val="single" w:color="0000ff"/>
+          <w:rFonts w:ascii="Charis SIL Regular" w:hAnsi="Charis SIL Regular" w:eastAsia="Charis SIL Regular"/>
+          <w:b w:val="0"/>
+          <w:i w:val="0"/>
+          <w:color w:val="000000"/>
+          <w:sz w:val="24"/>
+        </w:rPr>
+        <w:hyperlink r:id="rId16" w:history="1">
+          <w:r>
+            <w:rPr>
+              <w:rStyle w:val="Hyperlink"/>
+            </w:rPr>
+            <w:t>e de collecti</w:t>
+          </w:r>
+        </w:hyperlink>
+      </w:r>
+      <w:r>
+        <w:rPr>
+          <w:rFonts w:ascii="Charis SIL Regular" w:hAnsi="Charis SIL Regular" w:eastAsia="Charis SIL Regular"/>
+          <w:b w:val="0"/>
+          <w:i w:val="0"/>
+          <w:color w:val="000000"/>
+          <w:sz w:val="24"/>
+        </w:rPr>
+        <w:t xml:space="preserve">e naar het </w:t>
       </w:r>
       <w:r>
         <w:rPr>
@@ -4833,7 +4850,7 @@
           <w:sz w:val="24"/>
           <w:u w:val="single"/>
         </w:rPr>
-        <w:hyperlink r:id="rId36" w:history="1">
+        <w:hyperlink r:id="rId35" w:history="1">
           <w:r>
             <w:rPr>
               <w:rStyle w:val="Hyperlink"/>
@@ -4851,7 +4868,7 @@
           <w:sz w:val="24"/>
           <w:u w:val="single"/>
         </w:rPr>
-        <w:hyperlink r:id="rId36" w:history="1">
+        <w:hyperlink r:id="rId35" w:history="1">
           <w:r>
             <w:rPr>
               <w:rStyle w:val="Hyperlink"/>

--- a/EXPORTS/DOCX/published/niveau3/Dutch/KVVAK.docx
+++ b/EXPORTS/DOCX/published/niveau3/Dutch/KVVAK.docx
@@ -369,7 +369,126 @@
           <w:color w:val="000000"/>
           <w:sz w:val="24"/>
         </w:rPr>
-        <w:t>opgerichte vereniging die sinds 2018 het pre</w:t>
+        <w:t>opg</w:t>
+      </w:r>
+      <w:r>
+        <w:rPr>
+          <w:u w:val="single" w:color="0000ff"/>
+          <w:rFonts w:ascii="Charis SIL Regular" w:hAnsi="Charis SIL Regular" w:eastAsia="Charis SIL Regular"/>
+          <w:b w:val="0"/>
+          <w:i w:val="0"/>
+          <w:color w:val="000000"/>
+          <w:sz w:val="24"/>
+        </w:rPr>
+        <w:hyperlink r:id="rId9" w:history="1">
+          <w:r>
+            <w:rPr>
+              <w:rStyle w:val="Hyperlink"/>
+            </w:rPr>
+            <w:t>erichte ver</w:t>
+          </w:r>
+        </w:hyperlink>
+      </w:r>
+      <w:r>
+        <w:rPr>
+          <w:u w:val="single" w:color="0000ff"/>
+          <w:rFonts w:ascii="Charis SIL Regular" w:hAnsi="Charis SIL Regular" w:eastAsia="Charis SIL Regular"/>
+          <w:b w:val="0"/>
+          <w:i w:val="0"/>
+          <w:color w:val="000000"/>
+          <w:sz w:val="24"/>
+        </w:rPr>
+        <w:hyperlink r:id="rId9" w:history="1">
+          <w:r>
+            <w:rPr>
+              <w:rStyle w:val="Hyperlink"/>
+            </w:rPr>
+            <w:t>e</w:t>
+          </w:r>
+        </w:hyperlink>
+      </w:r>
+      <w:r>
+        <w:rPr>
+          <w:u w:val="single" w:color="0000ff"/>
+          <w:rFonts w:ascii="Charis SIL Regular" w:hAnsi="Charis SIL Regular" w:eastAsia="Charis SIL Regular"/>
+          <w:b w:val="0"/>
+          <w:i w:val="0"/>
+          <w:color w:val="000000"/>
+          <w:sz w:val="24"/>
+        </w:rPr>
+        <w:hyperlink r:id="rId9" w:history="1">
+          <w:r>
+            <w:rPr>
+              <w:rStyle w:val="Hyperlink"/>
+            </w:rPr>
+            <w:t xml:space="preserve">niging die </w:t>
+          </w:r>
+        </w:hyperlink>
+      </w:r>
+      <w:r>
+        <w:rPr>
+          <w:u w:val="single" w:color="0000ff"/>
+          <w:rFonts w:ascii="Charis SIL Regular" w:hAnsi="Charis SIL Regular" w:eastAsia="Charis SIL Regular"/>
+          <w:b w:val="0"/>
+          <w:i w:val="0"/>
+          <w:color w:val="000000"/>
+          <w:sz w:val="24"/>
+        </w:rPr>
+        <w:hyperlink r:id="rId9" w:history="1">
+          <w:r>
+            <w:rPr>
+              <w:rStyle w:val="Hyperlink"/>
+            </w:rPr>
+            <w:t>s</w:t>
+          </w:r>
+        </w:hyperlink>
+      </w:r>
+      <w:r>
+        <w:rPr>
+          <w:u w:val="single" w:color="0000ff"/>
+          <w:rFonts w:ascii="Charis SIL Regular" w:hAnsi="Charis SIL Regular" w:eastAsia="Charis SIL Regular"/>
+          <w:b w:val="0"/>
+          <w:i w:val="0"/>
+          <w:color w:val="000000"/>
+          <w:sz w:val="24"/>
+        </w:rPr>
+        <w:hyperlink r:id="rId9" w:history="1">
+          <w:r>
+            <w:rPr>
+              <w:rStyle w:val="Hyperlink"/>
+            </w:rPr>
+            <w:t>ind</w:t>
+          </w:r>
+        </w:hyperlink>
+      </w:r>
+      <w:r>
+        <w:rPr>
+          <w:u w:val="single" w:color="0000ff"/>
+          <w:rFonts w:ascii="Charis SIL Regular" w:hAnsi="Charis SIL Regular" w:eastAsia="Charis SIL Regular"/>
+          <w:b w:val="0"/>
+          <w:i w:val="0"/>
+          <w:color w:val="000000"/>
+          <w:sz w:val="24"/>
+        </w:rPr>
+        <w:hyperlink r:id="rId9" w:history="1">
+          <w:r>
+            <w:rPr>
+              <w:rStyle w:val="Hyperlink"/>
+            </w:rPr>
+            <w:t>s</w:t>
+          </w:r>
+        </w:hyperlink>
+      </w:r>
+      <w:r>
+        <w:rPr>
+          <w:u w:val="single" w:color="0000ff"/>
+          <w:rFonts w:ascii="Charis SIL Regular" w:hAnsi="Charis SIL Regular" w:eastAsia="Charis SIL Regular"/>
+          <w:b w:val="0"/>
+          <w:i w:val="0"/>
+          <w:color w:val="000000"/>
+          <w:sz w:val="24"/>
+        </w:rPr>
+        <w:t xml:space="preserve"> 2018 het pre</w:t>
       </w:r>
       <w:r>
         <w:rPr>
@@ -830,7 +949,7 @@
           <w:sz w:val="24"/>
           <w:u w:val="single"/>
         </w:rPr>
-        <w:hyperlink r:id="rId11" w:history="1">
+        <w:hyperlink r:id="rId12" w:history="1">
           <w:r>
             <w:rPr>
               <w:rStyle w:val="Hyperlink"/>
@@ -1311,35 +1430,7 @@
           <w:color w:val="000000"/>
           <w:sz w:val="24"/>
         </w:rPr>
-        <w:t>verhuisd</w:t>
-      </w:r>
-      <w:r>
-        <w:rPr>
-          <w:u w:val="single" w:color="0000ff"/>
-          <w:rFonts w:ascii="Charis SIL Regular" w:hAnsi="Charis SIL Regular" w:eastAsia="Charis SIL Regular"/>
-          <w:b w:val="0"/>
-          <w:i w:val="0"/>
-          <w:color w:val="000000"/>
-          <w:sz w:val="24"/>
-        </w:rPr>
-        <w:hyperlink r:id="rId16" w:history="1">
-          <w:r>
-            <w:rPr>
-              <w:rStyle w:val="Hyperlink"/>
-            </w:rPr>
-            <w:t>e de collecti</w:t>
-          </w:r>
-        </w:hyperlink>
-      </w:r>
-      <w:r>
-        <w:rPr>
-          <w:rFonts w:ascii="Charis SIL Regular" w:hAnsi="Charis SIL Regular" w:eastAsia="Charis SIL Regular"/>
-          <w:b w:val="0"/>
-          <w:i w:val="0"/>
-          <w:color w:val="000000"/>
-          <w:sz w:val="24"/>
-        </w:rPr>
-        <w:t xml:space="preserve">e naar het </w:t>
+        <w:t xml:space="preserve">verhuisde de collectie naar het </w:t>
       </w:r>
       <w:r>
         <w:rPr>
@@ -4850,7 +4941,7 @@
           <w:sz w:val="24"/>
           <w:u w:val="single"/>
         </w:rPr>
-        <w:hyperlink r:id="rId35" w:history="1">
+        <w:hyperlink r:id="rId36" w:history="1">
           <w:r>
             <w:rPr>
               <w:rStyle w:val="Hyperlink"/>
@@ -4868,7 +4959,7 @@
           <w:sz w:val="24"/>
           <w:u w:val="single"/>
         </w:rPr>
-        <w:hyperlink r:id="rId35" w:history="1">
+        <w:hyperlink r:id="rId36" w:history="1">
           <w:r>
             <w:rPr>
               <w:rStyle w:val="Hyperlink"/>

--- a/EXPORTS/DOCX/published/niveau3/Dutch/KVVAK.docx
+++ b/EXPORTS/DOCX/published/niveau3/Dutch/KVVAK.docx
@@ -488,7 +488,32 @@
           <w:color w:val="000000"/>
           <w:sz w:val="24"/>
         </w:rPr>
-        <w:t xml:space="preserve"> 2018 het pre</w:t>
+        <w:hyperlink r:id="rId9" w:history="1">
+          <w:r>
+            <w:rPr>
+              <w:rStyle w:val="Hyperlink"/>
+            </w:rPr>
+            <w:t xml:space="preserve"> 2018 het</w:t>
+          </w:r>
+        </w:hyperlink>
+      </w:r>
+      <w:r>
+        <w:rPr>
+          <w:u w:val="single" w:color="0000ff"/>
+          <w:rFonts w:ascii="Charis SIL Regular" w:hAnsi="Charis SIL Regular" w:eastAsia="Charis SIL Regular"/>
+          <w:b w:val="0"/>
+          <w:i w:val="0"/>
+          <w:color w:val="000000"/>
+          <w:sz w:val="24"/>
+        </w:rPr>
+        <w:hyperlink r:id="rId9" w:history="1">
+          <w:r>
+            <w:rPr>
+              <w:rStyle w:val="Hyperlink"/>
+            </w:rPr>
+            <w:t xml:space="preserve"> pre</w:t>
+          </w:r>
+        </w:hyperlink>
       </w:r>
       <w:r>
         <w:rPr>
@@ -931,7 +956,7 @@
           <w:sz w:val="24"/>
           <w:u w:val="single"/>
         </w:rPr>
-        <w:hyperlink r:id="rId12" w:history="1">
+        <w:hyperlink r:id="rId11" w:history="1">
           <w:r>
             <w:rPr>
               <w:rStyle w:val="Hyperlink"/>
@@ -949,7 +974,7 @@
           <w:sz w:val="24"/>
           <w:u w:val="single"/>
         </w:rPr>
-        <w:hyperlink r:id="rId12" w:history="1">
+        <w:hyperlink r:id="rId11" w:history="1">
           <w:r>
             <w:rPr>
               <w:rStyle w:val="Hyperlink"/>
@@ -1424,13 +1449,49 @@
       </w:r>
       <w:r>
         <w:rPr>
+          <w:u w:val="single" w:color="0000ff"/>
           <w:rFonts w:ascii="Charis SIL Regular" w:hAnsi="Charis SIL Regular" w:eastAsia="Charis SIL Regular"/>
           <w:b w:val="0"/>
           <w:i w:val="0"/>
           <w:color w:val="000000"/>
           <w:sz w:val="24"/>
         </w:rPr>
-        <w:t xml:space="preserve">verhuisde de collectie naar het </w:t>
+        <w:hyperlink r:id="rId16" w:history="1">
+          <w:r>
+            <w:rPr>
+              <w:rStyle w:val="Hyperlink"/>
+            </w:rPr>
+            <w:t>verhuisd</w:t>
+          </w:r>
+        </w:hyperlink>
+      </w:r>
+      <w:r>
+        <w:rPr>
+          <w:u w:val="single" w:color="0000ff"/>
+          <w:rFonts w:ascii="Charis SIL Regular" w:hAnsi="Charis SIL Regular" w:eastAsia="Charis SIL Regular"/>
+          <w:b w:val="0"/>
+          <w:i w:val="0"/>
+          <w:color w:val="000000"/>
+          <w:sz w:val="24"/>
+        </w:rPr>
+        <w:hyperlink r:id="rId16" w:history="1">
+          <w:r>
+            <w:rPr>
+              <w:rStyle w:val="Hyperlink"/>
+            </w:rPr>
+            <w:t>e de collecti</w:t>
+          </w:r>
+        </w:hyperlink>
+      </w:r>
+      <w:r>
+        <w:rPr>
+          <w:rFonts w:ascii="Charis SIL Regular" w:hAnsi="Charis SIL Regular" w:eastAsia="Charis SIL Regular"/>
+          <w:b w:val="0"/>
+          <w:i w:val="0"/>
+          <w:color w:val="000000"/>
+          <w:sz w:val="24"/>
+        </w:rPr>
+        <w:t xml:space="preserve">e naar het </w:t>
       </w:r>
       <w:r>
         <w:rPr>

--- a/EXPORTS/DOCX/published/niveau3/Dutch/KVVAK.docx
+++ b/EXPORTS/DOCX/published/niveau3/Dutch/KVVAK.docx
@@ -956,7 +956,7 @@
           <w:sz w:val="24"/>
           <w:u w:val="single"/>
         </w:rPr>
-        <w:hyperlink r:id="rId11" w:history="1">
+        <w:hyperlink r:id="rId12" w:history="1">
           <w:r>
             <w:rPr>
               <w:rStyle w:val="Hyperlink"/>
@@ -974,7 +974,7 @@
           <w:sz w:val="24"/>
           <w:u w:val="single"/>
         </w:rPr>
-        <w:hyperlink r:id="rId11" w:history="1">
+        <w:hyperlink r:id="rId12" w:history="1">
           <w:r>
             <w:rPr>
               <w:rStyle w:val="Hyperlink"/>
@@ -1449,49 +1449,13 @@
       </w:r>
       <w:r>
         <w:rPr>
-          <w:u w:val="single" w:color="0000ff"/>
           <w:rFonts w:ascii="Charis SIL Regular" w:hAnsi="Charis SIL Regular" w:eastAsia="Charis SIL Regular"/>
           <w:b w:val="0"/>
           <w:i w:val="0"/>
           <w:color w:val="000000"/>
           <w:sz w:val="24"/>
         </w:rPr>
-        <w:hyperlink r:id="rId16" w:history="1">
-          <w:r>
-            <w:rPr>
-              <w:rStyle w:val="Hyperlink"/>
-            </w:rPr>
-            <w:t>verhuisd</w:t>
-          </w:r>
-        </w:hyperlink>
-      </w:r>
-      <w:r>
-        <w:rPr>
-          <w:u w:val="single" w:color="0000ff"/>
-          <w:rFonts w:ascii="Charis SIL Regular" w:hAnsi="Charis SIL Regular" w:eastAsia="Charis SIL Regular"/>
-          <w:b w:val="0"/>
-          <w:i w:val="0"/>
-          <w:color w:val="000000"/>
-          <w:sz w:val="24"/>
-        </w:rPr>
-        <w:hyperlink r:id="rId16" w:history="1">
-          <w:r>
-            <w:rPr>
-              <w:rStyle w:val="Hyperlink"/>
-            </w:rPr>
-            <w:t>e de collecti</w:t>
-          </w:r>
-        </w:hyperlink>
-      </w:r>
-      <w:r>
-        <w:rPr>
-          <w:rFonts w:ascii="Charis SIL Regular" w:hAnsi="Charis SIL Regular" w:eastAsia="Charis SIL Regular"/>
-          <w:b w:val="0"/>
-          <w:i w:val="0"/>
-          <w:color w:val="000000"/>
-          <w:sz w:val="24"/>
-        </w:rPr>
-        <w:t xml:space="preserve">e naar het </w:t>
+        <w:t xml:space="preserve">verhuisde de collectie naar het </w:t>
       </w:r>
       <w:r>
         <w:rPr>
@@ -5020,7 +4984,7 @@
           <w:sz w:val="24"/>
           <w:u w:val="single"/>
         </w:rPr>
-        <w:hyperlink r:id="rId36" w:history="1">
+        <w:hyperlink r:id="rId35" w:history="1">
           <w:r>
             <w:rPr>
               <w:rStyle w:val="Hyperlink"/>

--- a/EXPORTS/DOCX/published/niveau3/Dutch/KVVAK.docx
+++ b/EXPORTS/DOCX/published/niveau3/Dutch/KVVAK.docx
@@ -938,7 +938,7 @@
           <w:sz w:val="24"/>
           <w:u w:val="single"/>
         </w:rPr>
-        <w:hyperlink r:id="rId12" w:history="1">
+        <w:hyperlink r:id="rId11" w:history="1">
           <w:r>
             <w:rPr>
               <w:rStyle w:val="Hyperlink"/>
@@ -956,7 +956,7 @@
           <w:sz w:val="24"/>
           <w:u w:val="single"/>
         </w:rPr>
-        <w:hyperlink r:id="rId12" w:history="1">
+        <w:hyperlink r:id="rId11" w:history="1">
           <w:r>
             <w:rPr>
               <w:rStyle w:val="Hyperlink"/>
@@ -974,7 +974,7 @@
           <w:sz w:val="24"/>
           <w:u w:val="single"/>
         </w:rPr>
-        <w:hyperlink r:id="rId12" w:history="1">
+        <w:hyperlink r:id="rId11" w:history="1">
           <w:r>
             <w:rPr>
               <w:rStyle w:val="Hyperlink"/>
@@ -1449,13 +1449,49 @@
       </w:r>
       <w:r>
         <w:rPr>
+          <w:u w:val="single" w:color="0000ff"/>
           <w:rFonts w:ascii="Charis SIL Regular" w:hAnsi="Charis SIL Regular" w:eastAsia="Charis SIL Regular"/>
           <w:b w:val="0"/>
           <w:i w:val="0"/>
           <w:color w:val="000000"/>
           <w:sz w:val="24"/>
         </w:rPr>
-        <w:t xml:space="preserve">verhuisde de collectie naar het </w:t>
+        <w:hyperlink r:id="rId16" w:history="1">
+          <w:r>
+            <w:rPr>
+              <w:rStyle w:val="Hyperlink"/>
+            </w:rPr>
+            <w:t>verhuisd</w:t>
+          </w:r>
+        </w:hyperlink>
+      </w:r>
+      <w:r>
+        <w:rPr>
+          <w:u w:val="single" w:color="0000ff"/>
+          <w:rFonts w:ascii="Charis SIL Regular" w:hAnsi="Charis SIL Regular" w:eastAsia="Charis SIL Regular"/>
+          <w:b w:val="0"/>
+          <w:i w:val="0"/>
+          <w:color w:val="000000"/>
+          <w:sz w:val="24"/>
+        </w:rPr>
+        <w:hyperlink r:id="rId16" w:history="1">
+          <w:r>
+            <w:rPr>
+              <w:rStyle w:val="Hyperlink"/>
+            </w:rPr>
+            <w:t>e de collecti</w:t>
+          </w:r>
+        </w:hyperlink>
+      </w:r>
+      <w:r>
+        <w:rPr>
+          <w:rFonts w:ascii="Charis SIL Regular" w:hAnsi="Charis SIL Regular" w:eastAsia="Charis SIL Regular"/>
+          <w:b w:val="0"/>
+          <w:i w:val="0"/>
+          <w:color w:val="000000"/>
+          <w:sz w:val="24"/>
+        </w:rPr>
+        <w:t xml:space="preserve">e naar het </w:t>
       </w:r>
       <w:r>
         <w:rPr>
@@ -4984,7 +5020,7 @@
           <w:sz w:val="24"/>
           <w:u w:val="single"/>
         </w:rPr>
-        <w:hyperlink r:id="rId35" w:history="1">
+        <w:hyperlink r:id="rId36" w:history="1">
           <w:r>
             <w:rPr>
               <w:rStyle w:val="Hyperlink"/>

--- a/EXPORTS/DOCX/published/niveau3/Dutch/KVVAK.docx
+++ b/EXPORTS/DOCX/published/niveau3/Dutch/KVVAK.docx
@@ -369,7 +369,151 @@
           <w:color w:val="000000"/>
           <w:sz w:val="24"/>
         </w:rPr>
-        <w:t>opgerichte vereniging die sinds 2018 het pre</w:t>
+        <w:t>opg</w:t>
+      </w:r>
+      <w:r>
+        <w:rPr>
+          <w:u w:val="single" w:color="0000ff"/>
+          <w:rFonts w:ascii="Charis SIL Regular" w:hAnsi="Charis SIL Regular" w:eastAsia="Charis SIL Regular"/>
+          <w:b w:val="0"/>
+          <w:i w:val="0"/>
+          <w:color w:val="000000"/>
+          <w:sz w:val="24"/>
+        </w:rPr>
+        <w:hyperlink r:id="rId9" w:history="1">
+          <w:r>
+            <w:rPr>
+              <w:rStyle w:val="Hyperlink"/>
+            </w:rPr>
+            <w:t>erichte ver</w:t>
+          </w:r>
+        </w:hyperlink>
+      </w:r>
+      <w:r>
+        <w:rPr>
+          <w:u w:val="single" w:color="0000ff"/>
+          <w:rFonts w:ascii="Charis SIL Regular" w:hAnsi="Charis SIL Regular" w:eastAsia="Charis SIL Regular"/>
+          <w:b w:val="0"/>
+          <w:i w:val="0"/>
+          <w:color w:val="000000"/>
+          <w:sz w:val="24"/>
+        </w:rPr>
+        <w:hyperlink r:id="rId9" w:history="1">
+          <w:r>
+            <w:rPr>
+              <w:rStyle w:val="Hyperlink"/>
+            </w:rPr>
+            <w:t>e</w:t>
+          </w:r>
+        </w:hyperlink>
+      </w:r>
+      <w:r>
+        <w:rPr>
+          <w:u w:val="single" w:color="0000ff"/>
+          <w:rFonts w:ascii="Charis SIL Regular" w:hAnsi="Charis SIL Regular" w:eastAsia="Charis SIL Regular"/>
+          <w:b w:val="0"/>
+          <w:i w:val="0"/>
+          <w:color w:val="000000"/>
+          <w:sz w:val="24"/>
+        </w:rPr>
+        <w:hyperlink r:id="rId9" w:history="1">
+          <w:r>
+            <w:rPr>
+              <w:rStyle w:val="Hyperlink"/>
+            </w:rPr>
+            <w:t xml:space="preserve">niging die </w:t>
+          </w:r>
+        </w:hyperlink>
+      </w:r>
+      <w:r>
+        <w:rPr>
+          <w:u w:val="single" w:color="0000ff"/>
+          <w:rFonts w:ascii="Charis SIL Regular" w:hAnsi="Charis SIL Regular" w:eastAsia="Charis SIL Regular"/>
+          <w:b w:val="0"/>
+          <w:i w:val="0"/>
+          <w:color w:val="000000"/>
+          <w:sz w:val="24"/>
+        </w:rPr>
+        <w:hyperlink r:id="rId9" w:history="1">
+          <w:r>
+            <w:rPr>
+              <w:rStyle w:val="Hyperlink"/>
+            </w:rPr>
+            <w:t>s</w:t>
+          </w:r>
+        </w:hyperlink>
+      </w:r>
+      <w:r>
+        <w:rPr>
+          <w:u w:val="single" w:color="0000ff"/>
+          <w:rFonts w:ascii="Charis SIL Regular" w:hAnsi="Charis SIL Regular" w:eastAsia="Charis SIL Regular"/>
+          <w:b w:val="0"/>
+          <w:i w:val="0"/>
+          <w:color w:val="000000"/>
+          <w:sz w:val="24"/>
+        </w:rPr>
+        <w:hyperlink r:id="rId9" w:history="1">
+          <w:r>
+            <w:rPr>
+              <w:rStyle w:val="Hyperlink"/>
+            </w:rPr>
+            <w:t>ind</w:t>
+          </w:r>
+        </w:hyperlink>
+      </w:r>
+      <w:r>
+        <w:rPr>
+          <w:u w:val="single" w:color="0000ff"/>
+          <w:rFonts w:ascii="Charis SIL Regular" w:hAnsi="Charis SIL Regular" w:eastAsia="Charis SIL Regular"/>
+          <w:b w:val="0"/>
+          <w:i w:val="0"/>
+          <w:color w:val="000000"/>
+          <w:sz w:val="24"/>
+        </w:rPr>
+        <w:hyperlink r:id="rId9" w:history="1">
+          <w:r>
+            <w:rPr>
+              <w:rStyle w:val="Hyperlink"/>
+            </w:rPr>
+            <w:t>s</w:t>
+          </w:r>
+        </w:hyperlink>
+      </w:r>
+      <w:r>
+        <w:rPr>
+          <w:u w:val="single" w:color="0000ff"/>
+          <w:rFonts w:ascii="Charis SIL Regular" w:hAnsi="Charis SIL Regular" w:eastAsia="Charis SIL Regular"/>
+          <w:b w:val="0"/>
+          <w:i w:val="0"/>
+          <w:color w:val="000000"/>
+          <w:sz w:val="24"/>
+        </w:rPr>
+        <w:hyperlink r:id="rId9" w:history="1">
+          <w:r>
+            <w:rPr>
+              <w:rStyle w:val="Hyperlink"/>
+            </w:rPr>
+            <w:t xml:space="preserve"> 2018 het</w:t>
+          </w:r>
+        </w:hyperlink>
+      </w:r>
+      <w:r>
+        <w:rPr>
+          <w:u w:val="single" w:color="0000ff"/>
+          <w:rFonts w:ascii="Charis SIL Regular" w:hAnsi="Charis SIL Regular" w:eastAsia="Charis SIL Regular"/>
+          <w:b w:val="0"/>
+          <w:i w:val="0"/>
+          <w:color w:val="000000"/>
+          <w:sz w:val="24"/>
+        </w:rPr>
+        <w:hyperlink r:id="rId9" w:history="1">
+          <w:r>
+            <w:rPr>
+              <w:rStyle w:val="Hyperlink"/>
+            </w:rPr>
+            <w:t xml:space="preserve"> pre</w:t>
+          </w:r>
+        </w:hyperlink>
       </w:r>
       <w:r>
         <w:rPr>
@@ -1305,13 +1449,49 @@
       </w:r>
       <w:r>
         <w:rPr>
+          <w:u w:val="single" w:color="0000ff"/>
           <w:rFonts w:ascii="Charis SIL Regular" w:hAnsi="Charis SIL Regular" w:eastAsia="Charis SIL Regular"/>
           <w:b w:val="0"/>
           <w:i w:val="0"/>
           <w:color w:val="000000"/>
           <w:sz w:val="24"/>
         </w:rPr>
-        <w:t xml:space="preserve">verhuisde de collectie naar het </w:t>
+        <w:hyperlink r:id="rId16" w:history="1">
+          <w:r>
+            <w:rPr>
+              <w:rStyle w:val="Hyperlink"/>
+            </w:rPr>
+            <w:t>verhuisd</w:t>
+          </w:r>
+        </w:hyperlink>
+      </w:r>
+      <w:r>
+        <w:rPr>
+          <w:u w:val="single" w:color="0000ff"/>
+          <w:rFonts w:ascii="Charis SIL Regular" w:hAnsi="Charis SIL Regular" w:eastAsia="Charis SIL Regular"/>
+          <w:b w:val="0"/>
+          <w:i w:val="0"/>
+          <w:color w:val="000000"/>
+          <w:sz w:val="24"/>
+        </w:rPr>
+        <w:hyperlink r:id="rId16" w:history="1">
+          <w:r>
+            <w:rPr>
+              <w:rStyle w:val="Hyperlink"/>
+            </w:rPr>
+            <w:t>e de collecti</w:t>
+          </w:r>
+        </w:hyperlink>
+      </w:r>
+      <w:r>
+        <w:rPr>
+          <w:rFonts w:ascii="Charis SIL Regular" w:hAnsi="Charis SIL Regular" w:eastAsia="Charis SIL Regular"/>
+          <w:b w:val="0"/>
+          <w:i w:val="0"/>
+          <w:color w:val="000000"/>
+          <w:sz w:val="24"/>
+        </w:rPr>
+        <w:t xml:space="preserve">e naar het </w:t>
       </w:r>
       <w:r>
         <w:rPr>

--- a/EXPORTS/DOCX/published/niveau3/Dutch/KVVAK.docx
+++ b/EXPORTS/DOCX/published/niveau3/Dutch/KVVAK.docx
@@ -1449,21 +1449,13 @@
       </w:r>
       <w:r>
         <w:rPr>
-          <w:u w:val="single" w:color="0000ff"/>
           <w:rFonts w:ascii="Charis SIL Regular" w:hAnsi="Charis SIL Regular" w:eastAsia="Charis SIL Regular"/>
           <w:b w:val="0"/>
           <w:i w:val="0"/>
           <w:color w:val="000000"/>
           <w:sz w:val="24"/>
         </w:rPr>
-        <w:hyperlink r:id="rId16" w:history="1">
-          <w:r>
-            <w:rPr>
-              <w:rStyle w:val="Hyperlink"/>
-            </w:rPr>
-            <w:t>verhuisd</w:t>
-          </w:r>
-        </w:hyperlink>
+        <w:t>verhuisd</w:t>
       </w:r>
       <w:r>
         <w:rPr>
@@ -5020,7 +5012,7 @@
           <w:sz w:val="24"/>
           <w:u w:val="single"/>
         </w:rPr>
-        <w:hyperlink r:id="rId36" w:history="1">
+        <w:hyperlink r:id="rId35" w:history="1">
           <w:r>
             <w:rPr>
               <w:rStyle w:val="Hyperlink"/>

--- a/EXPORTS/DOCX/published/niveau3/Dutch/KVVAK.docx
+++ b/EXPORTS/DOCX/published/niveau3/Dutch/KVVAK.docx
@@ -938,7 +938,7 @@
           <w:sz w:val="24"/>
           <w:u w:val="single"/>
         </w:rPr>
-        <w:hyperlink r:id="rId12" w:history="1">
+        <w:hyperlink r:id="rId11" w:history="1">
           <w:r>
             <w:rPr>
               <w:rStyle w:val="Hyperlink"/>
@@ -956,7 +956,7 @@
           <w:sz w:val="24"/>
           <w:u w:val="single"/>
         </w:rPr>
-        <w:hyperlink r:id="rId12" w:history="1">
+        <w:hyperlink r:id="rId11" w:history="1">
           <w:r>
             <w:rPr>
               <w:rStyle w:val="Hyperlink"/>
@@ -974,7 +974,7 @@
           <w:sz w:val="24"/>
           <w:u w:val="single"/>
         </w:rPr>
-        <w:hyperlink r:id="rId12" w:history="1">
+        <w:hyperlink r:id="rId11" w:history="1">
           <w:r>
             <w:rPr>
               <w:rStyle w:val="Hyperlink"/>
@@ -1455,35 +1455,7 @@
           <w:color w:val="000000"/>
           <w:sz w:val="24"/>
         </w:rPr>
-        <w:t>verhuisd</w:t>
-      </w:r>
-      <w:r>
-        <w:rPr>
-          <w:u w:val="single" w:color="0000ff"/>
-          <w:rFonts w:ascii="Charis SIL Regular" w:hAnsi="Charis SIL Regular" w:eastAsia="Charis SIL Regular"/>
-          <w:b w:val="0"/>
-          <w:i w:val="0"/>
-          <w:color w:val="000000"/>
-          <w:sz w:val="24"/>
-        </w:rPr>
-        <w:hyperlink r:id="rId16" w:history="1">
-          <w:r>
-            <w:rPr>
-              <w:rStyle w:val="Hyperlink"/>
-            </w:rPr>
-            <w:t>e de collecti</w:t>
-          </w:r>
-        </w:hyperlink>
-      </w:r>
-      <w:r>
-        <w:rPr>
-          <w:rFonts w:ascii="Charis SIL Regular" w:hAnsi="Charis SIL Regular" w:eastAsia="Charis SIL Regular"/>
-          <w:b w:val="0"/>
-          <w:i w:val="0"/>
-          <w:color w:val="000000"/>
-          <w:sz w:val="24"/>
-        </w:rPr>
-        <w:t xml:space="preserve">e naar het </w:t>
+        <w:t xml:space="preserve">verhuisde de collectie naar het </w:t>
       </w:r>
       <w:r>
         <w:rPr>
@@ -4994,7 +4966,7 @@
           <w:sz w:val="24"/>
           <w:u w:val="single"/>
         </w:rPr>
-        <w:hyperlink r:id="rId36" w:history="1">
+        <w:hyperlink r:id="rId35" w:history="1">
           <w:r>
             <w:rPr>
               <w:rStyle w:val="Hyperlink"/>

--- a/EXPORTS/DOCX/published/niveau3/Dutch/KVVAK.docx
+++ b/EXPORTS/DOCX/published/niveau3/Dutch/KVVAK.docx
@@ -938,7 +938,7 @@
           <w:sz w:val="24"/>
           <w:u w:val="single"/>
         </w:rPr>
-        <w:hyperlink r:id="rId11" w:history="1">
+        <w:hyperlink r:id="rId12" w:history="1">
           <w:r>
             <w:rPr>
               <w:rStyle w:val="Hyperlink"/>
@@ -956,7 +956,7 @@
           <w:sz w:val="24"/>
           <w:u w:val="single"/>
         </w:rPr>
-        <w:hyperlink r:id="rId11" w:history="1">
+        <w:hyperlink r:id="rId12" w:history="1">
           <w:r>
             <w:rPr>
               <w:rStyle w:val="Hyperlink"/>
@@ -974,7 +974,7 @@
           <w:sz w:val="24"/>
           <w:u w:val="single"/>
         </w:rPr>
-        <w:hyperlink r:id="rId11" w:history="1">
+        <w:hyperlink r:id="rId12" w:history="1">
           <w:r>
             <w:rPr>
               <w:rStyle w:val="Hyperlink"/>
@@ -1449,13 +1449,49 @@
       </w:r>
       <w:r>
         <w:rPr>
+          <w:u w:val="single" w:color="0000ff"/>
           <w:rFonts w:ascii="Charis SIL Regular" w:hAnsi="Charis SIL Regular" w:eastAsia="Charis SIL Regular"/>
           <w:b w:val="0"/>
           <w:i w:val="0"/>
           <w:color w:val="000000"/>
           <w:sz w:val="24"/>
         </w:rPr>
-        <w:t xml:space="preserve">verhuisde de collectie naar het </w:t>
+        <w:hyperlink r:id="rId16" w:history="1">
+          <w:r>
+            <w:rPr>
+              <w:rStyle w:val="Hyperlink"/>
+            </w:rPr>
+            <w:t>verhuisd</w:t>
+          </w:r>
+        </w:hyperlink>
+      </w:r>
+      <w:r>
+        <w:rPr>
+          <w:u w:val="single" w:color="0000ff"/>
+          <w:rFonts w:ascii="Charis SIL Regular" w:hAnsi="Charis SIL Regular" w:eastAsia="Charis SIL Regular"/>
+          <w:b w:val="0"/>
+          <w:i w:val="0"/>
+          <w:color w:val="000000"/>
+          <w:sz w:val="24"/>
+        </w:rPr>
+        <w:hyperlink r:id="rId16" w:history="1">
+          <w:r>
+            <w:rPr>
+              <w:rStyle w:val="Hyperlink"/>
+            </w:rPr>
+            <w:t>e de collecti</w:t>
+          </w:r>
+        </w:hyperlink>
+      </w:r>
+      <w:r>
+        <w:rPr>
+          <w:rFonts w:ascii="Charis SIL Regular" w:hAnsi="Charis SIL Regular" w:eastAsia="Charis SIL Regular"/>
+          <w:b w:val="0"/>
+          <w:i w:val="0"/>
+          <w:color w:val="000000"/>
+          <w:sz w:val="24"/>
+        </w:rPr>
+        <w:t xml:space="preserve">e naar het </w:t>
       </w:r>
       <w:r>
         <w:rPr>
@@ -4966,7 +5002,7 @@
           <w:sz w:val="24"/>
           <w:u w:val="single"/>
         </w:rPr>
-        <w:hyperlink r:id="rId35" w:history="1">
+        <w:hyperlink r:id="rId36" w:history="1">
           <w:r>
             <w:rPr>
               <w:rStyle w:val="Hyperlink"/>
@@ -4984,7 +5020,7 @@
           <w:sz w:val="24"/>
           <w:u w:val="single"/>
         </w:rPr>
-        <w:hyperlink r:id="rId35" w:history="1">
+        <w:hyperlink r:id="rId36" w:history="1">
           <w:r>
             <w:rPr>
               <w:rStyle w:val="Hyperlink"/>

--- a/EXPORTS/DOCX/published/niveau3/Dutch/KVVAK.docx
+++ b/EXPORTS/DOCX/published/niveau3/Dutch/KVVAK.docx
@@ -938,7 +938,7 @@
           <w:sz w:val="24"/>
           <w:u w:val="single"/>
         </w:rPr>
-        <w:hyperlink r:id="rId12" w:history="1">
+        <w:hyperlink r:id="rId11" w:history="1">
           <w:r>
             <w:rPr>
               <w:rStyle w:val="Hyperlink"/>
@@ -956,7 +956,7 @@
           <w:sz w:val="24"/>
           <w:u w:val="single"/>
         </w:rPr>
-        <w:hyperlink r:id="rId12" w:history="1">
+        <w:hyperlink r:id="rId11" w:history="1">
           <w:r>
             <w:rPr>
               <w:rStyle w:val="Hyperlink"/>
@@ -974,7 +974,7 @@
           <w:sz w:val="24"/>
           <w:u w:val="single"/>
         </w:rPr>
-        <w:hyperlink r:id="rId12" w:history="1">
+        <w:hyperlink r:id="rId11" w:history="1">
           <w:r>
             <w:rPr>
               <w:rStyle w:val="Hyperlink"/>

--- a/EXPORTS/DOCX/published/niveau3/Dutch/KVVAK.docx
+++ b/EXPORTS/DOCX/published/niveau3/Dutch/KVVAK.docx
@@ -369,151 +369,7 @@
           <w:color w:val="000000"/>
           <w:sz w:val="24"/>
         </w:rPr>
-        <w:t>opg</w:t>
-      </w:r>
-      <w:r>
-        <w:rPr>
-          <w:u w:val="single" w:color="0000ff"/>
-          <w:rFonts w:ascii="Charis SIL Regular" w:hAnsi="Charis SIL Regular" w:eastAsia="Charis SIL Regular"/>
-          <w:b w:val="0"/>
-          <w:i w:val="0"/>
-          <w:color w:val="000000"/>
-          <w:sz w:val="24"/>
-        </w:rPr>
-        <w:hyperlink r:id="rId9" w:history="1">
-          <w:r>
-            <w:rPr>
-              <w:rStyle w:val="Hyperlink"/>
-            </w:rPr>
-            <w:t>erichte ver</w:t>
-          </w:r>
-        </w:hyperlink>
-      </w:r>
-      <w:r>
-        <w:rPr>
-          <w:u w:val="single" w:color="0000ff"/>
-          <w:rFonts w:ascii="Charis SIL Regular" w:hAnsi="Charis SIL Regular" w:eastAsia="Charis SIL Regular"/>
-          <w:b w:val="0"/>
-          <w:i w:val="0"/>
-          <w:color w:val="000000"/>
-          <w:sz w:val="24"/>
-        </w:rPr>
-        <w:hyperlink r:id="rId9" w:history="1">
-          <w:r>
-            <w:rPr>
-              <w:rStyle w:val="Hyperlink"/>
-            </w:rPr>
-            <w:t>e</w:t>
-          </w:r>
-        </w:hyperlink>
-      </w:r>
-      <w:r>
-        <w:rPr>
-          <w:u w:val="single" w:color="0000ff"/>
-          <w:rFonts w:ascii="Charis SIL Regular" w:hAnsi="Charis SIL Regular" w:eastAsia="Charis SIL Regular"/>
-          <w:b w:val="0"/>
-          <w:i w:val="0"/>
-          <w:color w:val="000000"/>
-          <w:sz w:val="24"/>
-        </w:rPr>
-        <w:hyperlink r:id="rId9" w:history="1">
-          <w:r>
-            <w:rPr>
-              <w:rStyle w:val="Hyperlink"/>
-            </w:rPr>
-            <w:t xml:space="preserve">niging die </w:t>
-          </w:r>
-        </w:hyperlink>
-      </w:r>
-      <w:r>
-        <w:rPr>
-          <w:u w:val="single" w:color="0000ff"/>
-          <w:rFonts w:ascii="Charis SIL Regular" w:hAnsi="Charis SIL Regular" w:eastAsia="Charis SIL Regular"/>
-          <w:b w:val="0"/>
-          <w:i w:val="0"/>
-          <w:color w:val="000000"/>
-          <w:sz w:val="24"/>
-        </w:rPr>
-        <w:hyperlink r:id="rId9" w:history="1">
-          <w:r>
-            <w:rPr>
-              <w:rStyle w:val="Hyperlink"/>
-            </w:rPr>
-            <w:t>s</w:t>
-          </w:r>
-        </w:hyperlink>
-      </w:r>
-      <w:r>
-        <w:rPr>
-          <w:u w:val="single" w:color="0000ff"/>
-          <w:rFonts w:ascii="Charis SIL Regular" w:hAnsi="Charis SIL Regular" w:eastAsia="Charis SIL Regular"/>
-          <w:b w:val="0"/>
-          <w:i w:val="0"/>
-          <w:color w:val="000000"/>
-          <w:sz w:val="24"/>
-        </w:rPr>
-        <w:hyperlink r:id="rId9" w:history="1">
-          <w:r>
-            <w:rPr>
-              <w:rStyle w:val="Hyperlink"/>
-            </w:rPr>
-            <w:t>ind</w:t>
-          </w:r>
-        </w:hyperlink>
-      </w:r>
-      <w:r>
-        <w:rPr>
-          <w:u w:val="single" w:color="0000ff"/>
-          <w:rFonts w:ascii="Charis SIL Regular" w:hAnsi="Charis SIL Regular" w:eastAsia="Charis SIL Regular"/>
-          <w:b w:val="0"/>
-          <w:i w:val="0"/>
-          <w:color w:val="000000"/>
-          <w:sz w:val="24"/>
-        </w:rPr>
-        <w:hyperlink r:id="rId9" w:history="1">
-          <w:r>
-            <w:rPr>
-              <w:rStyle w:val="Hyperlink"/>
-            </w:rPr>
-            <w:t>s</w:t>
-          </w:r>
-        </w:hyperlink>
-      </w:r>
-      <w:r>
-        <w:rPr>
-          <w:u w:val="single" w:color="0000ff"/>
-          <w:rFonts w:ascii="Charis SIL Regular" w:hAnsi="Charis SIL Regular" w:eastAsia="Charis SIL Regular"/>
-          <w:b w:val="0"/>
-          <w:i w:val="0"/>
-          <w:color w:val="000000"/>
-          <w:sz w:val="24"/>
-        </w:rPr>
-        <w:hyperlink r:id="rId9" w:history="1">
-          <w:r>
-            <w:rPr>
-              <w:rStyle w:val="Hyperlink"/>
-            </w:rPr>
-            <w:t xml:space="preserve"> 2018 het</w:t>
-          </w:r>
-        </w:hyperlink>
-      </w:r>
-      <w:r>
-        <w:rPr>
-          <w:u w:val="single" w:color="0000ff"/>
-          <w:rFonts w:ascii="Charis SIL Regular" w:hAnsi="Charis SIL Regular" w:eastAsia="Charis SIL Regular"/>
-          <w:b w:val="0"/>
-          <w:i w:val="0"/>
-          <w:color w:val="000000"/>
-          <w:sz w:val="24"/>
-        </w:rPr>
-        <w:hyperlink r:id="rId9" w:history="1">
-          <w:r>
-            <w:rPr>
-              <w:rStyle w:val="Hyperlink"/>
-            </w:rPr>
-            <w:t xml:space="preserve"> pre</w:t>
-          </w:r>
-        </w:hyperlink>
+        <w:t>opgerichte vereniging die sinds 2018 het pre</w:t>
       </w:r>
       <w:r>
         <w:rPr>
@@ -938,7 +794,7 @@
           <w:sz w:val="24"/>
           <w:u w:val="single"/>
         </w:rPr>
-        <w:hyperlink r:id="rId11" w:history="1">
+        <w:hyperlink r:id="rId12" w:history="1">
           <w:r>
             <w:rPr>
               <w:rStyle w:val="Hyperlink"/>
@@ -1449,21 +1305,13 @@
       </w:r>
       <w:r>
         <w:rPr>
-          <w:u w:val="single" w:color="0000ff"/>
           <w:rFonts w:ascii="Charis SIL Regular" w:hAnsi="Charis SIL Regular" w:eastAsia="Charis SIL Regular"/>
           <w:b w:val="0"/>
           <w:i w:val="0"/>
           <w:color w:val="000000"/>
           <w:sz w:val="24"/>
         </w:rPr>
-        <w:hyperlink r:id="rId16" w:history="1">
-          <w:r>
-            <w:rPr>
-              <w:rStyle w:val="Hyperlink"/>
-            </w:rPr>
-            <w:t>verhuisd</w:t>
-          </w:r>
-        </w:hyperlink>
+        <w:t>verhuisd</w:t>
       </w:r>
       <w:r>
         <w:rPr>
@@ -5002,7 +4850,7 @@
           <w:sz w:val="24"/>
           <w:u w:val="single"/>
         </w:rPr>
-        <w:hyperlink r:id="rId36" w:history="1">
+        <w:hyperlink r:id="rId35" w:history="1">
           <w:r>
             <w:rPr>
               <w:rStyle w:val="Hyperlink"/>
@@ -5020,7 +4868,7 @@
           <w:sz w:val="24"/>
           <w:u w:val="single"/>
         </w:rPr>
-        <w:hyperlink r:id="rId36" w:history="1">
+        <w:hyperlink r:id="rId35" w:history="1">
           <w:r>
             <w:rPr>
               <w:rStyle w:val="Hyperlink"/>

--- a/EXPORTS/DOCX/published/niveau3/Dutch/KVVAK.docx
+++ b/EXPORTS/DOCX/published/niveau3/Dutch/KVVAK.docx
@@ -369,7 +369,7 @@
           <w:color w:val="000000"/>
           <w:sz w:val="24"/>
         </w:rPr>
-        <w:t>opg</w:t>
+        <w:t>opgerichte vereniging die sinds 2018 het</w:t>
       </w:r>
       <w:r>
         <w:rPr>
@@ -385,91 +385,9 @@
             <w:rPr>
               <w:rStyle w:val="Hyperlink"/>
             </w:rPr>
-            <w:t>erichte ver</w:t>
+            <w:t xml:space="preserve"> pre</w:t>
           </w:r>
         </w:hyperlink>
-      </w:r>
-      <w:r>
-        <w:rPr>
-          <w:u w:val="single" w:color="0000ff"/>
-          <w:rFonts w:ascii="Charis SIL Regular" w:hAnsi="Charis SIL Regular" w:eastAsia="Charis SIL Regular"/>
-          <w:b w:val="0"/>
-          <w:i w:val="0"/>
-          <w:color w:val="000000"/>
-          <w:sz w:val="24"/>
-        </w:rPr>
-        <w:hyperlink r:id="rId9" w:history="1">
-          <w:r>
-            <w:rPr>
-              <w:rStyle w:val="Hyperlink"/>
-            </w:rPr>
-            <w:t>e</w:t>
-          </w:r>
-        </w:hyperlink>
-      </w:r>
-      <w:r>
-        <w:rPr>
-          <w:u w:val="single" w:color="0000ff"/>
-          <w:rFonts w:ascii="Charis SIL Regular" w:hAnsi="Charis SIL Regular" w:eastAsia="Charis SIL Regular"/>
-          <w:b w:val="0"/>
-          <w:i w:val="0"/>
-          <w:color w:val="000000"/>
-          <w:sz w:val="24"/>
-        </w:rPr>
-        <w:hyperlink r:id="rId9" w:history="1">
-          <w:r>
-            <w:rPr>
-              <w:rStyle w:val="Hyperlink"/>
-            </w:rPr>
-            <w:t xml:space="preserve">niging die </w:t>
-          </w:r>
-        </w:hyperlink>
-      </w:r>
-      <w:r>
-        <w:rPr>
-          <w:u w:val="single" w:color="0000ff"/>
-          <w:rFonts w:ascii="Charis SIL Regular" w:hAnsi="Charis SIL Regular" w:eastAsia="Charis SIL Regular"/>
-          <w:b w:val="0"/>
-          <w:i w:val="0"/>
-          <w:color w:val="000000"/>
-          <w:sz w:val="24"/>
-        </w:rPr>
-        <w:hyperlink r:id="rId9" w:history="1">
-          <w:r>
-            <w:rPr>
-              <w:rStyle w:val="Hyperlink"/>
-            </w:rPr>
-            <w:t>s</w:t>
-          </w:r>
-        </w:hyperlink>
-      </w:r>
-      <w:r>
-        <w:rPr>
-          <w:u w:val="single" w:color="0000ff"/>
-          <w:rFonts w:ascii="Charis SIL Regular" w:hAnsi="Charis SIL Regular" w:eastAsia="Charis SIL Regular"/>
-          <w:b w:val="0"/>
-          <w:i w:val="0"/>
-          <w:color w:val="000000"/>
-          <w:sz w:val="24"/>
-        </w:rPr>
-        <w:hyperlink r:id="rId9" w:history="1">
-          <w:r>
-            <w:rPr>
-              <w:rStyle w:val="Hyperlink"/>
-            </w:rPr>
-            <w:t>ind</w:t>
-          </w:r>
-        </w:hyperlink>
-      </w:r>
-      <w:r>
-        <w:rPr>
-          <w:rFonts w:ascii="Charis SIL Regular" w:hAnsi="Charis SIL Regular" w:eastAsia="Charis SIL Regular"/>
-          <w:b w:val="0"/>
-          <w:i w:val="0"/>
-          <w:color w:val="000000"/>
-          <w:sz w:val="24"/>
-        </w:rPr>
-        <w:t>s 2018 het pre</w:t>
       </w:r>
       <w:r>
         <w:rPr>
@@ -894,7 +812,7 @@
           <w:sz w:val="24"/>
           <w:u w:val="single"/>
         </w:rPr>
-        <w:hyperlink r:id="rId11" w:history="1">
+        <w:hyperlink r:id="rId12" w:history="1">
           <w:r>
             <w:rPr>
               <w:rStyle w:val="Hyperlink"/>
@@ -930,7 +848,7 @@
           <w:sz w:val="24"/>
           <w:u w:val="single"/>
         </w:rPr>
-        <w:hyperlink r:id="rId12" w:history="1">
+        <w:hyperlink r:id="rId11" w:history="1">
           <w:r>
             <w:rPr>
               <w:rStyle w:val="Hyperlink"/>
@@ -4958,7 +4876,7 @@
           <w:sz w:val="24"/>
           <w:u w:val="single"/>
         </w:rPr>
-        <w:hyperlink r:id="rId35" w:history="1">
+        <w:hyperlink r:id="rId36" w:history="1">
           <w:r>
             <w:rPr>
               <w:rStyle w:val="Hyperlink"/>
@@ -4976,7 +4894,7 @@
           <w:sz w:val="24"/>
           <w:u w:val="single"/>
         </w:rPr>
-        <w:hyperlink r:id="rId35" w:history="1">
+        <w:hyperlink r:id="rId36" w:history="1">
           <w:r>
             <w:rPr>
               <w:rStyle w:val="Hyperlink"/>

--- a/EXPORTS/DOCX/published/niveau3/Dutch/KVVAK.docx
+++ b/EXPORTS/DOCX/published/niveau3/Dutch/KVVAK.docx
@@ -369,7 +369,133 @@
           <w:color w:val="000000"/>
           <w:sz w:val="24"/>
         </w:rPr>
-        <w:t>opgerichte vereniging die sinds 2018 het</w:t>
+        <w:t>opg</w:t>
+      </w:r>
+      <w:r>
+        <w:rPr>
+          <w:u w:val="single" w:color="0000ff"/>
+          <w:rFonts w:ascii="Charis SIL Regular" w:hAnsi="Charis SIL Regular" w:eastAsia="Charis SIL Regular"/>
+          <w:b w:val="0"/>
+          <w:i w:val="0"/>
+          <w:color w:val="000000"/>
+          <w:sz w:val="24"/>
+        </w:rPr>
+        <w:hyperlink r:id="rId9" w:history="1">
+          <w:r>
+            <w:rPr>
+              <w:rStyle w:val="Hyperlink"/>
+            </w:rPr>
+            <w:t>erichte ver</w:t>
+          </w:r>
+        </w:hyperlink>
+      </w:r>
+      <w:r>
+        <w:rPr>
+          <w:u w:val="single" w:color="0000ff"/>
+          <w:rFonts w:ascii="Charis SIL Regular" w:hAnsi="Charis SIL Regular" w:eastAsia="Charis SIL Regular"/>
+          <w:b w:val="0"/>
+          <w:i w:val="0"/>
+          <w:color w:val="000000"/>
+          <w:sz w:val="24"/>
+        </w:rPr>
+        <w:hyperlink r:id="rId9" w:history="1">
+          <w:r>
+            <w:rPr>
+              <w:rStyle w:val="Hyperlink"/>
+            </w:rPr>
+            <w:t>e</w:t>
+          </w:r>
+        </w:hyperlink>
+      </w:r>
+      <w:r>
+        <w:rPr>
+          <w:u w:val="single" w:color="0000ff"/>
+          <w:rFonts w:ascii="Charis SIL Regular" w:hAnsi="Charis SIL Regular" w:eastAsia="Charis SIL Regular"/>
+          <w:b w:val="0"/>
+          <w:i w:val="0"/>
+          <w:color w:val="000000"/>
+          <w:sz w:val="24"/>
+        </w:rPr>
+        <w:hyperlink r:id="rId9" w:history="1">
+          <w:r>
+            <w:rPr>
+              <w:rStyle w:val="Hyperlink"/>
+            </w:rPr>
+            <w:t xml:space="preserve">niging die </w:t>
+          </w:r>
+        </w:hyperlink>
+      </w:r>
+      <w:r>
+        <w:rPr>
+          <w:u w:val="single" w:color="0000ff"/>
+          <w:rFonts w:ascii="Charis SIL Regular" w:hAnsi="Charis SIL Regular" w:eastAsia="Charis SIL Regular"/>
+          <w:b w:val="0"/>
+          <w:i w:val="0"/>
+          <w:color w:val="000000"/>
+          <w:sz w:val="24"/>
+        </w:rPr>
+        <w:hyperlink r:id="rId9" w:history="1">
+          <w:r>
+            <w:rPr>
+              <w:rStyle w:val="Hyperlink"/>
+            </w:rPr>
+            <w:t>s</w:t>
+          </w:r>
+        </w:hyperlink>
+      </w:r>
+      <w:r>
+        <w:rPr>
+          <w:u w:val="single" w:color="0000ff"/>
+          <w:rFonts w:ascii="Charis SIL Regular" w:hAnsi="Charis SIL Regular" w:eastAsia="Charis SIL Regular"/>
+          <w:b w:val="0"/>
+          <w:i w:val="0"/>
+          <w:color w:val="000000"/>
+          <w:sz w:val="24"/>
+        </w:rPr>
+        <w:hyperlink r:id="rId9" w:history="1">
+          <w:r>
+            <w:rPr>
+              <w:rStyle w:val="Hyperlink"/>
+            </w:rPr>
+            <w:t>ind</w:t>
+          </w:r>
+        </w:hyperlink>
+      </w:r>
+      <w:r>
+        <w:rPr>
+          <w:u w:val="single" w:color="0000ff"/>
+          <w:rFonts w:ascii="Charis SIL Regular" w:hAnsi="Charis SIL Regular" w:eastAsia="Charis SIL Regular"/>
+          <w:b w:val="0"/>
+          <w:i w:val="0"/>
+          <w:color w:val="000000"/>
+          <w:sz w:val="24"/>
+        </w:rPr>
+        <w:hyperlink r:id="rId9" w:history="1">
+          <w:r>
+            <w:rPr>
+              <w:rStyle w:val="Hyperlink"/>
+            </w:rPr>
+            <w:t>s</w:t>
+          </w:r>
+        </w:hyperlink>
+      </w:r>
+      <w:r>
+        <w:rPr>
+          <w:u w:val="single" w:color="0000ff"/>
+          <w:rFonts w:ascii="Charis SIL Regular" w:hAnsi="Charis SIL Regular" w:eastAsia="Charis SIL Regular"/>
+          <w:b w:val="0"/>
+          <w:i w:val="0"/>
+          <w:color w:val="000000"/>
+          <w:sz w:val="24"/>
+        </w:rPr>
+        <w:hyperlink r:id="rId9" w:history="1">
+          <w:r>
+            <w:rPr>
+              <w:rStyle w:val="Hyperlink"/>
+            </w:rPr>
+            <w:t xml:space="preserve"> 2018 het</w:t>
+          </w:r>
+        </w:hyperlink>
       </w:r>
       <w:r>
         <w:rPr>
@@ -812,7 +938,7 @@
           <w:sz w:val="24"/>
           <w:u w:val="single"/>
         </w:rPr>
-        <w:hyperlink r:id="rId12" w:history="1">
+        <w:hyperlink r:id="rId11" w:history="1">
           <w:r>
             <w:rPr>
               <w:rStyle w:val="Hyperlink"/>
@@ -4876,7 +5002,7 @@
           <w:sz w:val="24"/>
           <w:u w:val="single"/>
         </w:rPr>
-        <w:hyperlink r:id="rId36" w:history="1">
+        <w:hyperlink r:id="rId35" w:history="1">
           <w:r>
             <w:rPr>
               <w:rStyle w:val="Hyperlink"/>
@@ -4894,7 +5020,7 @@
           <w:sz w:val="24"/>
           <w:u w:val="single"/>
         </w:rPr>
-        <w:hyperlink r:id="rId36" w:history="1">
+        <w:hyperlink r:id="rId35" w:history="1">
           <w:r>
             <w:rPr>
               <w:rStyle w:val="Hyperlink"/>
@@ -5353,7 +5479,7 @@
         <w:autoSpaceDN w:val="0"/>
         <w:autoSpaceDE w:val="0"/>
         <w:widowControl/>
-        <w:spacing w:line="540" w:lineRule="exact" w:before="478" w:after="0"/>
+        <w:spacing w:line="540" w:lineRule="exact" w:before="458" w:after="0"/>
         <w:ind w:left="0" w:right="0" w:firstLine="0"/>
         <w:jc w:val="left"/>
       </w:pPr>
@@ -5392,7 +5518,7 @@
       <w:pPr>
         <w:sectPr>
           <w:pgSz w:w="11900" w:h="16840"/>
-          <w:pgMar w:top="324" w:right="940" w:bottom="450" w:left="960" w:header="720" w:footer="720" w:gutter="0"/>
+          <w:pgMar w:top="324" w:right="940" w:bottom="460" w:left="960" w:header="720" w:footer="720" w:gutter="0"/>
           <w:cols/>
           <w:docGrid w:linePitch="360"/>
         </w:sectPr>

--- a/EXPORTS/DOCX/published/niveau3/Dutch/KVVAK.docx
+++ b/EXPORTS/DOCX/published/niveau3/Dutch/KVVAK.docx
@@ -5002,7 +5002,7 @@
           <w:sz w:val="24"/>
           <w:u w:val="single"/>
         </w:rPr>
-        <w:hyperlink r:id="rId35" w:history="1">
+        <w:hyperlink r:id="rId36" w:history="1">
           <w:r>
             <w:rPr>
               <w:rStyle w:val="Hyperlink"/>
@@ -5020,7 +5020,7 @@
           <w:sz w:val="24"/>
           <w:u w:val="single"/>
         </w:rPr>
-        <w:hyperlink r:id="rId35" w:history="1">
+        <w:hyperlink r:id="rId36" w:history="1">
           <w:r>
             <w:rPr>
               <w:rStyle w:val="Hyperlink"/>

--- a/EXPORTS/DOCX/published/niveau3/Dutch/KVVAK.docx
+++ b/EXPORTS/DOCX/published/niveau3/Dutch/KVVAK.docx
@@ -956,7 +956,7 @@
           <w:sz w:val="24"/>
           <w:u w:val="single"/>
         </w:rPr>
-        <w:hyperlink r:id="rId11" w:history="1">
+        <w:hyperlink r:id="rId12" w:history="1">
           <w:r>
             <w:rPr>
               <w:rStyle w:val="Hyperlink"/>
@@ -974,7 +974,7 @@
           <w:sz w:val="24"/>
           <w:u w:val="single"/>
         </w:rPr>
-        <w:hyperlink r:id="rId11" w:history="1">
+        <w:hyperlink r:id="rId12" w:history="1">
           <w:r>
             <w:rPr>
               <w:rStyle w:val="Hyperlink"/>
@@ -1456,14 +1456,7 @@
           <w:color w:val="000000"/>
           <w:sz w:val="24"/>
         </w:rPr>
-        <w:hyperlink r:id="rId16" w:history="1">
-          <w:r>
-            <w:rPr>
-              <w:rStyle w:val="Hyperlink"/>
-            </w:rPr>
-            <w:t>verhuisd</w:t>
-          </w:r>
-        </w:hyperlink>
+        <w:t>verhuisd</w:t>
       </w:r>
       <w:r>
         <w:rPr>

--- a/EXPORTS/DOCX/published/niveau3/Dutch/KVVAK.docx
+++ b/EXPORTS/DOCX/published/niveau3/Dutch/KVVAK.docx
@@ -369,151 +369,7 @@
           <w:color w:val="000000"/>
           <w:sz w:val="24"/>
         </w:rPr>
-        <w:t>opg</w:t>
-      </w:r>
-      <w:r>
-        <w:rPr>
-          <w:u w:val="single" w:color="0000ff"/>
-          <w:rFonts w:ascii="Charis SIL Regular" w:hAnsi="Charis SIL Regular" w:eastAsia="Charis SIL Regular"/>
-          <w:b w:val="0"/>
-          <w:i w:val="0"/>
-          <w:color w:val="000000"/>
-          <w:sz w:val="24"/>
-        </w:rPr>
-        <w:hyperlink r:id="rId9" w:history="1">
-          <w:r>
-            <w:rPr>
-              <w:rStyle w:val="Hyperlink"/>
-            </w:rPr>
-            <w:t>erichte ver</w:t>
-          </w:r>
-        </w:hyperlink>
-      </w:r>
-      <w:r>
-        <w:rPr>
-          <w:u w:val="single" w:color="0000ff"/>
-          <w:rFonts w:ascii="Charis SIL Regular" w:hAnsi="Charis SIL Regular" w:eastAsia="Charis SIL Regular"/>
-          <w:b w:val="0"/>
-          <w:i w:val="0"/>
-          <w:color w:val="000000"/>
-          <w:sz w:val="24"/>
-        </w:rPr>
-        <w:hyperlink r:id="rId9" w:history="1">
-          <w:r>
-            <w:rPr>
-              <w:rStyle w:val="Hyperlink"/>
-            </w:rPr>
-            <w:t>e</w:t>
-          </w:r>
-        </w:hyperlink>
-      </w:r>
-      <w:r>
-        <w:rPr>
-          <w:u w:val="single" w:color="0000ff"/>
-          <w:rFonts w:ascii="Charis SIL Regular" w:hAnsi="Charis SIL Regular" w:eastAsia="Charis SIL Regular"/>
-          <w:b w:val="0"/>
-          <w:i w:val="0"/>
-          <w:color w:val="000000"/>
-          <w:sz w:val="24"/>
-        </w:rPr>
-        <w:hyperlink r:id="rId9" w:history="1">
-          <w:r>
-            <w:rPr>
-              <w:rStyle w:val="Hyperlink"/>
-            </w:rPr>
-            <w:t xml:space="preserve">niging die </w:t>
-          </w:r>
-        </w:hyperlink>
-      </w:r>
-      <w:r>
-        <w:rPr>
-          <w:u w:val="single" w:color="0000ff"/>
-          <w:rFonts w:ascii="Charis SIL Regular" w:hAnsi="Charis SIL Regular" w:eastAsia="Charis SIL Regular"/>
-          <w:b w:val="0"/>
-          <w:i w:val="0"/>
-          <w:color w:val="000000"/>
-          <w:sz w:val="24"/>
-        </w:rPr>
-        <w:hyperlink r:id="rId9" w:history="1">
-          <w:r>
-            <w:rPr>
-              <w:rStyle w:val="Hyperlink"/>
-            </w:rPr>
-            <w:t>s</w:t>
-          </w:r>
-        </w:hyperlink>
-      </w:r>
-      <w:r>
-        <w:rPr>
-          <w:u w:val="single" w:color="0000ff"/>
-          <w:rFonts w:ascii="Charis SIL Regular" w:hAnsi="Charis SIL Regular" w:eastAsia="Charis SIL Regular"/>
-          <w:b w:val="0"/>
-          <w:i w:val="0"/>
-          <w:color w:val="000000"/>
-          <w:sz w:val="24"/>
-        </w:rPr>
-        <w:hyperlink r:id="rId9" w:history="1">
-          <w:r>
-            <w:rPr>
-              <w:rStyle w:val="Hyperlink"/>
-            </w:rPr>
-            <w:t>ind</w:t>
-          </w:r>
-        </w:hyperlink>
-      </w:r>
-      <w:r>
-        <w:rPr>
-          <w:u w:val="single" w:color="0000ff"/>
-          <w:rFonts w:ascii="Charis SIL Regular" w:hAnsi="Charis SIL Regular" w:eastAsia="Charis SIL Regular"/>
-          <w:b w:val="0"/>
-          <w:i w:val="0"/>
-          <w:color w:val="000000"/>
-          <w:sz w:val="24"/>
-        </w:rPr>
-        <w:hyperlink r:id="rId9" w:history="1">
-          <w:r>
-            <w:rPr>
-              <w:rStyle w:val="Hyperlink"/>
-            </w:rPr>
-            <w:t>s</w:t>
-          </w:r>
-        </w:hyperlink>
-      </w:r>
-      <w:r>
-        <w:rPr>
-          <w:u w:val="single" w:color="0000ff"/>
-          <w:rFonts w:ascii="Charis SIL Regular" w:hAnsi="Charis SIL Regular" w:eastAsia="Charis SIL Regular"/>
-          <w:b w:val="0"/>
-          <w:i w:val="0"/>
-          <w:color w:val="000000"/>
-          <w:sz w:val="24"/>
-        </w:rPr>
-        <w:hyperlink r:id="rId9" w:history="1">
-          <w:r>
-            <w:rPr>
-              <w:rStyle w:val="Hyperlink"/>
-            </w:rPr>
-            <w:t xml:space="preserve"> 2018 het</w:t>
-          </w:r>
-        </w:hyperlink>
-      </w:r>
-      <w:r>
-        <w:rPr>
-          <w:u w:val="single" w:color="0000ff"/>
-          <w:rFonts w:ascii="Charis SIL Regular" w:hAnsi="Charis SIL Regular" w:eastAsia="Charis SIL Regular"/>
-          <w:b w:val="0"/>
-          <w:i w:val="0"/>
-          <w:color w:val="000000"/>
-          <w:sz w:val="24"/>
-        </w:rPr>
-        <w:hyperlink r:id="rId9" w:history="1">
-          <w:r>
-            <w:rPr>
-              <w:rStyle w:val="Hyperlink"/>
-            </w:rPr>
-            <w:t xml:space="preserve"> pre</w:t>
-          </w:r>
-        </w:hyperlink>
+        <w:t>opgerichte vereniging die sinds 2018 het pre</w:t>
       </w:r>
       <w:r>
         <w:rPr>
@@ -938,7 +794,7 @@
           <w:sz w:val="24"/>
           <w:u w:val="single"/>
         </w:rPr>
-        <w:hyperlink r:id="rId11" w:history="1">
+        <w:hyperlink r:id="rId12" w:history="1">
           <w:r>
             <w:rPr>
               <w:rStyle w:val="Hyperlink"/>
@@ -1449,7 +1305,6 @@
       </w:r>
       <w:r>
         <w:rPr>
-          <w:u w:val="single" w:color="0000ff"/>
           <w:rFonts w:ascii="Charis SIL Regular" w:hAnsi="Charis SIL Regular" w:eastAsia="Charis SIL Regular"/>
           <w:b w:val="0"/>
           <w:i w:val="0"/>

--- a/EXPORTS/DOCX/published/niveau3/Dutch/KVVAK.docx
+++ b/EXPORTS/DOCX/published/niveau3/Dutch/KVVAK.docx
@@ -369,7 +369,151 @@
           <w:color w:val="000000"/>
           <w:sz w:val="24"/>
         </w:rPr>
-        <w:t>opgerichte vereniging die sinds 2018 het pre</w:t>
+        <w:t>opg</w:t>
+      </w:r>
+      <w:r>
+        <w:rPr>
+          <w:u w:val="single" w:color="0000ff"/>
+          <w:rFonts w:ascii="Charis SIL Regular" w:hAnsi="Charis SIL Regular" w:eastAsia="Charis SIL Regular"/>
+          <w:b w:val="0"/>
+          <w:i w:val="0"/>
+          <w:color w:val="000000"/>
+          <w:sz w:val="24"/>
+        </w:rPr>
+        <w:hyperlink r:id="rId9" w:history="1">
+          <w:r>
+            <w:rPr>
+              <w:rStyle w:val="Hyperlink"/>
+            </w:rPr>
+            <w:t>erichte ver</w:t>
+          </w:r>
+        </w:hyperlink>
+      </w:r>
+      <w:r>
+        <w:rPr>
+          <w:u w:val="single" w:color="0000ff"/>
+          <w:rFonts w:ascii="Charis SIL Regular" w:hAnsi="Charis SIL Regular" w:eastAsia="Charis SIL Regular"/>
+          <w:b w:val="0"/>
+          <w:i w:val="0"/>
+          <w:color w:val="000000"/>
+          <w:sz w:val="24"/>
+        </w:rPr>
+        <w:hyperlink r:id="rId9" w:history="1">
+          <w:r>
+            <w:rPr>
+              <w:rStyle w:val="Hyperlink"/>
+            </w:rPr>
+            <w:t>e</w:t>
+          </w:r>
+        </w:hyperlink>
+      </w:r>
+      <w:r>
+        <w:rPr>
+          <w:u w:val="single" w:color="0000ff"/>
+          <w:rFonts w:ascii="Charis SIL Regular" w:hAnsi="Charis SIL Regular" w:eastAsia="Charis SIL Regular"/>
+          <w:b w:val="0"/>
+          <w:i w:val="0"/>
+          <w:color w:val="000000"/>
+          <w:sz w:val="24"/>
+        </w:rPr>
+        <w:hyperlink r:id="rId9" w:history="1">
+          <w:r>
+            <w:rPr>
+              <w:rStyle w:val="Hyperlink"/>
+            </w:rPr>
+            <w:t xml:space="preserve">niging die </w:t>
+          </w:r>
+        </w:hyperlink>
+      </w:r>
+      <w:r>
+        <w:rPr>
+          <w:u w:val="single" w:color="0000ff"/>
+          <w:rFonts w:ascii="Charis SIL Regular" w:hAnsi="Charis SIL Regular" w:eastAsia="Charis SIL Regular"/>
+          <w:b w:val="0"/>
+          <w:i w:val="0"/>
+          <w:color w:val="000000"/>
+          <w:sz w:val="24"/>
+        </w:rPr>
+        <w:hyperlink r:id="rId9" w:history="1">
+          <w:r>
+            <w:rPr>
+              <w:rStyle w:val="Hyperlink"/>
+            </w:rPr>
+            <w:t>s</w:t>
+          </w:r>
+        </w:hyperlink>
+      </w:r>
+      <w:r>
+        <w:rPr>
+          <w:u w:val="single" w:color="0000ff"/>
+          <w:rFonts w:ascii="Charis SIL Regular" w:hAnsi="Charis SIL Regular" w:eastAsia="Charis SIL Regular"/>
+          <w:b w:val="0"/>
+          <w:i w:val="0"/>
+          <w:color w:val="000000"/>
+          <w:sz w:val="24"/>
+        </w:rPr>
+        <w:hyperlink r:id="rId9" w:history="1">
+          <w:r>
+            <w:rPr>
+              <w:rStyle w:val="Hyperlink"/>
+            </w:rPr>
+            <w:t>ind</w:t>
+          </w:r>
+        </w:hyperlink>
+      </w:r>
+      <w:r>
+        <w:rPr>
+          <w:u w:val="single" w:color="0000ff"/>
+          <w:rFonts w:ascii="Charis SIL Regular" w:hAnsi="Charis SIL Regular" w:eastAsia="Charis SIL Regular"/>
+          <w:b w:val="0"/>
+          <w:i w:val="0"/>
+          <w:color w:val="000000"/>
+          <w:sz w:val="24"/>
+        </w:rPr>
+        <w:hyperlink r:id="rId9" w:history="1">
+          <w:r>
+            <w:rPr>
+              <w:rStyle w:val="Hyperlink"/>
+            </w:rPr>
+            <w:t>s</w:t>
+          </w:r>
+        </w:hyperlink>
+      </w:r>
+      <w:r>
+        <w:rPr>
+          <w:u w:val="single" w:color="0000ff"/>
+          <w:rFonts w:ascii="Charis SIL Regular" w:hAnsi="Charis SIL Regular" w:eastAsia="Charis SIL Regular"/>
+          <w:b w:val="0"/>
+          <w:i w:val="0"/>
+          <w:color w:val="000000"/>
+          <w:sz w:val="24"/>
+        </w:rPr>
+        <w:hyperlink r:id="rId9" w:history="1">
+          <w:r>
+            <w:rPr>
+              <w:rStyle w:val="Hyperlink"/>
+            </w:rPr>
+            <w:t xml:space="preserve"> 2018 het</w:t>
+          </w:r>
+        </w:hyperlink>
+      </w:r>
+      <w:r>
+        <w:rPr>
+          <w:u w:val="single" w:color="0000ff"/>
+          <w:rFonts w:ascii="Charis SIL Regular" w:hAnsi="Charis SIL Regular" w:eastAsia="Charis SIL Regular"/>
+          <w:b w:val="0"/>
+          <w:i w:val="0"/>
+          <w:color w:val="000000"/>
+          <w:sz w:val="24"/>
+        </w:rPr>
+        <w:hyperlink r:id="rId9" w:history="1">
+          <w:r>
+            <w:rPr>
+              <w:rStyle w:val="Hyperlink"/>
+            </w:rPr>
+            <w:t xml:space="preserve"> pre</w:t>
+          </w:r>
+        </w:hyperlink>
       </w:r>
       <w:r>
         <w:rPr>
@@ -794,7 +938,7 @@
           <w:sz w:val="24"/>
           <w:u w:val="single"/>
         </w:rPr>
-        <w:hyperlink r:id="rId12" w:history="1">
+        <w:hyperlink r:id="rId11" w:history="1">
           <w:r>
             <w:rPr>
               <w:rStyle w:val="Hyperlink"/>
@@ -812,7 +956,7 @@
           <w:sz w:val="24"/>
           <w:u w:val="single"/>
         </w:rPr>
-        <w:hyperlink r:id="rId12" w:history="1">
+        <w:hyperlink r:id="rId11" w:history="1">
           <w:r>
             <w:rPr>
               <w:rStyle w:val="Hyperlink"/>
@@ -830,7 +974,7 @@
           <w:sz w:val="24"/>
           <w:u w:val="single"/>
         </w:rPr>
-        <w:hyperlink r:id="rId12" w:history="1">
+        <w:hyperlink r:id="rId11" w:history="1">
           <w:r>
             <w:rPr>
               <w:rStyle w:val="Hyperlink"/>
@@ -1305,13 +1449,21 @@
       </w:r>
       <w:r>
         <w:rPr>
+          <w:u w:val="single" w:color="0000ff"/>
           <w:rFonts w:ascii="Charis SIL Regular" w:hAnsi="Charis SIL Regular" w:eastAsia="Charis SIL Regular"/>
           <w:b w:val="0"/>
           <w:i w:val="0"/>
           <w:color w:val="000000"/>
           <w:sz w:val="24"/>
         </w:rPr>
-        <w:t>verhuisd</w:t>
+        <w:hyperlink r:id="rId16" w:history="1">
+          <w:r>
+            <w:rPr>
+              <w:rStyle w:val="Hyperlink"/>
+            </w:rPr>
+            <w:t>verhuisd</w:t>
+          </w:r>
+        </w:hyperlink>
       </w:r>
       <w:r>
         <w:rPr>
@@ -4850,7 +5002,7 @@
           <w:sz w:val="24"/>
           <w:u w:val="single"/>
         </w:rPr>
-        <w:hyperlink r:id="rId36" w:history="1">
+        <w:hyperlink r:id="rId35" w:history="1">
           <w:r>
             <w:rPr>
               <w:rStyle w:val="Hyperlink"/>
@@ -4868,7 +5020,7 @@
           <w:sz w:val="24"/>
           <w:u w:val="single"/>
         </w:rPr>
-        <w:hyperlink r:id="rId36" w:history="1">
+        <w:hyperlink r:id="rId35" w:history="1">
           <w:r>
             <w:rPr>
               <w:rStyle w:val="Hyperlink"/>

--- a/EXPORTS/DOCX/published/niveau3/Dutch/KVVAK.docx
+++ b/EXPORTS/DOCX/published/niveau3/Dutch/KVVAK.docx
@@ -907,16 +907,8 @@
           <w:i w:val="0"/>
           <w:color w:val="0000FF"/>
           <w:sz w:val="24"/>
-          <w:u w:val="single"/>
-        </w:rPr>
-        <w:hyperlink r:id="rId12" w:history="1">
-          <w:r>
-            <w:rPr>
-              <w:rStyle w:val="Hyperlink"/>
-            </w:rPr>
-            <w:t>Aziatische</w:t>
-          </w:r>
-        </w:hyperlink>
+        </w:rPr>
+        <w:t>Aziatische</w:t>
       </w:r>
       <w:r>
         <w:rPr>
@@ -938,7 +930,7 @@
           <w:sz w:val="24"/>
           <w:u w:val="single"/>
         </w:rPr>
-        <w:hyperlink r:id="rId11" w:history="1">
+        <w:hyperlink r:id="rId12" w:history="1">
           <w:r>
             <w:rPr>
               <w:rStyle w:val="Hyperlink"/>
@@ -956,7 +948,7 @@
           <w:sz w:val="24"/>
           <w:u w:val="single"/>
         </w:rPr>
-        <w:hyperlink r:id="rId11" w:history="1">
+        <w:hyperlink r:id="rId12" w:history="1">
           <w:r>
             <w:rPr>
               <w:rStyle w:val="Hyperlink"/>
@@ -974,7 +966,7 @@
           <w:sz w:val="24"/>
           <w:u w:val="single"/>
         </w:rPr>
-        <w:hyperlink r:id="rId11" w:history="1">
+        <w:hyperlink r:id="rId12" w:history="1">
           <w:r>
             <w:rPr>
               <w:rStyle w:val="Hyperlink"/>
@@ -1449,49 +1441,13 @@
       </w:r>
       <w:r>
         <w:rPr>
-          <w:u w:val="single" w:color="0000ff"/>
           <w:rFonts w:ascii="Charis SIL Regular" w:hAnsi="Charis SIL Regular" w:eastAsia="Charis SIL Regular"/>
           <w:b w:val="0"/>
           <w:i w:val="0"/>
           <w:color w:val="000000"/>
           <w:sz w:val="24"/>
         </w:rPr>
-        <w:hyperlink r:id="rId16" w:history="1">
-          <w:r>
-            <w:rPr>
-              <w:rStyle w:val="Hyperlink"/>
-            </w:rPr>
-            <w:t>verhuisd</w:t>
-          </w:r>
-        </w:hyperlink>
-      </w:r>
-      <w:r>
-        <w:rPr>
-          <w:u w:val="single" w:color="0000ff"/>
-          <w:rFonts w:ascii="Charis SIL Regular" w:hAnsi="Charis SIL Regular" w:eastAsia="Charis SIL Regular"/>
-          <w:b w:val="0"/>
-          <w:i w:val="0"/>
-          <w:color w:val="000000"/>
-          <w:sz w:val="24"/>
-        </w:rPr>
-        <w:hyperlink r:id="rId16" w:history="1">
-          <w:r>
-            <w:rPr>
-              <w:rStyle w:val="Hyperlink"/>
-            </w:rPr>
-            <w:t>e de collecti</w:t>
-          </w:r>
-        </w:hyperlink>
-      </w:r>
-      <w:r>
-        <w:rPr>
-          <w:rFonts w:ascii="Charis SIL Regular" w:hAnsi="Charis SIL Regular" w:eastAsia="Charis SIL Regular"/>
-          <w:b w:val="0"/>
-          <w:i w:val="0"/>
-          <w:color w:val="000000"/>
-          <w:sz w:val="24"/>
-        </w:rPr>
-        <w:t xml:space="preserve">e naar het </w:t>
+        <w:t xml:space="preserve">verhuisde de collectie naar het </w:t>
       </w:r>
       <w:r>
         <w:rPr>

--- a/EXPORTS/DOCX/published/niveau3/Dutch/KVVAK.docx
+++ b/EXPORTS/DOCX/published/niveau3/Dutch/KVVAK.docx
@@ -907,8 +907,16 @@
           <w:i w:val="0"/>
           <w:color w:val="0000FF"/>
           <w:sz w:val="24"/>
-        </w:rPr>
-        <w:t>Aziatische</w:t>
+          <w:u w:val="single"/>
+        </w:rPr>
+        <w:hyperlink r:id="rId12" w:history="1">
+          <w:r>
+            <w:rPr>
+              <w:rStyle w:val="Hyperlink"/>
+            </w:rPr>
+            <w:t>Aziatische</w:t>
+          </w:r>
+        </w:hyperlink>
       </w:r>
       <w:r>
         <w:rPr>
@@ -966,7 +974,7 @@
           <w:sz w:val="24"/>
           <w:u w:val="single"/>
         </w:rPr>
-        <w:hyperlink r:id="rId12" w:history="1">
+        <w:hyperlink r:id="rId11" w:history="1">
           <w:r>
             <w:rPr>
               <w:rStyle w:val="Hyperlink"/>
@@ -1441,13 +1449,49 @@
       </w:r>
       <w:r>
         <w:rPr>
+          <w:u w:val="single" w:color="0000ff"/>
           <w:rFonts w:ascii="Charis SIL Regular" w:hAnsi="Charis SIL Regular" w:eastAsia="Charis SIL Regular"/>
           <w:b w:val="0"/>
           <w:i w:val="0"/>
           <w:color w:val="000000"/>
           <w:sz w:val="24"/>
         </w:rPr>
-        <w:t xml:space="preserve">verhuisde de collectie naar het </w:t>
+        <w:hyperlink r:id="rId16" w:history="1">
+          <w:r>
+            <w:rPr>
+              <w:rStyle w:val="Hyperlink"/>
+            </w:rPr>
+            <w:t>verhuisd</w:t>
+          </w:r>
+        </w:hyperlink>
+      </w:r>
+      <w:r>
+        <w:rPr>
+          <w:u w:val="single" w:color="0000ff"/>
+          <w:rFonts w:ascii="Charis SIL Regular" w:hAnsi="Charis SIL Regular" w:eastAsia="Charis SIL Regular"/>
+          <w:b w:val="0"/>
+          <w:i w:val="0"/>
+          <w:color w:val="000000"/>
+          <w:sz w:val="24"/>
+        </w:rPr>
+        <w:hyperlink r:id="rId16" w:history="1">
+          <w:r>
+            <w:rPr>
+              <w:rStyle w:val="Hyperlink"/>
+            </w:rPr>
+            <w:t>e de collecti</w:t>
+          </w:r>
+        </w:hyperlink>
+      </w:r>
+      <w:r>
+        <w:rPr>
+          <w:rFonts w:ascii="Charis SIL Regular" w:hAnsi="Charis SIL Regular" w:eastAsia="Charis SIL Regular"/>
+          <w:b w:val="0"/>
+          <w:i w:val="0"/>
+          <w:color w:val="000000"/>
+          <w:sz w:val="24"/>
+        </w:rPr>
+        <w:t xml:space="preserve">e naar het </w:t>
       </w:r>
       <w:r>
         <w:rPr>
@@ -4958,7 +5002,7 @@
           <w:sz w:val="24"/>
           <w:u w:val="single"/>
         </w:rPr>
-        <w:hyperlink r:id="rId35" w:history="1">
+        <w:hyperlink r:id="rId36" w:history="1">
           <w:r>
             <w:rPr>
               <w:rStyle w:val="Hyperlink"/>

--- a/EXPORTS/DOCX/published/niveau3/Dutch/KVVAK.docx
+++ b/EXPORTS/DOCX/published/niveau3/Dutch/KVVAK.docx
@@ -974,7 +974,7 @@
           <w:sz w:val="24"/>
           <w:u w:val="single"/>
         </w:rPr>
-        <w:hyperlink r:id="rId11" w:history="1">
+        <w:hyperlink r:id="rId12" w:history="1">
           <w:r>
             <w:rPr>
               <w:rStyle w:val="Hyperlink"/>
@@ -1449,49 +1449,13 @@
       </w:r>
       <w:r>
         <w:rPr>
-          <w:u w:val="single" w:color="0000ff"/>
           <w:rFonts w:ascii="Charis SIL Regular" w:hAnsi="Charis SIL Regular" w:eastAsia="Charis SIL Regular"/>
           <w:b w:val="0"/>
           <w:i w:val="0"/>
           <w:color w:val="000000"/>
           <w:sz w:val="24"/>
         </w:rPr>
-        <w:hyperlink r:id="rId16" w:history="1">
-          <w:r>
-            <w:rPr>
-              <w:rStyle w:val="Hyperlink"/>
-            </w:rPr>
-            <w:t>verhuisd</w:t>
-          </w:r>
-        </w:hyperlink>
-      </w:r>
-      <w:r>
-        <w:rPr>
-          <w:u w:val="single" w:color="0000ff"/>
-          <w:rFonts w:ascii="Charis SIL Regular" w:hAnsi="Charis SIL Regular" w:eastAsia="Charis SIL Regular"/>
-          <w:b w:val="0"/>
-          <w:i w:val="0"/>
-          <w:color w:val="000000"/>
-          <w:sz w:val="24"/>
-        </w:rPr>
-        <w:hyperlink r:id="rId16" w:history="1">
-          <w:r>
-            <w:rPr>
-              <w:rStyle w:val="Hyperlink"/>
-            </w:rPr>
-            <w:t>e de collecti</w:t>
-          </w:r>
-        </w:hyperlink>
-      </w:r>
-      <w:r>
-        <w:rPr>
-          <w:rFonts w:ascii="Charis SIL Regular" w:hAnsi="Charis SIL Regular" w:eastAsia="Charis SIL Regular"/>
-          <w:b w:val="0"/>
-          <w:i w:val="0"/>
-          <w:color w:val="000000"/>
-          <w:sz w:val="24"/>
-        </w:rPr>
-        <w:t xml:space="preserve">e naar het </w:t>
+        <w:t xml:space="preserve">verhuisde de collectie naar het </w:t>
       </w:r>
       <w:r>
         <w:rPr>
@@ -5002,7 +4966,7 @@
           <w:sz w:val="24"/>
           <w:u w:val="single"/>
         </w:rPr>
-        <w:hyperlink r:id="rId36" w:history="1">
+        <w:hyperlink r:id="rId35" w:history="1">
           <w:r>
             <w:rPr>
               <w:rStyle w:val="Hyperlink"/>

--- a/EXPORTS/DOCX/published/niveau3/Dutch/KVVAK.docx
+++ b/EXPORTS/DOCX/published/niveau3/Dutch/KVVAK.docx
@@ -909,25 +909,7 @@
           <w:sz w:val="24"/>
           <w:u w:val="single"/>
         </w:rPr>
-        <w:hyperlink r:id="rId12" w:history="1">
-          <w:r>
-            <w:rPr>
-              <w:rStyle w:val="Hyperlink"/>
-            </w:rPr>
-            <w:t>Aziatische</w:t>
-          </w:r>
-        </w:hyperlink>
-      </w:r>
-      <w:r>
-        <w:rPr>
-          <w:rFonts w:ascii="Charis SIL Regular" w:hAnsi="Charis SIL Regular" w:eastAsia="Charis SIL Regular"/>
-          <w:b w:val="0"/>
-          <w:i w:val="0"/>
-          <w:color w:val="0000FF"/>
-          <w:sz w:val="24"/>
-          <w:u w:val="single"/>
-        </w:rPr>
-        <w:t xml:space="preserve"> </w:t>
+        <w:t xml:space="preserve">Aziatische </w:t>
       </w:r>
       <w:r>
         <w:rPr>
@@ -1449,13 +1431,49 @@
       </w:r>
       <w:r>
         <w:rPr>
+          <w:u w:val="single" w:color="0000ff"/>
           <w:rFonts w:ascii="Charis SIL Regular" w:hAnsi="Charis SIL Regular" w:eastAsia="Charis SIL Regular"/>
           <w:b w:val="0"/>
           <w:i w:val="0"/>
           <w:color w:val="000000"/>
           <w:sz w:val="24"/>
         </w:rPr>
-        <w:t xml:space="preserve">verhuisde de collectie naar het </w:t>
+        <w:hyperlink r:id="rId16" w:history="1">
+          <w:r>
+            <w:rPr>
+              <w:rStyle w:val="Hyperlink"/>
+            </w:rPr>
+            <w:t>verhuisd</w:t>
+          </w:r>
+        </w:hyperlink>
+      </w:r>
+      <w:r>
+        <w:rPr>
+          <w:u w:val="single" w:color="0000ff"/>
+          <w:rFonts w:ascii="Charis SIL Regular" w:hAnsi="Charis SIL Regular" w:eastAsia="Charis SIL Regular"/>
+          <w:b w:val="0"/>
+          <w:i w:val="0"/>
+          <w:color w:val="000000"/>
+          <w:sz w:val="24"/>
+        </w:rPr>
+        <w:hyperlink r:id="rId16" w:history="1">
+          <w:r>
+            <w:rPr>
+              <w:rStyle w:val="Hyperlink"/>
+            </w:rPr>
+            <w:t>e de collecti</w:t>
+          </w:r>
+        </w:hyperlink>
+      </w:r>
+      <w:r>
+        <w:rPr>
+          <w:rFonts w:ascii="Charis SIL Regular" w:hAnsi="Charis SIL Regular" w:eastAsia="Charis SIL Regular"/>
+          <w:b w:val="0"/>
+          <w:i w:val="0"/>
+          <w:color w:val="000000"/>
+          <w:sz w:val="24"/>
+        </w:rPr>
+        <w:t xml:space="preserve">e naar het </w:t>
       </w:r>
       <w:r>
         <w:rPr>
@@ -1645,14 +1663,7 @@
           <w:color w:val="000000"/>
           <w:sz w:val="24"/>
         </w:rPr>
-        <w:hyperlink r:id="rId19" w:history="1">
-          <w:r>
-            <w:rPr>
-              <w:rStyle w:val="Hyperlink"/>
-            </w:rPr>
-            <w:t>der ande</w:t>
-          </w:r>
-        </w:hyperlink>
+        <w:t>der ande</w:t>
       </w:r>
       <w:r>
         <w:rPr>

--- a/EXPORTS/DOCX/published/niveau3/Dutch/KVVAK.docx
+++ b/EXPORTS/DOCX/published/niveau3/Dutch/KVVAK.docx
@@ -909,7 +909,25 @@
           <w:sz w:val="24"/>
           <w:u w:val="single"/>
         </w:rPr>
-        <w:t xml:space="preserve">Aziatische </w:t>
+        <w:hyperlink r:id="rId12" w:history="1">
+          <w:r>
+            <w:rPr>
+              <w:rStyle w:val="Hyperlink"/>
+            </w:rPr>
+            <w:t>Aziatische</w:t>
+          </w:r>
+        </w:hyperlink>
+      </w:r>
+      <w:r>
+        <w:rPr>
+          <w:rFonts w:ascii="Charis SIL Regular" w:hAnsi="Charis SIL Regular" w:eastAsia="Charis SIL Regular"/>
+          <w:b w:val="0"/>
+          <w:i w:val="0"/>
+          <w:color w:val="0000FF"/>
+          <w:sz w:val="24"/>
+          <w:u w:val="single"/>
+        </w:rPr>
+        <w:t xml:space="preserve"> </w:t>
       </w:r>
       <w:r>
         <w:rPr>
@@ -1431,49 +1449,13 @@
       </w:r>
       <w:r>
         <w:rPr>
-          <w:u w:val="single" w:color="0000ff"/>
           <w:rFonts w:ascii="Charis SIL Regular" w:hAnsi="Charis SIL Regular" w:eastAsia="Charis SIL Regular"/>
           <w:b w:val="0"/>
           <w:i w:val="0"/>
           <w:color w:val="000000"/>
           <w:sz w:val="24"/>
         </w:rPr>
-        <w:hyperlink r:id="rId16" w:history="1">
-          <w:r>
-            <w:rPr>
-              <w:rStyle w:val="Hyperlink"/>
-            </w:rPr>
-            <w:t>verhuisd</w:t>
-          </w:r>
-        </w:hyperlink>
-      </w:r>
-      <w:r>
-        <w:rPr>
-          <w:u w:val="single" w:color="0000ff"/>
-          <w:rFonts w:ascii="Charis SIL Regular" w:hAnsi="Charis SIL Regular" w:eastAsia="Charis SIL Regular"/>
-          <w:b w:val="0"/>
-          <w:i w:val="0"/>
-          <w:color w:val="000000"/>
-          <w:sz w:val="24"/>
-        </w:rPr>
-        <w:hyperlink r:id="rId16" w:history="1">
-          <w:r>
-            <w:rPr>
-              <w:rStyle w:val="Hyperlink"/>
-            </w:rPr>
-            <w:t>e de collecti</w:t>
-          </w:r>
-        </w:hyperlink>
-      </w:r>
-      <w:r>
-        <w:rPr>
-          <w:rFonts w:ascii="Charis SIL Regular" w:hAnsi="Charis SIL Regular" w:eastAsia="Charis SIL Regular"/>
-          <w:b w:val="0"/>
-          <w:i w:val="0"/>
-          <w:color w:val="000000"/>
-          <w:sz w:val="24"/>
-        </w:rPr>
-        <w:t xml:space="preserve">e naar het </w:t>
+        <w:t xml:space="preserve">verhuisde de collectie naar het </w:t>
       </w:r>
       <w:r>
         <w:rPr>
@@ -1663,7 +1645,14 @@
           <w:color w:val="000000"/>
           <w:sz w:val="24"/>
         </w:rPr>
-        <w:t>der ande</w:t>
+        <w:hyperlink r:id="rId19" w:history="1">
+          <w:r>
+            <w:rPr>
+              <w:rStyle w:val="Hyperlink"/>
+            </w:rPr>
+            <w:t>der ande</w:t>
+          </w:r>
+        </w:hyperlink>
       </w:r>
       <w:r>
         <w:rPr>

--- a/EXPORTS/DOCX/published/niveau3/Dutch/KVVAK.docx
+++ b/EXPORTS/DOCX/published/niveau3/Dutch/KVVAK.docx
@@ -925,7 +925,6 @@
           <w:i w:val="0"/>
           <w:color w:val="0000FF"/>
           <w:sz w:val="24"/>
-          <w:u w:val="single"/>
         </w:rPr>
         <w:t xml:space="preserve"> </w:t>
       </w:r>
@@ -938,7 +937,7 @@
           <w:sz w:val="24"/>
           <w:u w:val="single"/>
         </w:rPr>
-        <w:hyperlink r:id="rId12" w:history="1">
+        <w:hyperlink r:id="rId11" w:history="1">
           <w:r>
             <w:rPr>
               <w:rStyle w:val="Hyperlink"/>
@@ -956,7 +955,7 @@
           <w:sz w:val="24"/>
           <w:u w:val="single"/>
         </w:rPr>
-        <w:hyperlink r:id="rId12" w:history="1">
+        <w:hyperlink r:id="rId11" w:history="1">
           <w:r>
             <w:rPr>
               <w:rStyle w:val="Hyperlink"/>
@@ -1449,13 +1448,49 @@
       </w:r>
       <w:r>
         <w:rPr>
+          <w:u w:val="single" w:color="0000ff"/>
           <w:rFonts w:ascii="Charis SIL Regular" w:hAnsi="Charis SIL Regular" w:eastAsia="Charis SIL Regular"/>
           <w:b w:val="0"/>
           <w:i w:val="0"/>
           <w:color w:val="000000"/>
           <w:sz w:val="24"/>
         </w:rPr>
-        <w:t xml:space="preserve">verhuisde de collectie naar het </w:t>
+        <w:hyperlink r:id="rId16" w:history="1">
+          <w:r>
+            <w:rPr>
+              <w:rStyle w:val="Hyperlink"/>
+            </w:rPr>
+            <w:t>verhuisd</w:t>
+          </w:r>
+        </w:hyperlink>
+      </w:r>
+      <w:r>
+        <w:rPr>
+          <w:u w:val="single" w:color="0000ff"/>
+          <w:rFonts w:ascii="Charis SIL Regular" w:hAnsi="Charis SIL Regular" w:eastAsia="Charis SIL Regular"/>
+          <w:b w:val="0"/>
+          <w:i w:val="0"/>
+          <w:color w:val="000000"/>
+          <w:sz w:val="24"/>
+        </w:rPr>
+        <w:hyperlink r:id="rId16" w:history="1">
+          <w:r>
+            <w:rPr>
+              <w:rStyle w:val="Hyperlink"/>
+            </w:rPr>
+            <w:t>e de collecti</w:t>
+          </w:r>
+        </w:hyperlink>
+      </w:r>
+      <w:r>
+        <w:rPr>
+          <w:rFonts w:ascii="Charis SIL Regular" w:hAnsi="Charis SIL Regular" w:eastAsia="Charis SIL Regular"/>
+          <w:b w:val="0"/>
+          <w:i w:val="0"/>
+          <w:color w:val="000000"/>
+          <w:sz w:val="24"/>
+        </w:rPr>
+        <w:t xml:space="preserve">e naar het </w:t>
       </w:r>
       <w:r>
         <w:rPr>

--- a/EXPORTS/DOCX/published/niveau3/Dutch/KVVAK.docx
+++ b/EXPORTS/DOCX/published/niveau3/Dutch/KVVAK.docx
@@ -909,14 +909,7 @@
           <w:sz w:val="24"/>
           <w:u w:val="single"/>
         </w:rPr>
-        <w:hyperlink r:id="rId12" w:history="1">
-          <w:r>
-            <w:rPr>
-              <w:rStyle w:val="Hyperlink"/>
-            </w:rPr>
-            <w:t>Aziatische</w:t>
-          </w:r>
-        </w:hyperlink>
+        <w:t xml:space="preserve">Aziatische </w:t>
       </w:r>
       <w:r>
         <w:rPr>
@@ -925,19 +918,9 @@
           <w:i w:val="0"/>
           <w:color w:val="0000FF"/>
           <w:sz w:val="24"/>
-        </w:rPr>
-        <w:t xml:space="preserve"> </w:t>
-      </w:r>
-      <w:r>
-        <w:rPr>
-          <w:rFonts w:ascii="Charis SIL Regular" w:hAnsi="Charis SIL Regular" w:eastAsia="Charis SIL Regular"/>
-          <w:b w:val="0"/>
-          <w:i w:val="0"/>
-          <w:color w:val="0000FF"/>
-          <w:sz w:val="24"/>
           <w:u w:val="single"/>
         </w:rPr>
-        <w:hyperlink r:id="rId11" w:history="1">
+        <w:hyperlink r:id="rId12" w:history="1">
           <w:r>
             <w:rPr>
               <w:rStyle w:val="Hyperlink"/>
@@ -955,7 +938,7 @@
           <w:sz w:val="24"/>
           <w:u w:val="single"/>
         </w:rPr>
-        <w:hyperlink r:id="rId11" w:history="1">
+        <w:hyperlink r:id="rId12" w:history="1">
           <w:r>
             <w:rPr>
               <w:rStyle w:val="Hyperlink"/>

--- a/EXPORTS/DOCX/published/niveau3/Dutch/KVVAK.docx
+++ b/EXPORTS/DOCX/published/niveau3/Dutch/KVVAK.docx
@@ -909,7 +909,14 @@
           <w:sz w:val="24"/>
           <w:u w:val="single"/>
         </w:rPr>
-        <w:t xml:space="preserve">Aziatische </w:t>
+        <w:hyperlink r:id="rId12" w:history="1">
+          <w:r>
+            <w:rPr>
+              <w:rStyle w:val="Hyperlink"/>
+            </w:rPr>
+            <w:t>Aziatische</w:t>
+          </w:r>
+        </w:hyperlink>
       </w:r>
       <w:r>
         <w:rPr>
@@ -920,7 +927,18 @@
           <w:sz w:val="24"/>
           <w:u w:val="single"/>
         </w:rPr>
-        <w:hyperlink r:id="rId12" w:history="1">
+        <w:t xml:space="preserve"> </w:t>
+      </w:r>
+      <w:r>
+        <w:rPr>
+          <w:rFonts w:ascii="Charis SIL Regular" w:hAnsi="Charis SIL Regular" w:eastAsia="Charis SIL Regular"/>
+          <w:b w:val="0"/>
+          <w:i w:val="0"/>
+          <w:color w:val="0000FF"/>
+          <w:sz w:val="24"/>
+          <w:u w:val="single"/>
+        </w:rPr>
+        <w:hyperlink r:id="rId11" w:history="1">
           <w:r>
             <w:rPr>
               <w:rStyle w:val="Hyperlink"/>
@@ -938,7 +956,7 @@
           <w:sz w:val="24"/>
           <w:u w:val="single"/>
         </w:rPr>
-        <w:hyperlink r:id="rId12" w:history="1">
+        <w:hyperlink r:id="rId11" w:history="1">
           <w:r>
             <w:rPr>
               <w:rStyle w:val="Hyperlink"/>
@@ -956,7 +974,7 @@
           <w:sz w:val="24"/>
           <w:u w:val="single"/>
         </w:rPr>
-        <w:hyperlink r:id="rId12" w:history="1">
+        <w:hyperlink r:id="rId11" w:history="1">
           <w:r>
             <w:rPr>
               <w:rStyle w:val="Hyperlink"/>
@@ -4984,7 +5002,7 @@
           <w:sz w:val="24"/>
           <w:u w:val="single"/>
         </w:rPr>
-        <w:hyperlink r:id="rId35" w:history="1">
+        <w:hyperlink r:id="rId36" w:history="1">
           <w:r>
             <w:rPr>
               <w:rStyle w:val="Hyperlink"/>

--- a/EXPORTS/DOCX/published/niveau3/Dutch/KVVAK.docx
+++ b/EXPORTS/DOCX/published/niveau3/Dutch/KVVAK.docx
@@ -5002,7 +5002,7 @@
           <w:sz w:val="24"/>
           <w:u w:val="single"/>
         </w:rPr>
-        <w:hyperlink r:id="rId36" w:history="1">
+        <w:hyperlink r:id="rId35" w:history="1">
           <w:r>
             <w:rPr>
               <w:rStyle w:val="Hyperlink"/>

--- a/EXPORTS/DOCX/published/niveau3/Dutch/KVVAK.docx
+++ b/EXPORTS/DOCX/published/niveau3/Dutch/KVVAK.docx
@@ -909,7 +909,14 @@
           <w:sz w:val="24"/>
           <w:u w:val="single"/>
         </w:rPr>
-        <w:t xml:space="preserve">Aziatische </w:t>
+        <w:hyperlink r:id="rId12" w:history="1">
+          <w:r>
+            <w:rPr>
+              <w:rStyle w:val="Hyperlink"/>
+            </w:rPr>
+            <w:t>Aziatische</w:t>
+          </w:r>
+        </w:hyperlink>
       </w:r>
       <w:r>
         <w:rPr>
@@ -920,7 +927,18 @@
           <w:sz w:val="24"/>
           <w:u w:val="single"/>
         </w:rPr>
-        <w:hyperlink r:id="rId12" w:history="1">
+        <w:t xml:space="preserve"> </w:t>
+      </w:r>
+      <w:r>
+        <w:rPr>
+          <w:rFonts w:ascii="Charis SIL Regular" w:hAnsi="Charis SIL Regular" w:eastAsia="Charis SIL Regular"/>
+          <w:b w:val="0"/>
+          <w:i w:val="0"/>
+          <w:color w:val="0000FF"/>
+          <w:sz w:val="24"/>
+          <w:u w:val="single"/>
+        </w:rPr>
+        <w:hyperlink r:id="rId11" w:history="1">
           <w:r>
             <w:rPr>
               <w:rStyle w:val="Hyperlink"/>
@@ -938,7 +956,7 @@
           <w:sz w:val="24"/>
           <w:u w:val="single"/>
         </w:rPr>
-        <w:hyperlink r:id="rId12" w:history="1">
+        <w:hyperlink r:id="rId11" w:history="1">
           <w:r>
             <w:rPr>
               <w:rStyle w:val="Hyperlink"/>
@@ -956,7 +974,7 @@
           <w:sz w:val="24"/>
           <w:u w:val="single"/>
         </w:rPr>
-        <w:hyperlink r:id="rId12" w:history="1">
+        <w:hyperlink r:id="rId11" w:history="1">
           <w:r>
             <w:rPr>
               <w:rStyle w:val="Hyperlink"/>

--- a/EXPORTS/DOCX/published/niveau3/Dutch/KVVAK.docx
+++ b/EXPORTS/DOCX/published/niveau3/Dutch/KVVAK.docx
@@ -369,133 +369,7 @@
           <w:color w:val="000000"/>
           <w:sz w:val="24"/>
         </w:rPr>
-        <w:t>opg</w:t>
-      </w:r>
-      <w:r>
-        <w:rPr>
-          <w:u w:val="single" w:color="0000ff"/>
-          <w:rFonts w:ascii="Charis SIL Regular" w:hAnsi="Charis SIL Regular" w:eastAsia="Charis SIL Regular"/>
-          <w:b w:val="0"/>
-          <w:i w:val="0"/>
-          <w:color w:val="000000"/>
-          <w:sz w:val="24"/>
-        </w:rPr>
-        <w:hyperlink r:id="rId9" w:history="1">
-          <w:r>
-            <w:rPr>
-              <w:rStyle w:val="Hyperlink"/>
-            </w:rPr>
-            <w:t>erichte ver</w:t>
-          </w:r>
-        </w:hyperlink>
-      </w:r>
-      <w:r>
-        <w:rPr>
-          <w:u w:val="single" w:color="0000ff"/>
-          <w:rFonts w:ascii="Charis SIL Regular" w:hAnsi="Charis SIL Regular" w:eastAsia="Charis SIL Regular"/>
-          <w:b w:val="0"/>
-          <w:i w:val="0"/>
-          <w:color w:val="000000"/>
-          <w:sz w:val="24"/>
-        </w:rPr>
-        <w:hyperlink r:id="rId9" w:history="1">
-          <w:r>
-            <w:rPr>
-              <w:rStyle w:val="Hyperlink"/>
-            </w:rPr>
-            <w:t>e</w:t>
-          </w:r>
-        </w:hyperlink>
-      </w:r>
-      <w:r>
-        <w:rPr>
-          <w:u w:val="single" w:color="0000ff"/>
-          <w:rFonts w:ascii="Charis SIL Regular" w:hAnsi="Charis SIL Regular" w:eastAsia="Charis SIL Regular"/>
-          <w:b w:val="0"/>
-          <w:i w:val="0"/>
-          <w:color w:val="000000"/>
-          <w:sz w:val="24"/>
-        </w:rPr>
-        <w:hyperlink r:id="rId9" w:history="1">
-          <w:r>
-            <w:rPr>
-              <w:rStyle w:val="Hyperlink"/>
-            </w:rPr>
-            <w:t xml:space="preserve">niging die </w:t>
-          </w:r>
-        </w:hyperlink>
-      </w:r>
-      <w:r>
-        <w:rPr>
-          <w:u w:val="single" w:color="0000ff"/>
-          <w:rFonts w:ascii="Charis SIL Regular" w:hAnsi="Charis SIL Regular" w:eastAsia="Charis SIL Regular"/>
-          <w:b w:val="0"/>
-          <w:i w:val="0"/>
-          <w:color w:val="000000"/>
-          <w:sz w:val="24"/>
-        </w:rPr>
-        <w:hyperlink r:id="rId9" w:history="1">
-          <w:r>
-            <w:rPr>
-              <w:rStyle w:val="Hyperlink"/>
-            </w:rPr>
-            <w:t>s</w:t>
-          </w:r>
-        </w:hyperlink>
-      </w:r>
-      <w:r>
-        <w:rPr>
-          <w:u w:val="single" w:color="0000ff"/>
-          <w:rFonts w:ascii="Charis SIL Regular" w:hAnsi="Charis SIL Regular" w:eastAsia="Charis SIL Regular"/>
-          <w:b w:val="0"/>
-          <w:i w:val="0"/>
-          <w:color w:val="000000"/>
-          <w:sz w:val="24"/>
-        </w:rPr>
-        <w:hyperlink r:id="rId9" w:history="1">
-          <w:r>
-            <w:rPr>
-              <w:rStyle w:val="Hyperlink"/>
-            </w:rPr>
-            <w:t>ind</w:t>
-          </w:r>
-        </w:hyperlink>
-      </w:r>
-      <w:r>
-        <w:rPr>
-          <w:u w:val="single" w:color="0000ff"/>
-          <w:rFonts w:ascii="Charis SIL Regular" w:hAnsi="Charis SIL Regular" w:eastAsia="Charis SIL Regular"/>
-          <w:b w:val="0"/>
-          <w:i w:val="0"/>
-          <w:color w:val="000000"/>
-          <w:sz w:val="24"/>
-        </w:rPr>
-        <w:hyperlink r:id="rId9" w:history="1">
-          <w:r>
-            <w:rPr>
-              <w:rStyle w:val="Hyperlink"/>
-            </w:rPr>
-            <w:t>s</w:t>
-          </w:r>
-        </w:hyperlink>
-      </w:r>
-      <w:r>
-        <w:rPr>
-          <w:u w:val="single" w:color="0000ff"/>
-          <w:rFonts w:ascii="Charis SIL Regular" w:hAnsi="Charis SIL Regular" w:eastAsia="Charis SIL Regular"/>
-          <w:b w:val="0"/>
-          <w:i w:val="0"/>
-          <w:color w:val="000000"/>
-          <w:sz w:val="24"/>
-        </w:rPr>
-        <w:hyperlink r:id="rId9" w:history="1">
-          <w:r>
-            <w:rPr>
-              <w:rStyle w:val="Hyperlink"/>
-            </w:rPr>
-            <w:t xml:space="preserve"> 2018 het</w:t>
-          </w:r>
-        </w:hyperlink>
+        <w:t>opgerichte vereniging die sinds 2018 het</w:t>
       </w:r>
       <w:r>
         <w:rPr>
@@ -938,7 +812,7 @@
           <w:sz w:val="24"/>
           <w:u w:val="single"/>
         </w:rPr>
-        <w:hyperlink r:id="rId11" w:history="1">
+        <w:hyperlink r:id="rId12" w:history="1">
           <w:r>
             <w:rPr>
               <w:rStyle w:val="Hyperlink"/>
@@ -1449,21 +1323,13 @@
       </w:r>
       <w:r>
         <w:rPr>
-          <w:u w:val="single" w:color="0000ff"/>
           <w:rFonts w:ascii="Charis SIL Regular" w:hAnsi="Charis SIL Regular" w:eastAsia="Charis SIL Regular"/>
           <w:b w:val="0"/>
           <w:i w:val="0"/>
           <w:color w:val="000000"/>
           <w:sz w:val="24"/>
         </w:rPr>
-        <w:hyperlink r:id="rId16" w:history="1">
-          <w:r>
-            <w:rPr>
-              <w:rStyle w:val="Hyperlink"/>
-            </w:rPr>
-            <w:t>verhuisd</w:t>
-          </w:r>
-        </w:hyperlink>
+        <w:t>verhuisd</w:t>
       </w:r>
       <w:r>
         <w:rPr>
@@ -5002,7 +4868,7 @@
           <w:sz w:val="24"/>
           <w:u w:val="single"/>
         </w:rPr>
-        <w:hyperlink r:id="rId36" w:history="1">
+        <w:hyperlink r:id="rId35" w:history="1">
           <w:r>
             <w:rPr>
               <w:rStyle w:val="Hyperlink"/>
@@ -5020,7 +4886,7 @@
           <w:sz w:val="24"/>
           <w:u w:val="single"/>
         </w:rPr>
-        <w:hyperlink r:id="rId36" w:history="1">
+        <w:hyperlink r:id="rId35" w:history="1">
           <w:r>
             <w:rPr>
               <w:rStyle w:val="Hyperlink"/>

--- a/EXPORTS/DOCX/published/niveau3/Dutch/KVVAK.docx
+++ b/EXPORTS/DOCX/published/niveau3/Dutch/KVVAK.docx
@@ -369,7 +369,133 @@
           <w:color w:val="000000"/>
           <w:sz w:val="24"/>
         </w:rPr>
-        <w:t>opgerichte vereniging die sinds 2018 het</w:t>
+        <w:t>opg</w:t>
+      </w:r>
+      <w:r>
+        <w:rPr>
+          <w:u w:val="single" w:color="0000ff"/>
+          <w:rFonts w:ascii="Charis SIL Regular" w:hAnsi="Charis SIL Regular" w:eastAsia="Charis SIL Regular"/>
+          <w:b w:val="0"/>
+          <w:i w:val="0"/>
+          <w:color w:val="000000"/>
+          <w:sz w:val="24"/>
+        </w:rPr>
+        <w:hyperlink r:id="rId9" w:history="1">
+          <w:r>
+            <w:rPr>
+              <w:rStyle w:val="Hyperlink"/>
+            </w:rPr>
+            <w:t>erichte ver</w:t>
+          </w:r>
+        </w:hyperlink>
+      </w:r>
+      <w:r>
+        <w:rPr>
+          <w:u w:val="single" w:color="0000ff"/>
+          <w:rFonts w:ascii="Charis SIL Regular" w:hAnsi="Charis SIL Regular" w:eastAsia="Charis SIL Regular"/>
+          <w:b w:val="0"/>
+          <w:i w:val="0"/>
+          <w:color w:val="000000"/>
+          <w:sz w:val="24"/>
+        </w:rPr>
+        <w:hyperlink r:id="rId9" w:history="1">
+          <w:r>
+            <w:rPr>
+              <w:rStyle w:val="Hyperlink"/>
+            </w:rPr>
+            <w:t>e</w:t>
+          </w:r>
+        </w:hyperlink>
+      </w:r>
+      <w:r>
+        <w:rPr>
+          <w:u w:val="single" w:color="0000ff"/>
+          <w:rFonts w:ascii="Charis SIL Regular" w:hAnsi="Charis SIL Regular" w:eastAsia="Charis SIL Regular"/>
+          <w:b w:val="0"/>
+          <w:i w:val="0"/>
+          <w:color w:val="000000"/>
+          <w:sz w:val="24"/>
+        </w:rPr>
+        <w:hyperlink r:id="rId9" w:history="1">
+          <w:r>
+            <w:rPr>
+              <w:rStyle w:val="Hyperlink"/>
+            </w:rPr>
+            <w:t xml:space="preserve">niging die </w:t>
+          </w:r>
+        </w:hyperlink>
+      </w:r>
+      <w:r>
+        <w:rPr>
+          <w:u w:val="single" w:color="0000ff"/>
+          <w:rFonts w:ascii="Charis SIL Regular" w:hAnsi="Charis SIL Regular" w:eastAsia="Charis SIL Regular"/>
+          <w:b w:val="0"/>
+          <w:i w:val="0"/>
+          <w:color w:val="000000"/>
+          <w:sz w:val="24"/>
+        </w:rPr>
+        <w:hyperlink r:id="rId9" w:history="1">
+          <w:r>
+            <w:rPr>
+              <w:rStyle w:val="Hyperlink"/>
+            </w:rPr>
+            <w:t>s</w:t>
+          </w:r>
+        </w:hyperlink>
+      </w:r>
+      <w:r>
+        <w:rPr>
+          <w:u w:val="single" w:color="0000ff"/>
+          <w:rFonts w:ascii="Charis SIL Regular" w:hAnsi="Charis SIL Regular" w:eastAsia="Charis SIL Regular"/>
+          <w:b w:val="0"/>
+          <w:i w:val="0"/>
+          <w:color w:val="000000"/>
+          <w:sz w:val="24"/>
+        </w:rPr>
+        <w:hyperlink r:id="rId9" w:history="1">
+          <w:r>
+            <w:rPr>
+              <w:rStyle w:val="Hyperlink"/>
+            </w:rPr>
+            <w:t>ind</w:t>
+          </w:r>
+        </w:hyperlink>
+      </w:r>
+      <w:r>
+        <w:rPr>
+          <w:u w:val="single" w:color="0000ff"/>
+          <w:rFonts w:ascii="Charis SIL Regular" w:hAnsi="Charis SIL Regular" w:eastAsia="Charis SIL Regular"/>
+          <w:b w:val="0"/>
+          <w:i w:val="0"/>
+          <w:color w:val="000000"/>
+          <w:sz w:val="24"/>
+        </w:rPr>
+        <w:hyperlink r:id="rId9" w:history="1">
+          <w:r>
+            <w:rPr>
+              <w:rStyle w:val="Hyperlink"/>
+            </w:rPr>
+            <w:t>s</w:t>
+          </w:r>
+        </w:hyperlink>
+      </w:r>
+      <w:r>
+        <w:rPr>
+          <w:u w:val="single" w:color="0000ff"/>
+          <w:rFonts w:ascii="Charis SIL Regular" w:hAnsi="Charis SIL Regular" w:eastAsia="Charis SIL Regular"/>
+          <w:b w:val="0"/>
+          <w:i w:val="0"/>
+          <w:color w:val="000000"/>
+          <w:sz w:val="24"/>
+        </w:rPr>
+        <w:hyperlink r:id="rId9" w:history="1">
+          <w:r>
+            <w:rPr>
+              <w:rStyle w:val="Hyperlink"/>
+            </w:rPr>
+            <w:t xml:space="preserve"> 2018 het</w:t>
+          </w:r>
+        </w:hyperlink>
       </w:r>
       <w:r>
         <w:rPr>
@@ -812,7 +938,7 @@
           <w:sz w:val="24"/>
           <w:u w:val="single"/>
         </w:rPr>
-        <w:hyperlink r:id="rId12" w:history="1">
+        <w:hyperlink r:id="rId11" w:history="1">
           <w:r>
             <w:rPr>
               <w:rStyle w:val="Hyperlink"/>
@@ -1323,13 +1449,21 @@
       </w:r>
       <w:r>
         <w:rPr>
+          <w:u w:val="single" w:color="0000ff"/>
           <w:rFonts w:ascii="Charis SIL Regular" w:hAnsi="Charis SIL Regular" w:eastAsia="Charis SIL Regular"/>
           <w:b w:val="0"/>
           <w:i w:val="0"/>
           <w:color w:val="000000"/>
           <w:sz w:val="24"/>
         </w:rPr>
-        <w:t>verhuisd</w:t>
+        <w:hyperlink r:id="rId16" w:history="1">
+          <w:r>
+            <w:rPr>
+              <w:rStyle w:val="Hyperlink"/>
+            </w:rPr>
+            <w:t>verhuisd</w:t>
+          </w:r>
+        </w:hyperlink>
       </w:r>
       <w:r>
         <w:rPr>

--- a/EXPORTS/DOCX/published/niveau3/Dutch/KVVAK.docx
+++ b/EXPORTS/DOCX/published/niveau3/Dutch/KVVAK.docx
@@ -909,14 +909,7 @@
           <w:sz w:val="24"/>
           <w:u w:val="single"/>
         </w:rPr>
-        <w:hyperlink r:id="rId12" w:history="1">
-          <w:r>
-            <w:rPr>
-              <w:rStyle w:val="Hyperlink"/>
-            </w:rPr>
-            <w:t>Aziatische</w:t>
-          </w:r>
-        </w:hyperlink>
+        <w:t xml:space="preserve">Aziatische </w:t>
       </w:r>
       <w:r>
         <w:rPr>
@@ -927,18 +920,7 @@
           <w:sz w:val="24"/>
           <w:u w:val="single"/>
         </w:rPr>
-        <w:t xml:space="preserve"> </w:t>
-      </w:r>
-      <w:r>
-        <w:rPr>
-          <w:rFonts w:ascii="Charis SIL Regular" w:hAnsi="Charis SIL Regular" w:eastAsia="Charis SIL Regular"/>
-          <w:b w:val="0"/>
-          <w:i w:val="0"/>
-          <w:color w:val="0000FF"/>
-          <w:sz w:val="24"/>
-          <w:u w:val="single"/>
-        </w:rPr>
-        <w:hyperlink r:id="rId11" w:history="1">
+        <w:hyperlink r:id="rId12" w:history="1">
           <w:r>
             <w:rPr>
               <w:rStyle w:val="Hyperlink"/>
@@ -956,7 +938,7 @@
           <w:sz w:val="24"/>
           <w:u w:val="single"/>
         </w:rPr>
-        <w:hyperlink r:id="rId11" w:history="1">
+        <w:hyperlink r:id="rId12" w:history="1">
           <w:r>
             <w:rPr>
               <w:rStyle w:val="Hyperlink"/>
@@ -974,7 +956,7 @@
           <w:sz w:val="24"/>
           <w:u w:val="single"/>
         </w:rPr>
-        <w:hyperlink r:id="rId11" w:history="1">
+        <w:hyperlink r:id="rId12" w:history="1">
           <w:r>
             <w:rPr>
               <w:rStyle w:val="Hyperlink"/>
@@ -5020,7 +5002,7 @@
           <w:sz w:val="24"/>
           <w:u w:val="single"/>
         </w:rPr>
-        <w:hyperlink r:id="rId36" w:history="1">
+        <w:hyperlink r:id="rId35" w:history="1">
           <w:r>
             <w:rPr>
               <w:rStyle w:val="Hyperlink"/>

--- a/EXPORTS/DOCX/published/niveau3/Dutch/KVVAK.docx
+++ b/EXPORTS/DOCX/published/niveau3/Dutch/KVVAK.docx
@@ -1431,21 +1431,13 @@
       </w:r>
       <w:r>
         <w:rPr>
-          <w:u w:val="single" w:color="0000ff"/>
           <w:rFonts w:ascii="Charis SIL Regular" w:hAnsi="Charis SIL Regular" w:eastAsia="Charis SIL Regular"/>
           <w:b w:val="0"/>
           <w:i w:val="0"/>
           <w:color w:val="000000"/>
           <w:sz w:val="24"/>
         </w:rPr>
-        <w:hyperlink r:id="rId16" w:history="1">
-          <w:r>
-            <w:rPr>
-              <w:rStyle w:val="Hyperlink"/>
-            </w:rPr>
-            <w:t>verhuisd</w:t>
-          </w:r>
-        </w:hyperlink>
+        <w:t>verhuisd</w:t>
       </w:r>
       <w:r>
         <w:rPr>

--- a/EXPORTS/DOCX/published/niveau3/Dutch/KVVAK.docx
+++ b/EXPORTS/DOCX/published/niveau3/Dutch/KVVAK.docx
@@ -909,7 +909,14 @@
           <w:sz w:val="24"/>
           <w:u w:val="single"/>
         </w:rPr>
-        <w:t xml:space="preserve">Aziatische </w:t>
+        <w:hyperlink r:id="rId12" w:history="1">
+          <w:r>
+            <w:rPr>
+              <w:rStyle w:val="Hyperlink"/>
+            </w:rPr>
+            <w:t>Aziatische</w:t>
+          </w:r>
+        </w:hyperlink>
       </w:r>
       <w:r>
         <w:rPr>
@@ -920,7 +927,18 @@
           <w:sz w:val="24"/>
           <w:u w:val="single"/>
         </w:rPr>
-        <w:hyperlink r:id="rId12" w:history="1">
+        <w:t xml:space="preserve"> </w:t>
+      </w:r>
+      <w:r>
+        <w:rPr>
+          <w:rFonts w:ascii="Charis SIL Regular" w:hAnsi="Charis SIL Regular" w:eastAsia="Charis SIL Regular"/>
+          <w:b w:val="0"/>
+          <w:i w:val="0"/>
+          <w:color w:val="0000FF"/>
+          <w:sz w:val="24"/>
+          <w:u w:val="single"/>
+        </w:rPr>
+        <w:hyperlink r:id="rId11" w:history="1">
           <w:r>
             <w:rPr>
               <w:rStyle w:val="Hyperlink"/>
@@ -938,7 +956,7 @@
           <w:sz w:val="24"/>
           <w:u w:val="single"/>
         </w:rPr>
-        <w:hyperlink r:id="rId12" w:history="1">
+        <w:hyperlink r:id="rId11" w:history="1">
           <w:r>
             <w:rPr>
               <w:rStyle w:val="Hyperlink"/>
@@ -956,7 +974,7 @@
           <w:sz w:val="24"/>
           <w:u w:val="single"/>
         </w:rPr>
-        <w:hyperlink r:id="rId12" w:history="1">
+        <w:hyperlink r:id="rId11" w:history="1">
           <w:r>
             <w:rPr>
               <w:rStyle w:val="Hyperlink"/>
@@ -1431,13 +1449,21 @@
       </w:r>
       <w:r>
         <w:rPr>
+          <w:u w:val="single" w:color="0000ff"/>
           <w:rFonts w:ascii="Charis SIL Regular" w:hAnsi="Charis SIL Regular" w:eastAsia="Charis SIL Regular"/>
           <w:b w:val="0"/>
           <w:i w:val="0"/>
           <w:color w:val="000000"/>
           <w:sz w:val="24"/>
         </w:rPr>
-        <w:t>verhuisd</w:t>
+        <w:hyperlink r:id="rId16" w:history="1">
+          <w:r>
+            <w:rPr>
+              <w:rStyle w:val="Hyperlink"/>
+            </w:rPr>
+            <w:t>verhuisd</w:t>
+          </w:r>
+        </w:hyperlink>
       </w:r>
       <w:r>
         <w:rPr>
@@ -4976,7 +5002,7 @@
           <w:sz w:val="24"/>
           <w:u w:val="single"/>
         </w:rPr>
-        <w:hyperlink r:id="rId35" w:history="1">
+        <w:hyperlink r:id="rId36" w:history="1">
           <w:r>
             <w:rPr>
               <w:rStyle w:val="Hyperlink"/>
